--- a/A.4.18.docx
+++ b/A.4.18.docx
@@ -10,6 +10,7 @@
         </w:rPr>
       </w:pPr>
       <w:bookmarkStart w:id="0" w:name="_Toc114820859"/>
+      <w:proofErr w:type="spellStart"/>
       <w:r>
         <w:rPr>
           <w:lang w:val="sv-SE"/>
@@ -34,6 +35,7 @@
         </w:rPr>
         <w:t>8</w:t>
       </w:r>
+      <w:proofErr w:type="spellEnd"/>
       <w:r>
         <w:rPr>
           <w:lang w:val="sv-SE"/>
@@ -48,14 +50,29 @@
         <w:rPr>
           <w:lang w:val="sv-SE"/>
         </w:rPr>
-        <w:t xml:space="preserve"> Alphabet</w:t>
+        <w:t xml:space="preserve"> </w:t>
       </w:r>
-      <w:bookmarkEnd w:id="0"/>
+      <w:proofErr w:type="spellStart"/>
       <w:r>
         <w:rPr>
           <w:lang w:val="sv-SE"/>
         </w:rPr>
-        <w:t xml:space="preserve"> (0x1</w:t>
+        <w:t>Alphabet</w:t>
+      </w:r>
+      <w:bookmarkEnd w:id="0"/>
+      <w:proofErr w:type="spellEnd"/>
+      <w:r>
+        <w:rPr>
+          <w:lang w:val="sv-SE"/>
+        </w:rPr>
+        <w:t xml:space="preserve"> (</w:t>
+      </w:r>
+      <w:proofErr w:type="spellStart"/>
+      <w:r>
+        <w:rPr>
+          <w:lang w:val="sv-SE"/>
+        </w:rPr>
+        <w:t>0x1</w:t>
       </w:r>
       <w:r>
         <w:rPr>
@@ -63,6 +80,7 @@
         </w:rPr>
         <w:t>8</w:t>
       </w:r>
+      <w:proofErr w:type="spellEnd"/>
       <w:r>
         <w:rPr>
           <w:lang w:val="sv-SE"/>
@@ -74,9 +92,11 @@
       <w:pPr>
         <w:pStyle w:val="Rubrik4"/>
       </w:pPr>
+      <w:proofErr w:type="spellStart"/>
       <w:r>
         <w:t>A.4.18.1</w:t>
       </w:r>
+      <w:proofErr w:type="spellEnd"/>
       <w:r>
         <w:tab/>
         <w:t xml:space="preserve">SMS/CBS 7-bit </w:t>
@@ -91,7 +111,15 @@
         <w:t xml:space="preserve"> </w:t>
       </w:r>
       <w:r>
-        <w:t>Alphabet (0x18) base table</w:t>
+        <w:t>Alphabet (</w:t>
+      </w:r>
+      <w:proofErr w:type="spellStart"/>
+      <w:r>
+        <w:t>0x18</w:t>
+      </w:r>
+      <w:proofErr w:type="spellEnd"/>
+      <w:r>
+        <w:t>) base table</w:t>
       </w:r>
     </w:p>
     <w:tbl>
@@ -101,19 +129,19 @@
         <w:tblLook w:val="0000" w:firstRow="0" w:lastRow="0" w:firstColumn="0" w:lastColumn="0" w:noHBand="0" w:noVBand="0"/>
       </w:tblPr>
       <w:tblGrid>
-        <w:gridCol w:w="566"/>
-        <w:gridCol w:w="566"/>
-        <w:gridCol w:w="567"/>
-        <w:gridCol w:w="567"/>
-        <w:gridCol w:w="567"/>
-        <w:gridCol w:w="791"/>
-        <w:gridCol w:w="791"/>
-        <w:gridCol w:w="767"/>
-        <w:gridCol w:w="779"/>
-        <w:gridCol w:w="791"/>
-        <w:gridCol w:w="791"/>
-        <w:gridCol w:w="779"/>
-        <w:gridCol w:w="742"/>
+        <w:gridCol w:w="540"/>
+        <w:gridCol w:w="540"/>
+        <w:gridCol w:w="539"/>
+        <w:gridCol w:w="539"/>
+        <w:gridCol w:w="539"/>
+        <w:gridCol w:w="739"/>
+        <w:gridCol w:w="739"/>
+        <w:gridCol w:w="716"/>
+        <w:gridCol w:w="728"/>
+        <w:gridCol w:w="1310"/>
+        <w:gridCol w:w="739"/>
+        <w:gridCol w:w="704"/>
+        <w:gridCol w:w="692"/>
       </w:tblGrid>
       <w:tr>
         <w:trPr>
@@ -205,6 +233,7 @@
                 <w:sz w:val="24"/>
               </w:rPr>
             </w:pPr>
+            <w:proofErr w:type="spellStart"/>
             <w:r>
               <w:rPr>
                 <w:rFonts w:ascii="Courier" w:hAnsi="Courier"/>
@@ -216,6 +245,7 @@
               </w:rPr>
               <w:t>b7</w:t>
             </w:r>
+            <w:proofErr w:type="spellEnd"/>
           </w:p>
         </w:tc>
         <w:tc>
@@ -548,6 +578,7 @@
                 <w:sz w:val="24"/>
               </w:rPr>
             </w:pPr>
+            <w:proofErr w:type="spellStart"/>
             <w:r>
               <w:rPr>
                 <w:rFonts w:ascii="Courier" w:hAnsi="Courier"/>
@@ -559,6 +590,7 @@
               </w:rPr>
               <w:t>b6</w:t>
             </w:r>
+            <w:proofErr w:type="spellEnd"/>
           </w:p>
         </w:tc>
         <w:tc>
@@ -891,6 +923,7 @@
                 <w:sz w:val="24"/>
               </w:rPr>
             </w:pPr>
+            <w:proofErr w:type="spellStart"/>
             <w:r>
               <w:rPr>
                 <w:rFonts w:ascii="Courier" w:hAnsi="Courier"/>
@@ -902,6 +935,7 @@
               </w:rPr>
               <w:t>b5</w:t>
             </w:r>
+            <w:proofErr w:type="spellEnd"/>
           </w:p>
         </w:tc>
         <w:tc>
@@ -1166,6 +1200,7 @@
             </w:pPr>
             <w:bookmarkStart w:id="7" w:name="_MCCTEMPBM_CRPT01490010___4" w:colFirst="0" w:colLast="11"/>
             <w:bookmarkEnd w:id="5"/>
+            <w:proofErr w:type="spellStart"/>
             <w:r>
               <w:rPr>
                 <w:rFonts w:ascii="Courier" w:hAnsi="Courier"/>
@@ -1177,27 +1212,29 @@
               </w:rPr>
               <w:t>b4</w:t>
             </w:r>
-          </w:p>
-        </w:tc>
-        <w:tc>
-          <w:tcPr>
-            <w:tcW w:w="0" w:type="auto"/>
-            <w:tcBorders>
-              <w:top w:val="single" w:sz="6" w:space="0" w:color="auto"/>
-              <w:left w:val="single" w:sz="6" w:space="0" w:color="auto"/>
-              <w:bottom w:val="single" w:sz="6" w:space="0" w:color="auto"/>
-              <w:right w:val="single" w:sz="6" w:space="0" w:color="auto"/>
-            </w:tcBorders>
-          </w:tcPr>
-          <w:p>
-            <w:pPr>
-              <w:spacing w:before="120" w:line="240" w:lineRule="exact"/>
-              <w:jc w:val="center"/>
-              <w:rPr>
-                <w:rFonts w:ascii="Courier" w:hAnsi="Courier"/>
-                <w:sz w:val="24"/>
-              </w:rPr>
-            </w:pPr>
+            <w:proofErr w:type="spellEnd"/>
+          </w:p>
+        </w:tc>
+        <w:tc>
+          <w:tcPr>
+            <w:tcW w:w="0" w:type="auto"/>
+            <w:tcBorders>
+              <w:top w:val="single" w:sz="6" w:space="0" w:color="auto"/>
+              <w:left w:val="single" w:sz="6" w:space="0" w:color="auto"/>
+              <w:bottom w:val="single" w:sz="6" w:space="0" w:color="auto"/>
+              <w:right w:val="single" w:sz="6" w:space="0" w:color="auto"/>
+            </w:tcBorders>
+          </w:tcPr>
+          <w:p>
+            <w:pPr>
+              <w:spacing w:before="120" w:line="240" w:lineRule="exact"/>
+              <w:jc w:val="center"/>
+              <w:rPr>
+                <w:rFonts w:ascii="Courier" w:hAnsi="Courier"/>
+                <w:sz w:val="24"/>
+              </w:rPr>
+            </w:pPr>
+            <w:proofErr w:type="spellStart"/>
             <w:r>
               <w:rPr>
                 <w:rFonts w:ascii="Courier" w:hAnsi="Courier"/>
@@ -1209,27 +1246,29 @@
               </w:rPr>
               <w:t>b3</w:t>
             </w:r>
-          </w:p>
-        </w:tc>
-        <w:tc>
-          <w:tcPr>
-            <w:tcW w:w="0" w:type="auto"/>
-            <w:tcBorders>
-              <w:top w:val="single" w:sz="6" w:space="0" w:color="auto"/>
-              <w:left w:val="single" w:sz="6" w:space="0" w:color="auto"/>
-              <w:bottom w:val="single" w:sz="6" w:space="0" w:color="auto"/>
-              <w:right w:val="single" w:sz="6" w:space="0" w:color="auto"/>
-            </w:tcBorders>
-          </w:tcPr>
-          <w:p>
-            <w:pPr>
-              <w:spacing w:before="120" w:line="240" w:lineRule="exact"/>
-              <w:jc w:val="center"/>
-              <w:rPr>
-                <w:rFonts w:ascii="Courier" w:hAnsi="Courier"/>
-                <w:sz w:val="24"/>
-              </w:rPr>
-            </w:pPr>
+            <w:proofErr w:type="spellEnd"/>
+          </w:p>
+        </w:tc>
+        <w:tc>
+          <w:tcPr>
+            <w:tcW w:w="0" w:type="auto"/>
+            <w:tcBorders>
+              <w:top w:val="single" w:sz="6" w:space="0" w:color="auto"/>
+              <w:left w:val="single" w:sz="6" w:space="0" w:color="auto"/>
+              <w:bottom w:val="single" w:sz="6" w:space="0" w:color="auto"/>
+              <w:right w:val="single" w:sz="6" w:space="0" w:color="auto"/>
+            </w:tcBorders>
+          </w:tcPr>
+          <w:p>
+            <w:pPr>
+              <w:spacing w:before="120" w:line="240" w:lineRule="exact"/>
+              <w:jc w:val="center"/>
+              <w:rPr>
+                <w:rFonts w:ascii="Courier" w:hAnsi="Courier"/>
+                <w:sz w:val="24"/>
+              </w:rPr>
+            </w:pPr>
+            <w:proofErr w:type="spellStart"/>
             <w:r>
               <w:rPr>
                 <w:rFonts w:ascii="Courier" w:hAnsi="Courier"/>
@@ -1241,27 +1280,29 @@
               </w:rPr>
               <w:t>b2</w:t>
             </w:r>
-          </w:p>
-        </w:tc>
-        <w:tc>
-          <w:tcPr>
-            <w:tcW w:w="0" w:type="auto"/>
-            <w:tcBorders>
-              <w:top w:val="single" w:sz="6" w:space="0" w:color="auto"/>
-              <w:left w:val="single" w:sz="6" w:space="0" w:color="auto"/>
-              <w:bottom w:val="single" w:sz="6" w:space="0" w:color="auto"/>
-              <w:right w:val="single" w:sz="6" w:space="0" w:color="auto"/>
-            </w:tcBorders>
-          </w:tcPr>
-          <w:p>
-            <w:pPr>
-              <w:spacing w:before="120" w:line="240" w:lineRule="exact"/>
-              <w:jc w:val="center"/>
-              <w:rPr>
-                <w:rFonts w:ascii="Courier" w:hAnsi="Courier"/>
-                <w:sz w:val="24"/>
-              </w:rPr>
-            </w:pPr>
+            <w:proofErr w:type="spellEnd"/>
+          </w:p>
+        </w:tc>
+        <w:tc>
+          <w:tcPr>
+            <w:tcW w:w="0" w:type="auto"/>
+            <w:tcBorders>
+              <w:top w:val="single" w:sz="6" w:space="0" w:color="auto"/>
+              <w:left w:val="single" w:sz="6" w:space="0" w:color="auto"/>
+              <w:bottom w:val="single" w:sz="6" w:space="0" w:color="auto"/>
+              <w:right w:val="single" w:sz="6" w:space="0" w:color="auto"/>
+            </w:tcBorders>
+          </w:tcPr>
+          <w:p>
+            <w:pPr>
+              <w:spacing w:before="120" w:line="240" w:lineRule="exact"/>
+              <w:jc w:val="center"/>
+              <w:rPr>
+                <w:rFonts w:ascii="Courier" w:hAnsi="Courier"/>
+                <w:sz w:val="24"/>
+              </w:rPr>
+            </w:pPr>
+            <w:proofErr w:type="spellStart"/>
             <w:r>
               <w:rPr>
                 <w:rFonts w:ascii="Courier" w:hAnsi="Courier"/>
@@ -1273,6 +1314,7 @@
               </w:rPr>
               <w:t>b1</w:t>
             </w:r>
+            <w:proofErr w:type="spellEnd"/>
           </w:p>
         </w:tc>
         <w:tc>
@@ -1729,8 +1771,15 @@
                 <w:rFonts w:ascii="Arial" w:hAnsi="Arial" w:cs="Arial"/>
               </w:rPr>
               <w:br/>
+            </w:r>
+            <w:proofErr w:type="spellStart"/>
+            <w:r>
+              <w:rPr>
+                <w:rFonts w:ascii="Arial" w:hAnsi="Arial" w:cs="Arial"/>
+              </w:rPr>
               <w:t>0D01</w:t>
             </w:r>
+            <w:proofErr w:type="spellEnd"/>
           </w:p>
         </w:tc>
         <w:tc>
@@ -1765,8 +1814,15 @@
                 <w:rFonts w:ascii="Arial" w:hAnsi="Arial" w:cs="Arial"/>
               </w:rPr>
               <w:br/>
+            </w:r>
+            <w:proofErr w:type="spellStart"/>
+            <w:r>
+              <w:rPr>
+                <w:rFonts w:ascii="Arial" w:hAnsi="Arial" w:cs="Arial"/>
+              </w:rPr>
               <w:t>0D10</w:t>
             </w:r>
+            <w:proofErr w:type="spellEnd"/>
           </w:p>
         </w:tc>
         <w:tc>
@@ -1876,8 +1932,15 @@
                 <w:rFonts w:ascii="Arial" w:hAnsi="Arial" w:cs="Arial"/>
               </w:rPr>
               <w:br/>
+            </w:r>
+            <w:proofErr w:type="spellStart"/>
+            <w:r>
+              <w:rPr>
+                <w:rFonts w:ascii="Arial" w:hAnsi="Arial" w:cs="Arial"/>
+              </w:rPr>
               <w:t>0D2C</w:t>
             </w:r>
+            <w:proofErr w:type="spellEnd"/>
           </w:p>
         </w:tc>
         <w:tc>
@@ -1913,19 +1976,27 @@
                 <w:rFonts w:ascii="Arial" w:hAnsi="Arial" w:cs="Arial"/>
               </w:rPr>
               <w:br/>
+            </w:r>
+            <w:proofErr w:type="spellStart"/>
+            <w:r>
+              <w:rPr>
+                <w:rFonts w:ascii="Arial" w:hAnsi="Arial" w:cs="Arial"/>
+              </w:rPr>
               <w:t>0D3E</w:t>
             </w:r>
-          </w:p>
-        </w:tc>
-        <w:tc>
-          <w:tcPr>
-            <w:tcW w:w="0" w:type="auto"/>
-            <w:tcBorders>
-              <w:top w:val="single" w:sz="12" w:space="0" w:color="000000"/>
-              <w:left w:val="single" w:sz="12" w:space="0" w:color="000000"/>
-              <w:bottom w:val="single" w:sz="12" w:space="0" w:color="000000"/>
-              <w:right w:val="single" w:sz="12" w:space="0" w:color="000000"/>
-            </w:tcBorders>
+            <w:proofErr w:type="spellEnd"/>
+          </w:p>
+        </w:tc>
+        <w:tc>
+          <w:tcPr>
+            <w:tcW w:w="0" w:type="auto"/>
+            <w:tcBorders>
+              <w:top w:val="single" w:sz="12" w:space="0" w:color="000000"/>
+              <w:left w:val="single" w:sz="12" w:space="0" w:color="000000"/>
+              <w:bottom w:val="single" w:sz="12" w:space="0" w:color="000000"/>
+              <w:right w:val="single" w:sz="12" w:space="0" w:color="000000"/>
+            </w:tcBorders>
+            <w:shd w:val="clear" w:color="auto" w:fill="DDA0DD"/>
             <w:vAlign w:val="center"/>
           </w:tcPr>
           <w:p>
@@ -1940,16 +2011,9 @@
             </w:pPr>
             <w:r>
               <w:rPr>
-                <w:rFonts w:ascii="Nirmala UI" w:hAnsi="Nirmala UI" w:cs="Nirmala UI"/>
-              </w:rPr>
-              <w:t>ഺ</w:t>
-            </w:r>
-            <w:r>
-              <w:rPr>
-                <w:rFonts w:ascii="Arial" w:hAnsi="Arial" w:cs="Arial"/>
-              </w:rPr>
-              <w:br/>
-              <w:t>0D3A</w:t>
+                <w:rFonts w:ascii="Arial" w:hAnsi="Arial" w:cs="Arial"/>
+              </w:rPr>
+              <w:t> </w:t>
             </w:r>
           </w:p>
         </w:tc>
@@ -2183,8 +2247,15 @@
                 <w:rFonts w:ascii="Arial" w:hAnsi="Arial" w:cs="Arial"/>
               </w:rPr>
               <w:br/>
+            </w:r>
+            <w:proofErr w:type="spellStart"/>
+            <w:r>
+              <w:rPr>
+                <w:rFonts w:ascii="Arial" w:hAnsi="Arial" w:cs="Arial"/>
+              </w:rPr>
               <w:t>0D02</w:t>
             </w:r>
+            <w:proofErr w:type="spellEnd"/>
           </w:p>
         </w:tc>
         <w:tc>
@@ -2219,8 +2290,15 @@
                 <w:rFonts w:ascii="Arial" w:hAnsi="Arial" w:cs="Arial"/>
               </w:rPr>
               <w:br/>
+            </w:r>
+            <w:proofErr w:type="spellStart"/>
+            <w:r>
+              <w:rPr>
+                <w:rFonts w:ascii="Arial" w:hAnsi="Arial" w:cs="Arial"/>
+              </w:rPr>
               <w:t>005F</w:t>
             </w:r>
+            <w:proofErr w:type="spellEnd"/>
           </w:p>
         </w:tc>
         <w:tc>
@@ -2255,8 +2333,15 @@
                 <w:rFonts w:ascii="Arial" w:hAnsi="Arial" w:cs="Arial"/>
               </w:rPr>
               <w:br/>
+            </w:r>
+            <w:proofErr w:type="spellStart"/>
+            <w:r>
+              <w:rPr>
+                <w:rFonts w:ascii="Arial" w:hAnsi="Arial" w:cs="Arial"/>
+              </w:rPr>
               <w:t>0D24</w:t>
             </w:r>
+            <w:proofErr w:type="spellEnd"/>
           </w:p>
         </w:tc>
         <w:tc>
@@ -2327,8 +2412,15 @@
                 <w:rFonts w:ascii="Arial" w:hAnsi="Arial" w:cs="Arial"/>
               </w:rPr>
               <w:br/>
+            </w:r>
+            <w:proofErr w:type="spellStart"/>
+            <w:r>
+              <w:rPr>
+                <w:rFonts w:ascii="Arial" w:hAnsi="Arial" w:cs="Arial"/>
+              </w:rPr>
               <w:t>0D2D</w:t>
             </w:r>
+            <w:proofErr w:type="spellEnd"/>
           </w:p>
         </w:tc>
         <w:tc>
@@ -2364,8 +2456,15 @@
                 <w:rFonts w:ascii="Arial" w:hAnsi="Arial" w:cs="Arial"/>
               </w:rPr>
               <w:br/>
+            </w:r>
+            <w:proofErr w:type="spellStart"/>
+            <w:r>
+              <w:rPr>
+                <w:rFonts w:ascii="Arial" w:hAnsi="Arial" w:cs="Arial"/>
+              </w:rPr>
               <w:t>0D3F</w:t>
             </w:r>
+            <w:proofErr w:type="spellEnd"/>
           </w:p>
         </w:tc>
         <w:tc>
@@ -2646,8 +2745,15 @@
                 <w:rFonts w:ascii="Arial" w:hAnsi="Arial" w:cs="Arial"/>
               </w:rPr>
               <w:br/>
+            </w:r>
+            <w:proofErr w:type="spellStart"/>
+            <w:r>
+              <w:rPr>
+                <w:rFonts w:ascii="Arial" w:hAnsi="Arial" w:cs="Arial"/>
+              </w:rPr>
               <w:t>0D03</w:t>
             </w:r>
+            <w:proofErr w:type="spellEnd"/>
           </w:p>
         </w:tc>
         <w:tc>
@@ -2683,8 +2789,15 @@
                 <w:rFonts w:ascii="Arial" w:hAnsi="Arial" w:cs="Arial"/>
               </w:rPr>
               <w:br/>
+            </w:r>
+            <w:proofErr w:type="spellStart"/>
+            <w:r>
+              <w:rPr>
+                <w:rFonts w:ascii="Arial" w:hAnsi="Arial" w:cs="Arial"/>
+              </w:rPr>
               <w:t>0D12</w:t>
             </w:r>
+            <w:proofErr w:type="spellEnd"/>
           </w:p>
         </w:tc>
         <w:tc>
@@ -2720,8 +2833,15 @@
                 <w:rFonts w:ascii="Arial" w:hAnsi="Arial" w:cs="Arial"/>
               </w:rPr>
               <w:br/>
+            </w:r>
+            <w:proofErr w:type="spellStart"/>
+            <w:r>
+              <w:rPr>
+                <w:rFonts w:ascii="Arial" w:hAnsi="Arial" w:cs="Arial"/>
+              </w:rPr>
               <w:t>0D1F</w:t>
             </w:r>
+            <w:proofErr w:type="spellEnd"/>
           </w:p>
         </w:tc>
         <w:tc>
@@ -2794,8 +2914,15 @@
                 <w:rFonts w:ascii="Arial" w:hAnsi="Arial" w:cs="Arial"/>
               </w:rPr>
               <w:br/>
+            </w:r>
+            <w:proofErr w:type="spellStart"/>
+            <w:r>
+              <w:rPr>
+                <w:rFonts w:ascii="Arial" w:hAnsi="Arial" w:cs="Arial"/>
+              </w:rPr>
               <w:t>0D2E</w:t>
             </w:r>
+            <w:proofErr w:type="spellEnd"/>
           </w:p>
         </w:tc>
         <w:tc>
@@ -2832,8 +2959,15 @@
                 <w:rFonts w:ascii="Arial" w:hAnsi="Arial" w:cs="Arial"/>
               </w:rPr>
               <w:br/>
+            </w:r>
+            <w:proofErr w:type="spellStart"/>
+            <w:r>
+              <w:rPr>
+                <w:rFonts w:ascii="Arial" w:hAnsi="Arial" w:cs="Arial"/>
+              </w:rPr>
               <w:t>0D40</w:t>
             </w:r>
+            <w:proofErr w:type="spellEnd"/>
           </w:p>
         </w:tc>
         <w:tc>
@@ -3101,8 +3235,15 @@
                 <w:rFonts w:ascii="Arial" w:hAnsi="Arial" w:cs="Arial"/>
               </w:rPr>
               <w:br/>
+            </w:r>
+            <w:proofErr w:type="spellStart"/>
+            <w:r>
+              <w:rPr>
+                <w:rFonts w:ascii="Arial" w:hAnsi="Arial" w:cs="Arial"/>
+              </w:rPr>
               <w:t>0D05</w:t>
             </w:r>
+            <w:proofErr w:type="spellEnd"/>
           </w:p>
         </w:tc>
         <w:tc>
@@ -3137,8 +3278,15 @@
                 <w:rFonts w:ascii="Arial" w:hAnsi="Arial" w:cs="Arial"/>
               </w:rPr>
               <w:br/>
+            </w:r>
+            <w:proofErr w:type="spellStart"/>
+            <w:r>
+              <w:rPr>
+                <w:rFonts w:ascii="Arial" w:hAnsi="Arial" w:cs="Arial"/>
+              </w:rPr>
               <w:t>0D13</w:t>
             </w:r>
+            <w:proofErr w:type="spellEnd"/>
           </w:p>
         </w:tc>
         <w:tc>
@@ -3245,8 +3393,15 @@
                 <w:rFonts w:ascii="Arial" w:hAnsi="Arial" w:cs="Arial"/>
               </w:rPr>
               <w:br/>
+            </w:r>
+            <w:proofErr w:type="spellStart"/>
+            <w:r>
+              <w:rPr>
+                <w:rFonts w:ascii="Arial" w:hAnsi="Arial" w:cs="Arial"/>
+              </w:rPr>
               <w:t>0D2F</w:t>
             </w:r>
+            <w:proofErr w:type="spellEnd"/>
           </w:p>
         </w:tc>
         <w:tc>
@@ -3282,8 +3437,15 @@
                 <w:rFonts w:ascii="Arial" w:hAnsi="Arial" w:cs="Arial"/>
               </w:rPr>
               <w:br/>
+            </w:r>
+            <w:proofErr w:type="spellStart"/>
+            <w:r>
+              <w:rPr>
+                <w:rFonts w:ascii="Arial" w:hAnsi="Arial" w:cs="Arial"/>
+              </w:rPr>
               <w:t>0D41</w:t>
             </w:r>
+            <w:proofErr w:type="spellEnd"/>
           </w:p>
         </w:tc>
         <w:tc>
@@ -3562,8 +3724,15 @@
                 <w:rFonts w:ascii="Arial" w:hAnsi="Arial" w:cs="Arial"/>
               </w:rPr>
               <w:br/>
+            </w:r>
+            <w:proofErr w:type="spellStart"/>
+            <w:r>
+              <w:rPr>
+                <w:rFonts w:ascii="Arial" w:hAnsi="Arial" w:cs="Arial"/>
+              </w:rPr>
               <w:t>0D06</w:t>
             </w:r>
+            <w:proofErr w:type="spellEnd"/>
           </w:p>
         </w:tc>
         <w:tc>
@@ -3599,8 +3768,15 @@
                 <w:rFonts w:ascii="Arial" w:hAnsi="Arial" w:cs="Arial"/>
               </w:rPr>
               <w:br/>
+            </w:r>
+            <w:proofErr w:type="spellStart"/>
+            <w:r>
+              <w:rPr>
+                <w:rFonts w:ascii="Arial" w:hAnsi="Arial" w:cs="Arial"/>
+              </w:rPr>
               <w:t>0D14</w:t>
             </w:r>
+            <w:proofErr w:type="spellEnd"/>
           </w:p>
         </w:tc>
         <w:tc>
@@ -3636,8 +3812,15 @@
                 <w:rFonts w:ascii="Arial" w:hAnsi="Arial" w:cs="Arial"/>
               </w:rPr>
               <w:br/>
+            </w:r>
+            <w:proofErr w:type="spellStart"/>
+            <w:r>
+              <w:rPr>
+                <w:rFonts w:ascii="Arial" w:hAnsi="Arial" w:cs="Arial"/>
+              </w:rPr>
               <w:t>0D25</w:t>
             </w:r>
+            <w:proofErr w:type="spellEnd"/>
           </w:p>
         </w:tc>
         <w:tc>
@@ -3710,8 +3893,15 @@
                 <w:rFonts w:ascii="Arial" w:hAnsi="Arial" w:cs="Arial"/>
               </w:rPr>
               <w:br/>
+            </w:r>
+            <w:proofErr w:type="spellStart"/>
+            <w:r>
+              <w:rPr>
+                <w:rFonts w:ascii="Arial" w:hAnsi="Arial" w:cs="Arial"/>
+              </w:rPr>
               <w:t>0D30</w:t>
             </w:r>
+            <w:proofErr w:type="spellEnd"/>
           </w:p>
         </w:tc>
         <w:tc>
@@ -3748,8 +3938,15 @@
                 <w:rFonts w:ascii="Arial" w:hAnsi="Arial" w:cs="Arial"/>
               </w:rPr>
               <w:br/>
+            </w:r>
+            <w:proofErr w:type="spellStart"/>
+            <w:r>
+              <w:rPr>
+                <w:rFonts w:ascii="Arial" w:hAnsi="Arial" w:cs="Arial"/>
+              </w:rPr>
               <w:t>0D42</w:t>
             </w:r>
+            <w:proofErr w:type="spellEnd"/>
           </w:p>
         </w:tc>
         <w:tc>
@@ -4030,8 +4227,15 @@
                 <w:rFonts w:ascii="Arial" w:hAnsi="Arial" w:cs="Arial"/>
               </w:rPr>
               <w:br/>
+            </w:r>
+            <w:proofErr w:type="spellStart"/>
+            <w:r>
+              <w:rPr>
+                <w:rFonts w:ascii="Arial" w:hAnsi="Arial" w:cs="Arial"/>
+              </w:rPr>
               <w:t>0D07</w:t>
             </w:r>
+            <w:proofErr w:type="spellEnd"/>
           </w:p>
         </w:tc>
         <w:tc>
@@ -4066,8 +4270,15 @@
                 <w:rFonts w:ascii="Arial" w:hAnsi="Arial" w:cs="Arial"/>
               </w:rPr>
               <w:br/>
+            </w:r>
+            <w:proofErr w:type="spellStart"/>
+            <w:r>
+              <w:rPr>
+                <w:rFonts w:ascii="Arial" w:hAnsi="Arial" w:cs="Arial"/>
+              </w:rPr>
               <w:t>0D15</w:t>
             </w:r>
+            <w:proofErr w:type="spellEnd"/>
           </w:p>
         </w:tc>
         <w:tc>
@@ -4103,8 +4314,15 @@
                 <w:rFonts w:ascii="Arial" w:hAnsi="Arial" w:cs="Arial"/>
               </w:rPr>
               <w:br/>
+            </w:r>
+            <w:proofErr w:type="spellStart"/>
+            <w:r>
+              <w:rPr>
+                <w:rFonts w:ascii="Arial" w:hAnsi="Arial" w:cs="Arial"/>
+              </w:rPr>
               <w:t>0D20</w:t>
             </w:r>
+            <w:proofErr w:type="spellEnd"/>
           </w:p>
         </w:tc>
         <w:tc>
@@ -4177,8 +4395,15 @@
                 <w:rFonts w:ascii="Arial" w:hAnsi="Arial" w:cs="Arial"/>
               </w:rPr>
               <w:br/>
+            </w:r>
+            <w:proofErr w:type="spellStart"/>
+            <w:r>
+              <w:rPr>
+                <w:rFonts w:ascii="Arial" w:hAnsi="Arial" w:cs="Arial"/>
+              </w:rPr>
               <w:t>0D31</w:t>
             </w:r>
+            <w:proofErr w:type="spellEnd"/>
           </w:p>
         </w:tc>
         <w:tc>
@@ -4215,8 +4440,15 @@
                 <w:rFonts w:ascii="Arial" w:hAnsi="Arial" w:cs="Arial"/>
               </w:rPr>
               <w:br/>
+            </w:r>
+            <w:proofErr w:type="spellStart"/>
+            <w:r>
+              <w:rPr>
+                <w:rFonts w:ascii="Arial" w:hAnsi="Arial" w:cs="Arial"/>
+              </w:rPr>
               <w:t>0D43</w:t>
             </w:r>
+            <w:proofErr w:type="spellEnd"/>
           </w:p>
         </w:tc>
         <w:tc>
@@ -4497,8 +4729,15 @@
                 <w:rFonts w:ascii="Arial" w:hAnsi="Arial" w:cs="Arial"/>
               </w:rPr>
               <w:br/>
+            </w:r>
+            <w:proofErr w:type="spellStart"/>
+            <w:r>
+              <w:rPr>
+                <w:rFonts w:ascii="Arial" w:hAnsi="Arial" w:cs="Arial"/>
+              </w:rPr>
               <w:t>0D08</w:t>
             </w:r>
+            <w:proofErr w:type="spellEnd"/>
           </w:p>
         </w:tc>
         <w:tc>
@@ -4534,8 +4773,15 @@
                 <w:rFonts w:ascii="Arial" w:hAnsi="Arial" w:cs="Arial"/>
               </w:rPr>
               <w:br/>
+            </w:r>
+            <w:proofErr w:type="spellStart"/>
+            <w:r>
+              <w:rPr>
+                <w:rFonts w:ascii="Arial" w:hAnsi="Arial" w:cs="Arial"/>
+              </w:rPr>
               <w:t>0D16</w:t>
             </w:r>
+            <w:proofErr w:type="spellEnd"/>
           </w:p>
         </w:tc>
         <w:tc>
@@ -4571,8 +4817,15 @@
                 <w:rFonts w:ascii="Arial" w:hAnsi="Arial" w:cs="Arial"/>
               </w:rPr>
               <w:br/>
+            </w:r>
+            <w:proofErr w:type="spellStart"/>
+            <w:r>
+              <w:rPr>
+                <w:rFonts w:ascii="Arial" w:hAnsi="Arial" w:cs="Arial"/>
+              </w:rPr>
               <w:t>0D26</w:t>
             </w:r>
+            <w:proofErr w:type="spellEnd"/>
           </w:p>
         </w:tc>
         <w:tc>
@@ -4645,8 +4898,15 @@
                 <w:rFonts w:ascii="Arial" w:hAnsi="Arial" w:cs="Arial"/>
               </w:rPr>
               <w:br/>
+            </w:r>
+            <w:proofErr w:type="spellStart"/>
+            <w:r>
+              <w:rPr>
+                <w:rFonts w:ascii="Arial" w:hAnsi="Arial" w:cs="Arial"/>
+              </w:rPr>
               <w:t>0D32</w:t>
             </w:r>
+            <w:proofErr w:type="spellEnd"/>
           </w:p>
         </w:tc>
         <w:tc>
@@ -4682,8 +4942,15 @@
                 <w:rFonts w:ascii="Arial" w:hAnsi="Arial" w:cs="Arial"/>
               </w:rPr>
               <w:br/>
+            </w:r>
+            <w:proofErr w:type="spellStart"/>
+            <w:r>
+              <w:rPr>
+                <w:rFonts w:ascii="Arial" w:hAnsi="Arial" w:cs="Arial"/>
+              </w:rPr>
               <w:t>0D62</w:t>
             </w:r>
+            <w:proofErr w:type="spellEnd"/>
           </w:p>
         </w:tc>
         <w:tc>
@@ -4951,8 +5218,15 @@
                 <w:rFonts w:ascii="Arial" w:hAnsi="Arial" w:cs="Arial"/>
               </w:rPr>
               <w:br/>
+            </w:r>
+            <w:proofErr w:type="spellStart"/>
+            <w:r>
+              <w:rPr>
+                <w:rFonts w:ascii="Arial" w:hAnsi="Arial" w:cs="Arial"/>
+              </w:rPr>
               <w:t>0D09</w:t>
             </w:r>
+            <w:proofErr w:type="spellEnd"/>
           </w:p>
         </w:tc>
         <w:tc>
@@ -4987,8 +5261,15 @@
                 <w:rFonts w:ascii="Arial" w:hAnsi="Arial" w:cs="Arial"/>
               </w:rPr>
               <w:br/>
+            </w:r>
+            <w:proofErr w:type="spellStart"/>
+            <w:r>
+              <w:rPr>
+                <w:rFonts w:ascii="Arial" w:hAnsi="Arial" w:cs="Arial"/>
+              </w:rPr>
               <w:t>0D17</w:t>
             </w:r>
+            <w:proofErr w:type="spellEnd"/>
           </w:p>
         </w:tc>
         <w:tc>
@@ -5023,8 +5304,15 @@
                 <w:rFonts w:ascii="Arial" w:hAnsi="Arial" w:cs="Arial"/>
               </w:rPr>
               <w:br/>
+            </w:r>
+            <w:proofErr w:type="spellStart"/>
+            <w:r>
+              <w:rPr>
+                <w:rFonts w:ascii="Arial" w:hAnsi="Arial" w:cs="Arial"/>
+              </w:rPr>
               <w:t>0D21</w:t>
             </w:r>
+            <w:proofErr w:type="spellEnd"/>
           </w:p>
         </w:tc>
         <w:tc>
@@ -5095,8 +5383,15 @@
                 <w:rFonts w:ascii="Arial" w:hAnsi="Arial" w:cs="Arial"/>
               </w:rPr>
               <w:br/>
+            </w:r>
+            <w:proofErr w:type="spellStart"/>
+            <w:r>
+              <w:rPr>
+                <w:rFonts w:ascii="Arial" w:hAnsi="Arial" w:cs="Arial"/>
+              </w:rPr>
               <w:t>0D33</w:t>
             </w:r>
+            <w:proofErr w:type="spellEnd"/>
           </w:p>
         </w:tc>
         <w:tc>
@@ -5394,8 +5689,15 @@
                 <w:rFonts w:ascii="Arial" w:hAnsi="Arial" w:cs="Arial"/>
               </w:rPr>
               <w:br/>
+            </w:r>
+            <w:proofErr w:type="spellStart"/>
+            <w:r>
+              <w:rPr>
+                <w:rFonts w:ascii="Arial" w:hAnsi="Arial" w:cs="Arial"/>
+              </w:rPr>
               <w:t>0D0A</w:t>
             </w:r>
+            <w:proofErr w:type="spellEnd"/>
           </w:p>
         </w:tc>
         <w:tc>
@@ -5430,8 +5732,15 @@
                 <w:rFonts w:ascii="Arial" w:hAnsi="Arial" w:cs="Arial"/>
               </w:rPr>
               <w:br/>
+            </w:r>
+            <w:proofErr w:type="spellStart"/>
+            <w:r>
+              <w:rPr>
+                <w:rFonts w:ascii="Arial" w:hAnsi="Arial" w:cs="Arial"/>
+              </w:rPr>
               <w:t>0D18</w:t>
             </w:r>
+            <w:proofErr w:type="spellEnd"/>
           </w:p>
         </w:tc>
         <w:tc>
@@ -5466,8 +5775,15 @@
                 <w:rFonts w:ascii="Arial" w:hAnsi="Arial" w:cs="Arial"/>
               </w:rPr>
               <w:br/>
+            </w:r>
+            <w:proofErr w:type="spellStart"/>
+            <w:r>
+              <w:rPr>
+                <w:rFonts w:ascii="Arial" w:hAnsi="Arial" w:cs="Arial"/>
+              </w:rPr>
               <w:t>0D27</w:t>
             </w:r>
+            <w:proofErr w:type="spellEnd"/>
           </w:p>
         </w:tc>
         <w:tc>
@@ -5538,8 +5854,15 @@
                 <w:rFonts w:ascii="Arial" w:hAnsi="Arial" w:cs="Arial"/>
               </w:rPr>
               <w:br/>
+            </w:r>
+            <w:proofErr w:type="spellStart"/>
+            <w:r>
+              <w:rPr>
+                <w:rFonts w:ascii="Arial" w:hAnsi="Arial" w:cs="Arial"/>
+              </w:rPr>
               <w:t>0D34</w:t>
             </w:r>
+            <w:proofErr w:type="spellEnd"/>
           </w:p>
         </w:tc>
         <w:tc>
@@ -5575,8 +5898,15 @@
                 <w:rFonts w:ascii="Arial" w:hAnsi="Arial" w:cs="Arial"/>
               </w:rPr>
               <w:br/>
+            </w:r>
+            <w:proofErr w:type="spellStart"/>
+            <w:r>
+              <w:rPr>
+                <w:rFonts w:ascii="Arial" w:hAnsi="Arial" w:cs="Arial"/>
+              </w:rPr>
               <w:t>0D46</w:t>
             </w:r>
+            <w:proofErr w:type="spellEnd"/>
           </w:p>
         </w:tc>
         <w:tc>
@@ -5844,8 +6174,15 @@
                 <w:rFonts w:ascii="Arial" w:hAnsi="Arial" w:cs="Arial"/>
               </w:rPr>
               <w:br/>
+            </w:r>
+            <w:proofErr w:type="spellStart"/>
+            <w:r>
+              <w:rPr>
+                <w:rFonts w:ascii="Arial" w:hAnsi="Arial" w:cs="Arial"/>
+              </w:rPr>
               <w:t>0D0B</w:t>
             </w:r>
+            <w:proofErr w:type="spellEnd"/>
           </w:p>
         </w:tc>
         <w:tc>
@@ -5880,8 +6217,15 @@
                 <w:rFonts w:ascii="Arial" w:hAnsi="Arial" w:cs="Arial"/>
               </w:rPr>
               <w:br/>
+            </w:r>
+            <w:proofErr w:type="spellStart"/>
+            <w:r>
+              <w:rPr>
+                <w:rFonts w:ascii="Arial" w:hAnsi="Arial" w:cs="Arial"/>
+              </w:rPr>
               <w:t>0D19</w:t>
             </w:r>
+            <w:proofErr w:type="spellEnd"/>
           </w:p>
         </w:tc>
         <w:tc>
@@ -5916,8 +6260,15 @@
                 <w:rFonts w:ascii="Arial" w:hAnsi="Arial" w:cs="Arial"/>
               </w:rPr>
               <w:br/>
+            </w:r>
+            <w:proofErr w:type="spellStart"/>
+            <w:r>
+              <w:rPr>
+                <w:rFonts w:ascii="Arial" w:hAnsi="Arial" w:cs="Arial"/>
+              </w:rPr>
               <w:t>0D22</w:t>
             </w:r>
+            <w:proofErr w:type="spellEnd"/>
           </w:p>
         </w:tc>
         <w:tc>
@@ -5988,8 +6339,15 @@
                 <w:rFonts w:ascii="Arial" w:hAnsi="Arial" w:cs="Arial"/>
               </w:rPr>
               <w:br/>
+            </w:r>
+            <w:proofErr w:type="spellStart"/>
+            <w:r>
+              <w:rPr>
+                <w:rFonts w:ascii="Arial" w:hAnsi="Arial" w:cs="Arial"/>
+              </w:rPr>
               <w:t>0D35</w:t>
             </w:r>
+            <w:proofErr w:type="spellEnd"/>
           </w:p>
         </w:tc>
         <w:tc>
@@ -6026,8 +6384,15 @@
                 <w:rFonts w:ascii="Arial" w:hAnsi="Arial" w:cs="Arial"/>
               </w:rPr>
               <w:br/>
+            </w:r>
+            <w:proofErr w:type="spellStart"/>
+            <w:r>
+              <w:rPr>
+                <w:rFonts w:ascii="Arial" w:hAnsi="Arial" w:cs="Arial"/>
+              </w:rPr>
               <w:t>0D47</w:t>
             </w:r>
+            <w:proofErr w:type="spellEnd"/>
           </w:p>
         </w:tc>
         <w:tc>
@@ -6052,12 +6417,14 @@
                 <w:lang w:val="fr-FR"/>
               </w:rPr>
             </w:pPr>
+            <w:proofErr w:type="spellStart"/>
             <w:r>
               <w:rPr>
                 <w:rFonts w:ascii="Arial" w:hAnsi="Arial" w:cs="Arial"/>
               </w:rPr>
               <w:t>i</w:t>
             </w:r>
+            <w:proofErr w:type="spellEnd"/>
             <w:r>
               <w:rPr>
                 <w:rFonts w:ascii="Arial" w:hAnsi="Arial" w:cs="Arial"/>
@@ -6300,8 +6667,15 @@
                 <w:rFonts w:ascii="Arial" w:hAnsi="Arial" w:cs="Arial"/>
               </w:rPr>
               <w:br/>
+            </w:r>
+            <w:proofErr w:type="spellStart"/>
+            <w:r>
+              <w:rPr>
+                <w:rFonts w:ascii="Arial" w:hAnsi="Arial" w:cs="Arial"/>
+              </w:rPr>
               <w:t>000A</w:t>
             </w:r>
+            <w:proofErr w:type="spellEnd"/>
           </w:p>
         </w:tc>
         <w:tc>
@@ -6336,8 +6710,15 @@
                 <w:rFonts w:ascii="Arial" w:hAnsi="Arial" w:cs="Arial"/>
               </w:rPr>
               <w:br/>
+            </w:r>
+            <w:proofErr w:type="spellStart"/>
+            <w:r>
+              <w:rPr>
+                <w:rFonts w:ascii="Arial" w:hAnsi="Arial" w:cs="Arial"/>
+              </w:rPr>
               <w:t>0D1A</w:t>
             </w:r>
+            <w:proofErr w:type="spellEnd"/>
           </w:p>
         </w:tc>
         <w:tc>
@@ -6372,8 +6753,15 @@
                 <w:rFonts w:ascii="Arial" w:hAnsi="Arial" w:cs="Arial"/>
               </w:rPr>
               <w:br/>
+            </w:r>
+            <w:proofErr w:type="spellStart"/>
+            <w:r>
+              <w:rPr>
+                <w:rFonts w:ascii="Arial" w:hAnsi="Arial" w:cs="Arial"/>
+              </w:rPr>
               <w:t>002A</w:t>
             </w:r>
+            <w:proofErr w:type="spellEnd"/>
           </w:p>
         </w:tc>
         <w:tc>
@@ -6408,8 +6796,15 @@
                 <w:rFonts w:ascii="Arial" w:hAnsi="Arial" w:cs="Arial"/>
               </w:rPr>
               <w:br/>
+            </w:r>
+            <w:proofErr w:type="spellStart"/>
+            <w:r>
+              <w:rPr>
+                <w:rFonts w:ascii="Arial" w:hAnsi="Arial" w:cs="Arial"/>
+              </w:rPr>
               <w:t>003A</w:t>
             </w:r>
+            <w:proofErr w:type="spellEnd"/>
           </w:p>
         </w:tc>
         <w:tc>
@@ -6444,8 +6839,15 @@
                 <w:rFonts w:ascii="Arial" w:hAnsi="Arial" w:cs="Arial"/>
               </w:rPr>
               <w:br/>
+            </w:r>
+            <w:proofErr w:type="spellStart"/>
+            <w:r>
+              <w:rPr>
+                <w:rFonts w:ascii="Arial" w:hAnsi="Arial" w:cs="Arial"/>
+              </w:rPr>
               <w:t>0D38</w:t>
             </w:r>
+            <w:proofErr w:type="spellEnd"/>
           </w:p>
         </w:tc>
         <w:tc>
@@ -6481,8 +6883,15 @@
                 <w:rFonts w:ascii="Arial" w:hAnsi="Arial" w:cs="Arial"/>
               </w:rPr>
               <w:br/>
+            </w:r>
+            <w:proofErr w:type="spellStart"/>
+            <w:r>
+              <w:rPr>
+                <w:rFonts w:ascii="Arial" w:hAnsi="Arial" w:cs="Arial"/>
+              </w:rPr>
               <w:t>0D48</w:t>
             </w:r>
+            <w:proofErr w:type="spellEnd"/>
           </w:p>
         </w:tc>
         <w:tc>
@@ -6518,8 +6927,15 @@
                 <w:rFonts w:ascii="Arial" w:hAnsi="Arial" w:cs="Arial"/>
               </w:rPr>
               <w:br/>
+            </w:r>
+            <w:proofErr w:type="spellStart"/>
+            <w:r>
+              <w:rPr>
+                <w:rFonts w:ascii="Arial" w:hAnsi="Arial" w:cs="Arial"/>
+              </w:rPr>
               <w:t>006A</w:t>
             </w:r>
+            <w:proofErr w:type="spellEnd"/>
           </w:p>
         </w:tc>
         <w:tc>
@@ -6555,8 +6971,15 @@
                 <w:rFonts w:ascii="Arial" w:hAnsi="Arial" w:cs="Arial"/>
               </w:rPr>
               <w:br/>
+            </w:r>
+            <w:proofErr w:type="spellStart"/>
+            <w:r>
+              <w:rPr>
+                <w:rFonts w:ascii="Arial" w:hAnsi="Arial" w:cs="Arial"/>
+              </w:rPr>
               <w:t>007A</w:t>
             </w:r>
+            <w:proofErr w:type="spellEnd"/>
           </w:p>
         </w:tc>
         <w:bookmarkStart w:id="30" w:name="_MCCTEMPBM_CRPT01490033___7"/>
@@ -6763,8 +7186,15 @@
                 <w:rFonts w:ascii="Arial" w:hAnsi="Arial" w:cs="Arial"/>
               </w:rPr>
               <w:br/>
+            </w:r>
+            <w:proofErr w:type="spellStart"/>
+            <w:r>
+              <w:rPr>
+                <w:rFonts w:ascii="Arial" w:hAnsi="Arial" w:cs="Arial"/>
+              </w:rPr>
               <w:t>0D0C</w:t>
             </w:r>
+            <w:proofErr w:type="spellEnd"/>
           </w:p>
         </w:tc>
         <w:tc>
@@ -6789,6 +7219,7 @@
                 <w:sz w:val="24"/>
               </w:rPr>
             </w:pPr>
+            <w:proofErr w:type="spellStart"/>
             <w:r>
               <w:rPr>
                 <w:rFonts w:ascii="Arial" w:hAnsi="Arial" w:cs="Arial"/>
@@ -6797,6 +7228,7 @@
               </w:rPr>
               <w:t>SS2</w:t>
             </w:r>
+            <w:proofErr w:type="spellEnd"/>
             <w:r>
               <w:rPr>
                 <w:rFonts w:ascii="Arial" w:hAnsi="Arial" w:cs="Arial"/>
@@ -6838,8 +7270,15 @@
                 <w:rFonts w:ascii="Arial" w:hAnsi="Arial" w:cs="Arial"/>
               </w:rPr>
               <w:br/>
+            </w:r>
+            <w:proofErr w:type="spellStart"/>
+            <w:r>
+              <w:rPr>
+                <w:rFonts w:ascii="Arial" w:hAnsi="Arial" w:cs="Arial"/>
+              </w:rPr>
               <w:t>002B</w:t>
             </w:r>
+            <w:proofErr w:type="spellEnd"/>
           </w:p>
         </w:tc>
         <w:tc>
@@ -6874,8 +7313,15 @@
                 <w:rFonts w:ascii="Arial" w:hAnsi="Arial" w:cs="Arial"/>
               </w:rPr>
               <w:br/>
+            </w:r>
+            <w:proofErr w:type="spellStart"/>
+            <w:r>
+              <w:rPr>
+                <w:rFonts w:ascii="Arial" w:hAnsi="Arial" w:cs="Arial"/>
+              </w:rPr>
               <w:t>003B</w:t>
             </w:r>
+            <w:proofErr w:type="spellEnd"/>
           </w:p>
         </w:tc>
         <w:tc>
@@ -6910,8 +7356,15 @@
                 <w:rFonts w:ascii="Arial" w:hAnsi="Arial" w:cs="Arial"/>
               </w:rPr>
               <w:br/>
+            </w:r>
+            <w:proofErr w:type="spellStart"/>
+            <w:r>
+              <w:rPr>
+                <w:rFonts w:ascii="Arial" w:hAnsi="Arial" w:cs="Arial"/>
+              </w:rPr>
               <w:t>0D37</w:t>
             </w:r>
+            <w:proofErr w:type="spellEnd"/>
           </w:p>
         </w:tc>
         <w:tc>
@@ -6947,8 +7400,15 @@
                 <w:rFonts w:ascii="Arial" w:hAnsi="Arial" w:cs="Arial"/>
               </w:rPr>
               <w:br/>
+            </w:r>
+            <w:proofErr w:type="spellStart"/>
+            <w:r>
+              <w:rPr>
+                <w:rFonts w:ascii="Arial" w:hAnsi="Arial" w:cs="Arial"/>
+              </w:rPr>
               <w:t>0D57</w:t>
             </w:r>
+            <w:proofErr w:type="spellEnd"/>
           </w:p>
         </w:tc>
         <w:tc>
@@ -6983,8 +7443,15 @@
                 <w:rFonts w:ascii="Arial" w:hAnsi="Arial" w:cs="Arial"/>
               </w:rPr>
               <w:br/>
+            </w:r>
+            <w:proofErr w:type="spellStart"/>
+            <w:r>
+              <w:rPr>
+                <w:rFonts w:ascii="Arial" w:hAnsi="Arial" w:cs="Arial"/>
+              </w:rPr>
               <w:t>006B</w:t>
             </w:r>
+            <w:proofErr w:type="spellEnd"/>
           </w:p>
         </w:tc>
         <w:tc>
@@ -7240,8 +7707,15 @@
                 <w:rFonts w:ascii="Arial" w:hAnsi="Arial" w:cs="Arial"/>
               </w:rPr>
               <w:br/>
+            </w:r>
+            <w:proofErr w:type="spellStart"/>
+            <w:r>
+              <w:rPr>
+                <w:rFonts w:ascii="Arial" w:hAnsi="Arial" w:cs="Arial"/>
+              </w:rPr>
               <w:t>0D1B</w:t>
             </w:r>
+            <w:proofErr w:type="spellEnd"/>
           </w:p>
         </w:tc>
         <w:tc>
@@ -7276,8 +7750,15 @@
                 <w:rFonts w:ascii="Arial" w:hAnsi="Arial" w:cs="Arial"/>
               </w:rPr>
               <w:br/>
+            </w:r>
+            <w:proofErr w:type="spellStart"/>
+            <w:r>
+              <w:rPr>
+                <w:rFonts w:ascii="Arial" w:hAnsi="Arial" w:cs="Arial"/>
+              </w:rPr>
               <w:t>002C</w:t>
             </w:r>
+            <w:proofErr w:type="spellEnd"/>
           </w:p>
         </w:tc>
         <w:tc>
@@ -7312,8 +7793,15 @@
                 <w:rFonts w:ascii="Arial" w:hAnsi="Arial" w:cs="Arial"/>
               </w:rPr>
               <w:br/>
+            </w:r>
+            <w:proofErr w:type="spellStart"/>
+            <w:r>
+              <w:rPr>
+                <w:rFonts w:ascii="Arial" w:hAnsi="Arial" w:cs="Arial"/>
+              </w:rPr>
               <w:t>0D23</w:t>
             </w:r>
+            <w:proofErr w:type="spellEnd"/>
           </w:p>
         </w:tc>
         <w:tc>
@@ -7348,8 +7836,15 @@
                 <w:rFonts w:ascii="Arial" w:hAnsi="Arial" w:cs="Arial"/>
               </w:rPr>
               <w:br/>
+            </w:r>
+            <w:proofErr w:type="spellStart"/>
+            <w:r>
+              <w:rPr>
+                <w:rFonts w:ascii="Arial" w:hAnsi="Arial" w:cs="Arial"/>
+              </w:rPr>
               <w:t>0D36</w:t>
             </w:r>
+            <w:proofErr w:type="spellEnd"/>
           </w:p>
         </w:tc>
         <w:tc>
@@ -7385,8 +7880,15 @@
                 <w:rFonts w:ascii="Arial" w:hAnsi="Arial" w:cs="Arial"/>
               </w:rPr>
               <w:br/>
+            </w:r>
+            <w:proofErr w:type="spellStart"/>
+            <w:r>
+              <w:rPr>
+                <w:rFonts w:ascii="Arial" w:hAnsi="Arial" w:cs="Arial"/>
+              </w:rPr>
               <w:t>0D4A</w:t>
             </w:r>
+            <w:proofErr w:type="spellEnd"/>
           </w:p>
         </w:tc>
         <w:tc>
@@ -7421,8 +7923,15 @@
                 <w:rFonts w:ascii="Arial" w:hAnsi="Arial" w:cs="Arial"/>
               </w:rPr>
               <w:br/>
+            </w:r>
+            <w:proofErr w:type="spellStart"/>
+            <w:r>
+              <w:rPr>
+                <w:rFonts w:ascii="Arial" w:hAnsi="Arial" w:cs="Arial"/>
+              </w:rPr>
               <w:t>006C</w:t>
             </w:r>
+            <w:proofErr w:type="spellEnd"/>
           </w:p>
         </w:tc>
         <w:tc>
@@ -7651,8 +8160,15 @@
                 <w:rFonts w:ascii="Arial" w:hAnsi="Arial" w:cs="Arial"/>
               </w:rPr>
               <w:br/>
+            </w:r>
+            <w:proofErr w:type="spellStart"/>
+            <w:r>
+              <w:rPr>
+                <w:rFonts w:ascii="Arial" w:hAnsi="Arial" w:cs="Arial"/>
+              </w:rPr>
               <w:t>000D</w:t>
             </w:r>
+            <w:proofErr w:type="spellEnd"/>
           </w:p>
         </w:tc>
         <w:tc>
@@ -7687,8 +8203,15 @@
                 <w:rFonts w:ascii="Arial" w:hAnsi="Arial" w:cs="Arial"/>
               </w:rPr>
               <w:br/>
+            </w:r>
+            <w:proofErr w:type="spellStart"/>
+            <w:r>
+              <w:rPr>
+                <w:rFonts w:ascii="Arial" w:hAnsi="Arial" w:cs="Arial"/>
+              </w:rPr>
               <w:t>0D1C</w:t>
             </w:r>
+            <w:proofErr w:type="spellEnd"/>
           </w:p>
         </w:tc>
         <w:tc>
@@ -7759,8 +8282,15 @@
                 <w:rFonts w:ascii="Arial" w:hAnsi="Arial" w:cs="Arial"/>
               </w:rPr>
               <w:br/>
+            </w:r>
+            <w:proofErr w:type="spellStart"/>
+            <w:r>
+              <w:rPr>
+                <w:rFonts w:ascii="Arial" w:hAnsi="Arial" w:cs="Arial"/>
+              </w:rPr>
               <w:t>0D2A</w:t>
             </w:r>
+            <w:proofErr w:type="spellEnd"/>
           </w:p>
         </w:tc>
         <w:tc>
@@ -7795,8 +8325,15 @@
                 <w:rFonts w:ascii="Arial" w:hAnsi="Arial" w:cs="Arial"/>
               </w:rPr>
               <w:br/>
+            </w:r>
+            <w:proofErr w:type="spellStart"/>
+            <w:r>
+              <w:rPr>
+                <w:rFonts w:ascii="Arial" w:hAnsi="Arial" w:cs="Arial"/>
+              </w:rPr>
               <w:t>0D39</w:t>
             </w:r>
+            <w:proofErr w:type="spellEnd"/>
           </w:p>
         </w:tc>
         <w:tc>
@@ -7832,8 +8369,15 @@
                 <w:rFonts w:ascii="Arial" w:hAnsi="Arial" w:cs="Arial"/>
               </w:rPr>
               <w:br/>
+            </w:r>
+            <w:proofErr w:type="spellStart"/>
+            <w:r>
+              <w:rPr>
+                <w:rFonts w:ascii="Arial" w:hAnsi="Arial" w:cs="Arial"/>
+              </w:rPr>
               <w:t>0D4B</w:t>
             </w:r>
+            <w:proofErr w:type="spellEnd"/>
           </w:p>
         </w:tc>
         <w:tc>
@@ -7868,8 +8412,15 @@
                 <w:rFonts w:ascii="Arial" w:hAnsi="Arial" w:cs="Arial"/>
               </w:rPr>
               <w:br/>
+            </w:r>
+            <w:proofErr w:type="spellStart"/>
+            <w:r>
+              <w:rPr>
+                <w:rFonts w:ascii="Arial" w:hAnsi="Arial" w:cs="Arial"/>
+              </w:rPr>
               <w:t>006D</w:t>
             </w:r>
+            <w:proofErr w:type="spellEnd"/>
           </w:p>
         </w:tc>
         <w:tc>
@@ -8095,8 +8646,15 @@
                 <w:rFonts w:ascii="Arial" w:hAnsi="Arial" w:cs="Arial"/>
               </w:rPr>
               <w:br/>
+            </w:r>
+            <w:proofErr w:type="spellStart"/>
+            <w:r>
+              <w:rPr>
+                <w:rFonts w:ascii="Arial" w:hAnsi="Arial" w:cs="Arial"/>
+              </w:rPr>
               <w:t>0D0E</w:t>
             </w:r>
+            <w:proofErr w:type="spellEnd"/>
           </w:p>
         </w:tc>
         <w:tc>
@@ -8131,8 +8689,15 @@
                 <w:rFonts w:ascii="Arial" w:hAnsi="Arial" w:cs="Arial"/>
               </w:rPr>
               <w:br/>
+            </w:r>
+            <w:proofErr w:type="spellStart"/>
+            <w:r>
+              <w:rPr>
+                <w:rFonts w:ascii="Arial" w:hAnsi="Arial" w:cs="Arial"/>
+              </w:rPr>
               <w:t>0D1D</w:t>
             </w:r>
+            <w:proofErr w:type="spellEnd"/>
           </w:p>
         </w:tc>
         <w:tc>
@@ -8167,8 +8732,15 @@
                 <w:rFonts w:ascii="Arial" w:hAnsi="Arial" w:cs="Arial"/>
               </w:rPr>
               <w:br/>
+            </w:r>
+            <w:proofErr w:type="spellStart"/>
+            <w:r>
+              <w:rPr>
+                <w:rFonts w:ascii="Arial" w:hAnsi="Arial" w:cs="Arial"/>
+              </w:rPr>
               <w:t>002E</w:t>
             </w:r>
+            <w:proofErr w:type="spellEnd"/>
           </w:p>
         </w:tc>
         <w:tc>
@@ -8203,8 +8775,15 @@
                 <w:rFonts w:ascii="Arial" w:hAnsi="Arial" w:cs="Arial"/>
               </w:rPr>
               <w:br/>
+            </w:r>
+            <w:proofErr w:type="spellStart"/>
+            <w:r>
+              <w:rPr>
+                <w:rFonts w:ascii="Arial" w:hAnsi="Arial" w:cs="Arial"/>
+              </w:rPr>
               <w:t>0D2B</w:t>
             </w:r>
+            <w:proofErr w:type="spellEnd"/>
           </w:p>
         </w:tc>
         <w:tc>
@@ -8270,8 +8849,15 @@
                 <w:rFonts w:ascii="Arial" w:hAnsi="Arial" w:cs="Arial"/>
               </w:rPr>
               <w:br/>
+            </w:r>
+            <w:proofErr w:type="spellStart"/>
+            <w:r>
+              <w:rPr>
+                <w:rFonts w:ascii="Arial" w:hAnsi="Arial" w:cs="Arial"/>
+              </w:rPr>
               <w:t>0D4C</w:t>
             </w:r>
+            <w:proofErr w:type="spellEnd"/>
           </w:p>
         </w:tc>
         <w:tc>
@@ -8306,20 +8892,26 @@
                 <w:rFonts w:ascii="Arial" w:hAnsi="Arial" w:cs="Arial"/>
               </w:rPr>
               <w:br/>
+            </w:r>
+            <w:proofErr w:type="spellStart"/>
+            <w:r>
+              <w:rPr>
+                <w:rFonts w:ascii="Arial" w:hAnsi="Arial" w:cs="Arial"/>
+              </w:rPr>
               <w:t>006E</w:t>
             </w:r>
-          </w:p>
-        </w:tc>
-        <w:tc>
-          <w:tcPr>
-            <w:tcW w:w="0" w:type="auto"/>
-            <w:tcBorders>
-              <w:top w:val="single" w:sz="12" w:space="0" w:color="000000"/>
-              <w:left w:val="single" w:sz="12" w:space="0" w:color="000000"/>
-              <w:bottom w:val="single" w:sz="12" w:space="0" w:color="000000"/>
-              <w:right w:val="single" w:sz="12" w:space="0" w:color="000000"/>
-            </w:tcBorders>
-            <w:shd w:val="clear" w:color="auto" w:fill="DDA0DD"/>
+            <w:proofErr w:type="spellEnd"/>
+          </w:p>
+        </w:tc>
+        <w:tc>
+          <w:tcPr>
+            <w:tcW w:w="0" w:type="auto"/>
+            <w:tcBorders>
+              <w:top w:val="single" w:sz="12" w:space="0" w:color="000000"/>
+              <w:left w:val="single" w:sz="12" w:space="0" w:color="000000"/>
+              <w:bottom w:val="single" w:sz="12" w:space="0" w:color="000000"/>
+              <w:right w:val="single" w:sz="12" w:space="0" w:color="000000"/>
+            </w:tcBorders>
             <w:vAlign w:val="center"/>
           </w:tcPr>
           <w:p>
@@ -8334,9 +8926,16 @@
             </w:pPr>
             <w:r>
               <w:rPr>
-                <w:rFonts w:ascii="Arial" w:hAnsi="Arial" w:cs="Arial"/>
-              </w:rPr>
-              <w:t> </w:t>
+                <w:rFonts w:ascii="Nirmala UI" w:hAnsi="Nirmala UI" w:cs="Nirmala UI"/>
+              </w:rPr>
+              <w:t>॰</w:t>
+            </w:r>
+            <w:r>
+              <w:rPr>
+                <w:rFonts w:ascii="Arial" w:hAnsi="Arial" w:cs="Arial"/>
+              </w:rPr>
+              <w:br/>
+              <w:t>0970</w:t>
             </w:r>
           </w:p>
         </w:tc>
@@ -8533,8 +9132,15 @@
                 <w:rFonts w:ascii="Arial" w:hAnsi="Arial" w:cs="Arial"/>
               </w:rPr>
               <w:br/>
+            </w:r>
+            <w:proofErr w:type="spellStart"/>
+            <w:r>
+              <w:rPr>
+                <w:rFonts w:ascii="Arial" w:hAnsi="Arial" w:cs="Arial"/>
+              </w:rPr>
               <w:t>0D0F</w:t>
             </w:r>
+            <w:proofErr w:type="spellEnd"/>
           </w:p>
         </w:tc>
         <w:tc>
@@ -8570,8 +9176,15 @@
                 <w:rFonts w:ascii="Arial" w:hAnsi="Arial" w:cs="Arial"/>
               </w:rPr>
               <w:br/>
+            </w:r>
+            <w:proofErr w:type="spellStart"/>
+            <w:r>
+              <w:rPr>
+                <w:rFonts w:ascii="Arial" w:hAnsi="Arial" w:cs="Arial"/>
+              </w:rPr>
               <w:t>0D1E</w:t>
             </w:r>
+            <w:proofErr w:type="spellEnd"/>
           </w:p>
         </w:tc>
         <w:tc>
@@ -8607,8 +9220,15 @@
                 <w:rFonts w:ascii="Arial" w:hAnsi="Arial" w:cs="Arial"/>
               </w:rPr>
               <w:br/>
+            </w:r>
+            <w:proofErr w:type="spellStart"/>
+            <w:r>
+              <w:rPr>
+                <w:rFonts w:ascii="Arial" w:hAnsi="Arial" w:cs="Arial"/>
+              </w:rPr>
               <w:t>002F</w:t>
             </w:r>
+            <w:proofErr w:type="spellEnd"/>
           </w:p>
         </w:tc>
         <w:tc>
@@ -8644,8 +9264,15 @@
                 <w:rFonts w:ascii="Arial" w:hAnsi="Arial" w:cs="Arial"/>
               </w:rPr>
               <w:br/>
+            </w:r>
+            <w:proofErr w:type="spellStart"/>
+            <w:r>
+              <w:rPr>
+                <w:rFonts w:ascii="Arial" w:hAnsi="Arial" w:cs="Arial"/>
+              </w:rPr>
               <w:t>003F</w:t>
             </w:r>
+            <w:proofErr w:type="spellEnd"/>
           </w:p>
         </w:tc>
         <w:tc>
@@ -8675,15 +9302,22 @@
               <w:rPr>
                 <w:rFonts w:ascii="Nirmala UI" w:hAnsi="Nirmala UI" w:cs="Nirmala UI"/>
               </w:rPr>
-              <w:t>ൎ</w:t>
-            </w:r>
-            <w:r>
-              <w:rPr>
-                <w:rFonts w:ascii="Arial" w:hAnsi="Arial" w:cs="Arial"/>
-              </w:rPr>
-              <w:br/>
-              <w:t>0D4E</w:t>
-            </w:r>
+              <w:t>്‌</w:t>
+            </w:r>
+            <w:r>
+              <w:rPr>
+                <w:rFonts w:ascii="Arial" w:hAnsi="Arial" w:cs="Arial"/>
+              </w:rPr>
+              <w:br/>
+            </w:r>
+            <w:proofErr w:type="spellStart"/>
+            <w:r>
+              <w:rPr>
+                <w:rFonts w:ascii="Arial" w:hAnsi="Arial" w:cs="Arial"/>
+              </w:rPr>
+              <w:t>0D4D,200C</w:t>
+            </w:r>
+            <w:proofErr w:type="spellEnd"/>
           </w:p>
         </w:tc>
         <w:tc>
@@ -8720,8 +9354,15 @@
                 <w:rFonts w:ascii="Arial" w:hAnsi="Arial" w:cs="Arial"/>
               </w:rPr>
               <w:br/>
+            </w:r>
+            <w:proofErr w:type="spellStart"/>
+            <w:r>
+              <w:rPr>
+                <w:rFonts w:ascii="Arial" w:hAnsi="Arial" w:cs="Arial"/>
+              </w:rPr>
               <w:t>0D4D</w:t>
             </w:r>
+            <w:proofErr w:type="spellEnd"/>
           </w:p>
         </w:tc>
         <w:tc>
@@ -8757,8 +9398,15 @@
                 <w:rFonts w:ascii="Arial" w:hAnsi="Arial" w:cs="Arial"/>
               </w:rPr>
               <w:br/>
+            </w:r>
+            <w:proofErr w:type="spellStart"/>
+            <w:r>
+              <w:rPr>
+                <w:rFonts w:ascii="Arial" w:hAnsi="Arial" w:cs="Arial"/>
+              </w:rPr>
               <w:t>006F</w:t>
             </w:r>
+            <w:proofErr w:type="spellEnd"/>
           </w:p>
         </w:tc>
         <w:tc>
@@ -8815,8 +9463,21 @@
             <w:pPr>
               <w:pStyle w:val="TAL"/>
             </w:pPr>
-            <w:r>
-              <w:t>In the event that an MS receives a code where a symbol is not represented in the above table then the MS shall display the REPLACEMENT CHARACTER (U+FFFD).</w:t>
+            <w:proofErr w:type="gramStart"/>
+            <w:r>
+              <w:t>In the event that</w:t>
+            </w:r>
+            <w:proofErr w:type="gramEnd"/>
+            <w:r>
+              <w:t xml:space="preserve"> an MS receives a code where a symbol is not represented in the above table then the MS shall display the REPLACEMENT CHARACTER (</w:t>
+            </w:r>
+            <w:proofErr w:type="spellStart"/>
+            <w:r>
+              <w:t>U+FFFD</w:t>
+            </w:r>
+            <w:proofErr w:type="spellEnd"/>
+            <w:r>
+              <w:t>).</w:t>
             </w:r>
           </w:p>
           <w:p>
@@ -8847,15 +9508,36 @@
             </w:r>
             <w:r>
               <w:br/>
-              <w:t>When splitting a message text into submessages, there must be no cut right after an SS3.</w:t>
+              <w:t xml:space="preserve">When splitting a message text into </w:t>
+            </w:r>
+            <w:proofErr w:type="spellStart"/>
+            <w:r>
+              <w:t>submessages</w:t>
+            </w:r>
+            <w:proofErr w:type="spellEnd"/>
+            <w:r>
+              <w:t xml:space="preserve">, there must be no cut right after an </w:t>
+            </w:r>
+            <w:proofErr w:type="spellStart"/>
+            <w:r>
+              <w:t>SS3</w:t>
+            </w:r>
+            <w:proofErr w:type="spellEnd"/>
+            <w:r>
+              <w:t>.</w:t>
             </w:r>
           </w:p>
           <w:p>
             <w:pPr>
               <w:pStyle w:val="TAN"/>
             </w:pPr>
-            <w:r>
-              <w:t>SS2:</w:t>
+            <w:proofErr w:type="spellStart"/>
+            <w:r>
+              <w:t>SS2</w:t>
+            </w:r>
+            <w:proofErr w:type="spellEnd"/>
+            <w:r>
+              <w:t>:</w:t>
             </w:r>
             <w:r>
               <w:tab/>
@@ -8863,27 +9545,47 @@
             <w:r>
               <w:t xml:space="preserve">SINGLE SHIFT TWO; This code shifts the next 7-bit code unit to refer to an extension of this table (subclause </w:t>
             </w:r>
+            <w:proofErr w:type="spellStart"/>
             <w:r>
               <w:t>A.4.18.2</w:t>
             </w:r>
+            <w:proofErr w:type="spellEnd"/>
             <w:r>
               <w:t xml:space="preserve">). </w:t>
             </w:r>
             <w:r>
               <w:br/>
-              <w:t>When splitting a message text into submessages, there must be no cut right after an SS2.</w:t>
+              <w:t xml:space="preserve">When splitting a message text into </w:t>
+            </w:r>
+            <w:proofErr w:type="spellStart"/>
+            <w:r>
+              <w:t>submessages</w:t>
+            </w:r>
+            <w:proofErr w:type="spellEnd"/>
+            <w:r>
+              <w:t xml:space="preserve">, there must be no cut right after an </w:t>
+            </w:r>
+            <w:proofErr w:type="spellStart"/>
+            <w:r>
+              <w:t>SS2</w:t>
+            </w:r>
+            <w:proofErr w:type="spellEnd"/>
+            <w:r>
+              <w:t>.</w:t>
             </w:r>
           </w:p>
           <w:p>
             <w:pPr>
               <w:pStyle w:val="TAN"/>
             </w:pPr>
+            <w:proofErr w:type="spellStart"/>
             <w:r>
               <w:rPr>
                 <w:rFonts w:cs="Arial"/>
               </w:rPr>
               <w:t>0D4D</w:t>
             </w:r>
+            <w:proofErr w:type="spellEnd"/>
             <w:r>
               <w:tab/>
             </w:r>
@@ -8900,13 +9602,24 @@
               <w:t>SIGN VIRAMA</w:t>
             </w:r>
             <w:r>
-              <w:t>: This is a control character for forming conjuncts. If the display font does not support the requested conjunct, U+</w:t>
+              <w:t xml:space="preserve">: This is a control character for forming conjuncts. If the display font does not support the requested conjunct, </w:t>
+            </w:r>
+            <w:proofErr w:type="spellStart"/>
+            <w:r>
+              <w:t>U+</w:t>
             </w:r>
             <w:r>
               <w:rPr>
                 <w:rFonts w:cs="Arial"/>
               </w:rPr>
-              <w:t xml:space="preserve">0D4D </w:t>
+              <w:t>0D4D</w:t>
+            </w:r>
+            <w:proofErr w:type="spellEnd"/>
+            <w:r>
+              <w:rPr>
+                <w:rFonts w:cs="Arial"/>
+              </w:rPr>
+              <w:t xml:space="preserve"> </w:t>
             </w:r>
             <w:r>
               <w:t>is a combining character with nominal glyph.</w:t>
@@ -8935,6 +9648,7 @@
         <w:pStyle w:val="Rubrik4"/>
       </w:pPr>
       <w:bookmarkStart w:id="42" w:name="_Toc114820860"/>
+      <w:proofErr w:type="spellStart"/>
       <w:r>
         <w:lastRenderedPageBreak/>
         <w:t>A.4</w:t>
@@ -8951,6 +9665,7 @@
       <w:r>
         <w:t>2</w:t>
       </w:r>
+      <w:proofErr w:type="spellEnd"/>
       <w:r>
         <w:tab/>
         <w:t>SMS/CBS 7</w:t>
@@ -8971,13 +9686,26 @@
         <w:t xml:space="preserve"> </w:t>
       </w:r>
       <w:r>
-        <w:t>Alphabet (0x1</w:t>
+        <w:t>Alphabet (</w:t>
+      </w:r>
+      <w:proofErr w:type="spellStart"/>
+      <w:r>
+        <w:t>0x1</w:t>
       </w:r>
       <w:r>
         <w:t>8</w:t>
       </w:r>
+      <w:proofErr w:type="spellEnd"/>
       <w:r>
-        <w:t>) extension (SS2) table</w:t>
+        <w:t>) extension (</w:t>
+      </w:r>
+      <w:proofErr w:type="spellStart"/>
+      <w:r>
+        <w:t>SS2</w:t>
+      </w:r>
+      <w:proofErr w:type="spellEnd"/>
+      <w:r>
+        <w:t>) table</w:t>
       </w:r>
       <w:bookmarkEnd w:id="42"/>
     </w:p>
@@ -8988,19 +9716,19 @@
         <w:tblLook w:val="0000" w:firstRow="0" w:lastRow="0" w:firstColumn="0" w:lastColumn="0" w:noHBand="0" w:noVBand="0"/>
       </w:tblPr>
       <w:tblGrid>
-        <w:gridCol w:w="523"/>
-        <w:gridCol w:w="523"/>
-        <w:gridCol w:w="523"/>
-        <w:gridCol w:w="523"/>
-        <w:gridCol w:w="524"/>
-        <w:gridCol w:w="744"/>
-        <w:gridCol w:w="721"/>
-        <w:gridCol w:w="1816"/>
-        <w:gridCol w:w="721"/>
-        <w:gridCol w:w="721"/>
-        <w:gridCol w:w="721"/>
-        <w:gridCol w:w="744"/>
-        <w:gridCol w:w="755"/>
+        <w:gridCol w:w="510"/>
+        <w:gridCol w:w="510"/>
+        <w:gridCol w:w="509"/>
+        <w:gridCol w:w="509"/>
+        <w:gridCol w:w="509"/>
+        <w:gridCol w:w="723"/>
+        <w:gridCol w:w="652"/>
+        <w:gridCol w:w="1611"/>
+        <w:gridCol w:w="1167"/>
+        <w:gridCol w:w="701"/>
+        <w:gridCol w:w="701"/>
+        <w:gridCol w:w="723"/>
+        <w:gridCol w:w="734"/>
       </w:tblGrid>
       <w:tr>
         <w:trPr>
@@ -9091,6 +9819,7 @@
                 <w:sz w:val="24"/>
               </w:rPr>
             </w:pPr>
+            <w:proofErr w:type="spellStart"/>
             <w:r>
               <w:rPr>
                 <w:rFonts w:ascii="Courier" w:hAnsi="Courier"/>
@@ -9102,6 +9831,7 @@
               </w:rPr>
               <w:t>b7</w:t>
             </w:r>
+            <w:proofErr w:type="spellEnd"/>
           </w:p>
         </w:tc>
         <w:tc>
@@ -9445,6 +10175,7 @@
                 <w:sz w:val="24"/>
               </w:rPr>
             </w:pPr>
+            <w:proofErr w:type="spellStart"/>
             <w:r>
               <w:rPr>
                 <w:rFonts w:ascii="Courier" w:hAnsi="Courier"/>
@@ -9456,6 +10187,7 @@
               </w:rPr>
               <w:t>b6</w:t>
             </w:r>
+            <w:proofErr w:type="spellEnd"/>
           </w:p>
         </w:tc>
         <w:tc>
@@ -9799,6 +10531,7 @@
                 <w:sz w:val="24"/>
               </w:rPr>
             </w:pPr>
+            <w:proofErr w:type="spellStart"/>
             <w:r>
               <w:rPr>
                 <w:rFonts w:ascii="Courier" w:hAnsi="Courier"/>
@@ -9810,6 +10543,7 @@
               </w:rPr>
               <w:t>b5</w:t>
             </w:r>
+            <w:proofErr w:type="spellEnd"/>
           </w:p>
         </w:tc>
         <w:tc>
@@ -10081,6 +10815,7 @@
             </w:pPr>
             <w:bookmarkStart w:id="49" w:name="_MCCTEMPBM_CRPT01490051___4" w:colFirst="0" w:colLast="11"/>
             <w:bookmarkEnd w:id="47"/>
+            <w:proofErr w:type="spellStart"/>
             <w:r>
               <w:rPr>
                 <w:rFonts w:ascii="Courier" w:hAnsi="Courier"/>
@@ -10092,28 +10827,30 @@
               </w:rPr>
               <w:t>b4</w:t>
             </w:r>
-          </w:p>
-        </w:tc>
-        <w:tc>
-          <w:tcPr>
-            <w:tcW w:w="0" w:type="auto"/>
-            <w:tcBorders>
-              <w:top w:val="single" w:sz="6" w:space="0" w:color="auto"/>
-              <w:left w:val="single" w:sz="6" w:space="0" w:color="auto"/>
-              <w:bottom w:val="single" w:sz="6" w:space="0" w:color="auto"/>
-              <w:right w:val="single" w:sz="6" w:space="0" w:color="auto"/>
-            </w:tcBorders>
-          </w:tcPr>
-          <w:p>
-            <w:pPr>
-              <w:keepNext/>
-              <w:spacing w:before="120" w:line="240" w:lineRule="exact"/>
-              <w:jc w:val="center"/>
-              <w:rPr>
-                <w:rFonts w:ascii="Courier" w:hAnsi="Courier"/>
-                <w:sz w:val="24"/>
-              </w:rPr>
-            </w:pPr>
+            <w:proofErr w:type="spellEnd"/>
+          </w:p>
+        </w:tc>
+        <w:tc>
+          <w:tcPr>
+            <w:tcW w:w="0" w:type="auto"/>
+            <w:tcBorders>
+              <w:top w:val="single" w:sz="6" w:space="0" w:color="auto"/>
+              <w:left w:val="single" w:sz="6" w:space="0" w:color="auto"/>
+              <w:bottom w:val="single" w:sz="6" w:space="0" w:color="auto"/>
+              <w:right w:val="single" w:sz="6" w:space="0" w:color="auto"/>
+            </w:tcBorders>
+          </w:tcPr>
+          <w:p>
+            <w:pPr>
+              <w:keepNext/>
+              <w:spacing w:before="120" w:line="240" w:lineRule="exact"/>
+              <w:jc w:val="center"/>
+              <w:rPr>
+                <w:rFonts w:ascii="Courier" w:hAnsi="Courier"/>
+                <w:sz w:val="24"/>
+              </w:rPr>
+            </w:pPr>
+            <w:proofErr w:type="spellStart"/>
             <w:r>
               <w:rPr>
                 <w:rFonts w:ascii="Courier" w:hAnsi="Courier"/>
@@ -10125,28 +10862,30 @@
               </w:rPr>
               <w:t>b3</w:t>
             </w:r>
-          </w:p>
-        </w:tc>
-        <w:tc>
-          <w:tcPr>
-            <w:tcW w:w="0" w:type="auto"/>
-            <w:tcBorders>
-              <w:top w:val="single" w:sz="6" w:space="0" w:color="auto"/>
-              <w:left w:val="single" w:sz="6" w:space="0" w:color="auto"/>
-              <w:bottom w:val="single" w:sz="6" w:space="0" w:color="auto"/>
-              <w:right w:val="single" w:sz="6" w:space="0" w:color="auto"/>
-            </w:tcBorders>
-          </w:tcPr>
-          <w:p>
-            <w:pPr>
-              <w:keepNext/>
-              <w:spacing w:before="120" w:line="240" w:lineRule="exact"/>
-              <w:jc w:val="center"/>
-              <w:rPr>
-                <w:rFonts w:ascii="Courier" w:hAnsi="Courier"/>
-                <w:sz w:val="24"/>
-              </w:rPr>
-            </w:pPr>
+            <w:proofErr w:type="spellEnd"/>
+          </w:p>
+        </w:tc>
+        <w:tc>
+          <w:tcPr>
+            <w:tcW w:w="0" w:type="auto"/>
+            <w:tcBorders>
+              <w:top w:val="single" w:sz="6" w:space="0" w:color="auto"/>
+              <w:left w:val="single" w:sz="6" w:space="0" w:color="auto"/>
+              <w:bottom w:val="single" w:sz="6" w:space="0" w:color="auto"/>
+              <w:right w:val="single" w:sz="6" w:space="0" w:color="auto"/>
+            </w:tcBorders>
+          </w:tcPr>
+          <w:p>
+            <w:pPr>
+              <w:keepNext/>
+              <w:spacing w:before="120" w:line="240" w:lineRule="exact"/>
+              <w:jc w:val="center"/>
+              <w:rPr>
+                <w:rFonts w:ascii="Courier" w:hAnsi="Courier"/>
+                <w:sz w:val="24"/>
+              </w:rPr>
+            </w:pPr>
+            <w:proofErr w:type="spellStart"/>
             <w:r>
               <w:rPr>
                 <w:rFonts w:ascii="Courier" w:hAnsi="Courier"/>
@@ -10158,28 +10897,30 @@
               </w:rPr>
               <w:t>b2</w:t>
             </w:r>
-          </w:p>
-        </w:tc>
-        <w:tc>
-          <w:tcPr>
-            <w:tcW w:w="0" w:type="auto"/>
-            <w:tcBorders>
-              <w:top w:val="single" w:sz="6" w:space="0" w:color="auto"/>
-              <w:left w:val="single" w:sz="6" w:space="0" w:color="auto"/>
-              <w:bottom w:val="single" w:sz="6" w:space="0" w:color="auto"/>
-              <w:right w:val="single" w:sz="6" w:space="0" w:color="auto"/>
-            </w:tcBorders>
-          </w:tcPr>
-          <w:p>
-            <w:pPr>
-              <w:keepNext/>
-              <w:spacing w:before="120" w:line="240" w:lineRule="exact"/>
-              <w:jc w:val="center"/>
-              <w:rPr>
-                <w:rFonts w:ascii="Courier" w:hAnsi="Courier"/>
-                <w:sz w:val="24"/>
-              </w:rPr>
-            </w:pPr>
+            <w:proofErr w:type="spellEnd"/>
+          </w:p>
+        </w:tc>
+        <w:tc>
+          <w:tcPr>
+            <w:tcW w:w="0" w:type="auto"/>
+            <w:tcBorders>
+              <w:top w:val="single" w:sz="6" w:space="0" w:color="auto"/>
+              <w:left w:val="single" w:sz="6" w:space="0" w:color="auto"/>
+              <w:bottom w:val="single" w:sz="6" w:space="0" w:color="auto"/>
+              <w:right w:val="single" w:sz="6" w:space="0" w:color="auto"/>
+            </w:tcBorders>
+          </w:tcPr>
+          <w:p>
+            <w:pPr>
+              <w:keepNext/>
+              <w:spacing w:before="120" w:line="240" w:lineRule="exact"/>
+              <w:jc w:val="center"/>
+              <w:rPr>
+                <w:rFonts w:ascii="Courier" w:hAnsi="Courier"/>
+                <w:sz w:val="24"/>
+              </w:rPr>
+            </w:pPr>
+            <w:proofErr w:type="spellStart"/>
             <w:r>
               <w:rPr>
                 <w:rFonts w:ascii="Courier" w:hAnsi="Courier"/>
@@ -10191,6 +10932,7 @@
               </w:rPr>
               <w:t>b1</w:t>
             </w:r>
+            <w:proofErr w:type="spellEnd"/>
           </w:p>
         </w:tc>
         <w:tc>
@@ -10214,6 +10956,7 @@
                 <w:sz w:val="24"/>
               </w:rPr>
             </w:pPr>
+            <w:proofErr w:type="spellStart"/>
             <w:r>
               <w:rPr>
                 <w:rFonts w:ascii="Courier" w:hAnsi="Courier"/>
@@ -10223,6 +10966,7 @@
               </w:rPr>
               <w:t>1B</w:t>
             </w:r>
+            <w:proofErr w:type="spellEnd"/>
           </w:p>
         </w:tc>
         <w:tc>
@@ -10691,22 +11435,36 @@
               <w:jc w:val="center"/>
               <w:rPr>
                 <w:rFonts w:ascii="Courier" w:hAnsi="Courier"/>
-                <w:sz w:val="24"/>
-              </w:rPr>
-            </w:pPr>
-            <w:r>
-              <w:rPr>
-                <w:rFonts w:ascii="Arial" w:hAnsi="Arial" w:cs="Arial"/>
+                <w:sz w:val="18"/>
+                <w:szCs w:val="18"/>
+              </w:rPr>
+            </w:pPr>
+            <w:r>
+              <w:rPr>
+                <w:rFonts w:ascii="Arial" w:hAnsi="Arial" w:cs="Arial"/>
+                <w:sz w:val="18"/>
+                <w:szCs w:val="18"/>
               </w:rPr>
               <w:t>&lt;</w:t>
             </w:r>
             <w:r>
               <w:rPr>
                 <w:rFonts w:ascii="Arial" w:hAnsi="Arial" w:cs="Arial"/>
-              </w:rPr>
-              <w:br/>
+                <w:sz w:val="18"/>
+                <w:szCs w:val="18"/>
+              </w:rPr>
+              <w:br/>
+            </w:r>
+            <w:proofErr w:type="spellStart"/>
+            <w:r>
+              <w:rPr>
+                <w:rFonts w:ascii="Arial" w:hAnsi="Arial" w:cs="Arial"/>
+                <w:sz w:val="18"/>
+                <w:szCs w:val="18"/>
+              </w:rPr>
               <w:t>003C</w:t>
             </w:r>
+            <w:proofErr w:type="spellEnd"/>
           </w:p>
         </w:tc>
         <w:tc>
@@ -10741,8 +11499,15 @@
                 <w:rFonts w:ascii="Arial" w:hAnsi="Arial" w:cs="Arial"/>
               </w:rPr>
               <w:br/>
+            </w:r>
+            <w:proofErr w:type="spellStart"/>
+            <w:r>
+              <w:rPr>
+                <w:rFonts w:ascii="Arial" w:hAnsi="Arial" w:cs="Arial"/>
+              </w:rPr>
               <w:t>0D6A</w:t>
             </w:r>
+            <w:proofErr w:type="spellEnd"/>
           </w:p>
         </w:tc>
         <w:tc>
@@ -10777,8 +11542,15 @@
                 <w:rFonts w:ascii="Arial" w:hAnsi="Arial" w:cs="Arial"/>
               </w:rPr>
               <w:br/>
+            </w:r>
+            <w:proofErr w:type="spellStart"/>
+            <w:r>
+              <w:rPr>
+                <w:rFonts w:ascii="Arial" w:hAnsi="Arial" w:cs="Arial"/>
+              </w:rPr>
               <w:t>0D60</w:t>
             </w:r>
+            <w:proofErr w:type="spellEnd"/>
           </w:p>
         </w:tc>
         <w:tc>
@@ -10813,8 +11585,15 @@
                 <w:rFonts w:ascii="Arial" w:hAnsi="Arial" w:cs="Arial"/>
               </w:rPr>
               <w:br/>
+            </w:r>
+            <w:proofErr w:type="spellStart"/>
+            <w:r>
+              <w:rPr>
+                <w:rFonts w:ascii="Arial" w:hAnsi="Arial" w:cs="Arial"/>
+              </w:rPr>
               <w:t>007C</w:t>
             </w:r>
+            <w:proofErr w:type="spellEnd"/>
           </w:p>
         </w:tc>
         <w:tc>
@@ -10885,8 +11664,15 @@
                 <w:rFonts w:ascii="Arial" w:hAnsi="Arial" w:cs="Arial"/>
               </w:rPr>
               <w:br/>
+            </w:r>
+            <w:proofErr w:type="spellStart"/>
+            <w:r>
+              <w:rPr>
+                <w:rFonts w:ascii="Arial" w:hAnsi="Arial" w:cs="Arial"/>
+              </w:rPr>
               <w:t>00BC</w:t>
             </w:r>
+            <w:proofErr w:type="spellEnd"/>
           </w:p>
         </w:tc>
         <w:tc>
@@ -11121,8 +11907,15 @@
                 <w:rFonts w:ascii="Arial" w:hAnsi="Arial" w:cs="Arial"/>
               </w:rPr>
               <w:br/>
+            </w:r>
+            <w:proofErr w:type="spellStart"/>
+            <w:r>
+              <w:rPr>
+                <w:rFonts w:ascii="Arial" w:hAnsi="Arial" w:cs="Arial"/>
+              </w:rPr>
               <w:t>00A3</w:t>
             </w:r>
+            <w:proofErr w:type="spellEnd"/>
           </w:p>
         </w:tc>
         <w:tc>
@@ -11143,22 +11936,36 @@
               <w:jc w:val="center"/>
               <w:rPr>
                 <w:rFonts w:ascii="Courier" w:hAnsi="Courier"/>
-                <w:sz w:val="24"/>
-              </w:rPr>
-            </w:pPr>
-            <w:r>
-              <w:rPr>
-                <w:rFonts w:ascii="Arial" w:hAnsi="Arial" w:cs="Arial"/>
+                <w:sz w:val="18"/>
+                <w:szCs w:val="18"/>
+              </w:rPr>
+            </w:pPr>
+            <w:r>
+              <w:rPr>
+                <w:rFonts w:ascii="Arial" w:hAnsi="Arial" w:cs="Arial"/>
+                <w:sz w:val="18"/>
+                <w:szCs w:val="18"/>
               </w:rPr>
               <w:t>=</w:t>
             </w:r>
             <w:r>
               <w:rPr>
                 <w:rFonts w:ascii="Arial" w:hAnsi="Arial" w:cs="Arial"/>
-              </w:rPr>
-              <w:br/>
+                <w:sz w:val="18"/>
+                <w:szCs w:val="18"/>
+              </w:rPr>
+              <w:br/>
+            </w:r>
+            <w:proofErr w:type="spellStart"/>
+            <w:r>
+              <w:rPr>
+                <w:rFonts w:ascii="Arial" w:hAnsi="Arial" w:cs="Arial"/>
+                <w:sz w:val="18"/>
+                <w:szCs w:val="18"/>
+              </w:rPr>
               <w:t>003D</w:t>
             </w:r>
+            <w:proofErr w:type="spellEnd"/>
           </w:p>
         </w:tc>
         <w:tc>
@@ -11193,8 +12000,15 @@
                 <w:rFonts w:ascii="Arial" w:hAnsi="Arial" w:cs="Arial"/>
               </w:rPr>
               <w:br/>
+            </w:r>
+            <w:proofErr w:type="spellStart"/>
+            <w:r>
+              <w:rPr>
+                <w:rFonts w:ascii="Arial" w:hAnsi="Arial" w:cs="Arial"/>
+              </w:rPr>
               <w:t>0D6B</w:t>
             </w:r>
+            <w:proofErr w:type="spellEnd"/>
           </w:p>
         </w:tc>
         <w:tc>
@@ -11229,8 +12043,15 @@
                 <w:rFonts w:ascii="Arial" w:hAnsi="Arial" w:cs="Arial"/>
               </w:rPr>
               <w:br/>
+            </w:r>
+            <w:proofErr w:type="spellStart"/>
+            <w:r>
+              <w:rPr>
+                <w:rFonts w:ascii="Arial" w:hAnsi="Arial" w:cs="Arial"/>
+              </w:rPr>
               <w:t>0D61</w:t>
             </w:r>
+            <w:proofErr w:type="spellEnd"/>
           </w:p>
         </w:tc>
         <w:tc>
@@ -11337,8 +12158,15 @@
                 <w:rFonts w:ascii="Arial" w:hAnsi="Arial" w:cs="Arial"/>
               </w:rPr>
               <w:br/>
+            </w:r>
+            <w:proofErr w:type="spellStart"/>
+            <w:r>
+              <w:rPr>
+                <w:rFonts w:ascii="Arial" w:hAnsi="Arial" w:cs="Arial"/>
+              </w:rPr>
               <w:t>00BD</w:t>
             </w:r>
+            <w:proofErr w:type="spellEnd"/>
           </w:p>
         </w:tc>
         <w:tc>
@@ -11373,8 +12201,15 @@
                 <w:rFonts w:ascii="Arial" w:hAnsi="Arial" w:cs="Arial"/>
               </w:rPr>
               <w:br/>
+            </w:r>
+            <w:proofErr w:type="spellStart"/>
+            <w:r>
+              <w:rPr>
+                <w:rFonts w:ascii="Arial" w:hAnsi="Arial" w:cs="Arial"/>
+              </w:rPr>
               <w:t>221E</w:t>
             </w:r>
+            <w:proofErr w:type="spellEnd"/>
           </w:p>
         </w:tc>
         <w:bookmarkStart w:id="54" w:name="_MCCTEMPBM_CRPT01490056___7"/>
@@ -11600,22 +12435,36 @@
               <w:jc w:val="center"/>
               <w:rPr>
                 <w:rFonts w:ascii="Courier" w:hAnsi="Courier"/>
-                <w:sz w:val="24"/>
-              </w:rPr>
-            </w:pPr>
-            <w:r>
-              <w:rPr>
-                <w:rFonts w:ascii="Arial" w:hAnsi="Arial" w:cs="Arial"/>
+                <w:sz w:val="18"/>
+                <w:szCs w:val="18"/>
+              </w:rPr>
+            </w:pPr>
+            <w:r>
+              <w:rPr>
+                <w:rFonts w:ascii="Arial" w:hAnsi="Arial" w:cs="Arial"/>
+                <w:sz w:val="18"/>
+                <w:szCs w:val="18"/>
               </w:rPr>
               <w:t>&gt;</w:t>
             </w:r>
             <w:r>
               <w:rPr>
                 <w:rFonts w:ascii="Arial" w:hAnsi="Arial" w:cs="Arial"/>
-              </w:rPr>
-              <w:br/>
+                <w:sz w:val="18"/>
+                <w:szCs w:val="18"/>
+              </w:rPr>
+              <w:br/>
+            </w:r>
+            <w:proofErr w:type="spellStart"/>
+            <w:r>
+              <w:rPr>
+                <w:rFonts w:ascii="Arial" w:hAnsi="Arial" w:cs="Arial"/>
+                <w:sz w:val="18"/>
+                <w:szCs w:val="18"/>
+              </w:rPr>
               <w:t>003E</w:t>
             </w:r>
+            <w:proofErr w:type="spellEnd"/>
           </w:p>
         </w:tc>
         <w:tc>
@@ -11650,8 +12499,15 @@
                 <w:rFonts w:ascii="Arial" w:hAnsi="Arial" w:cs="Arial"/>
               </w:rPr>
               <w:br/>
+            </w:r>
+            <w:proofErr w:type="spellStart"/>
+            <w:r>
+              <w:rPr>
+                <w:rFonts w:ascii="Arial" w:hAnsi="Arial" w:cs="Arial"/>
+              </w:rPr>
               <w:t>0D6C</w:t>
             </w:r>
+            <w:proofErr w:type="spellEnd"/>
           </w:p>
         </w:tc>
         <w:tc>
@@ -11687,8 +12543,15 @@
                 <w:rFonts w:ascii="Arial" w:hAnsi="Arial" w:cs="Arial"/>
               </w:rPr>
               <w:br/>
+            </w:r>
+            <w:proofErr w:type="spellStart"/>
+            <w:r>
+              <w:rPr>
+                <w:rFonts w:ascii="Arial" w:hAnsi="Arial" w:cs="Arial"/>
+              </w:rPr>
               <w:t>0D44</w:t>
             </w:r>
+            <w:proofErr w:type="spellEnd"/>
           </w:p>
         </w:tc>
         <w:tc>
@@ -11795,8 +12658,15 @@
                 <w:rFonts w:ascii="Arial" w:hAnsi="Arial" w:cs="Arial"/>
               </w:rPr>
               <w:br/>
+            </w:r>
+            <w:proofErr w:type="spellStart"/>
+            <w:r>
+              <w:rPr>
+                <w:rFonts w:ascii="Arial" w:hAnsi="Arial" w:cs="Arial"/>
+              </w:rPr>
               <w:t>00BE</w:t>
             </w:r>
+            <w:proofErr w:type="spellEnd"/>
           </w:p>
         </w:tc>
         <w:tc>
@@ -11831,8 +12701,15 @@
                 <w:rFonts w:ascii="Arial" w:hAnsi="Arial" w:cs="Arial"/>
               </w:rPr>
               <w:br/>
+            </w:r>
+            <w:proofErr w:type="spellStart"/>
+            <w:r>
+              <w:rPr>
+                <w:rFonts w:ascii="Arial" w:hAnsi="Arial" w:cs="Arial"/>
+              </w:rPr>
               <w:t>00B2</w:t>
             </w:r>
+            <w:proofErr w:type="spellEnd"/>
           </w:p>
         </w:tc>
         <w:bookmarkStart w:id="56" w:name="_MCCTEMPBM_CRPT01490058___7"/>
@@ -12031,8 +12908,15 @@
                 <w:rFonts w:ascii="Arial" w:hAnsi="Arial" w:cs="Arial"/>
               </w:rPr>
               <w:br/>
+            </w:r>
+            <w:proofErr w:type="spellStart"/>
+            <w:r>
+              <w:rPr>
+                <w:rFonts w:ascii="Arial" w:hAnsi="Arial" w:cs="Arial"/>
+              </w:rPr>
               <w:t>00A5</w:t>
             </w:r>
+            <w:proofErr w:type="spellEnd"/>
           </w:p>
         </w:tc>
         <w:tc>
@@ -12053,22 +12937,36 @@
               <w:jc w:val="center"/>
               <w:rPr>
                 <w:rFonts w:ascii="Courier" w:hAnsi="Courier"/>
-                <w:sz w:val="24"/>
-              </w:rPr>
-            </w:pPr>
-            <w:r>
-              <w:rPr>
-                <w:rFonts w:ascii="Arial" w:hAnsi="Arial" w:cs="Arial"/>
+                <w:sz w:val="18"/>
+                <w:szCs w:val="18"/>
+              </w:rPr>
+            </w:pPr>
+            <w:r>
+              <w:rPr>
+                <w:rFonts w:ascii="Arial" w:hAnsi="Arial" w:cs="Arial"/>
+                <w:sz w:val="18"/>
+                <w:szCs w:val="18"/>
               </w:rPr>
               <w:t>₹</w:t>
             </w:r>
             <w:r>
               <w:rPr>
                 <w:rFonts w:ascii="Arial" w:hAnsi="Arial" w:cs="Arial"/>
-              </w:rPr>
-              <w:br/>
+                <w:sz w:val="18"/>
+                <w:szCs w:val="18"/>
+              </w:rPr>
+              <w:br/>
+            </w:r>
+            <w:proofErr w:type="spellStart"/>
+            <w:r>
+              <w:rPr>
+                <w:rFonts w:ascii="Arial" w:hAnsi="Arial" w:cs="Arial"/>
+                <w:sz w:val="18"/>
+                <w:szCs w:val="18"/>
+              </w:rPr>
               <w:t>20B9</w:t>
             </w:r>
+            <w:proofErr w:type="spellEnd"/>
           </w:p>
         </w:tc>
         <w:tc>
@@ -12103,8 +13001,15 @@
                 <w:rFonts w:ascii="Arial" w:hAnsi="Arial" w:cs="Arial"/>
               </w:rPr>
               <w:br/>
+            </w:r>
+            <w:proofErr w:type="spellStart"/>
+            <w:r>
+              <w:rPr>
+                <w:rFonts w:ascii="Arial" w:hAnsi="Arial" w:cs="Arial"/>
+              </w:rPr>
               <w:t>0D6D</w:t>
             </w:r>
+            <w:proofErr w:type="spellEnd"/>
           </w:p>
         </w:tc>
         <w:tc>
@@ -12140,8 +13045,15 @@
                 <w:rFonts w:ascii="Arial" w:hAnsi="Arial" w:cs="Arial"/>
               </w:rPr>
               <w:br/>
+            </w:r>
+            <w:proofErr w:type="spellStart"/>
+            <w:r>
+              <w:rPr>
+                <w:rFonts w:ascii="Arial" w:hAnsi="Arial" w:cs="Arial"/>
+              </w:rPr>
               <w:t>0D63</w:t>
             </w:r>
+            <w:proofErr w:type="spellEnd"/>
           </w:p>
         </w:tc>
         <w:tc>
@@ -12248,8 +13160,15 @@
                 <w:rFonts w:ascii="Arial" w:hAnsi="Arial" w:cs="Arial"/>
               </w:rPr>
               <w:br/>
+            </w:r>
+            <w:proofErr w:type="spellStart"/>
+            <w:r>
+              <w:rPr>
+                <w:rFonts w:ascii="Arial" w:hAnsi="Arial" w:cs="Arial"/>
+              </w:rPr>
               <w:t>201C</w:t>
             </w:r>
+            <w:proofErr w:type="spellEnd"/>
           </w:p>
         </w:tc>
         <w:tc>
@@ -12284,8 +13203,15 @@
                 <w:rFonts w:ascii="Arial" w:hAnsi="Arial" w:cs="Arial"/>
               </w:rPr>
               <w:br/>
+            </w:r>
+            <w:proofErr w:type="spellStart"/>
+            <w:r>
+              <w:rPr>
+                <w:rFonts w:ascii="Arial" w:hAnsi="Arial" w:cs="Arial"/>
+              </w:rPr>
               <w:t>00B3</w:t>
             </w:r>
+            <w:proofErr w:type="spellEnd"/>
           </w:p>
         </w:tc>
         <w:bookmarkStart w:id="58" w:name="_MCCTEMPBM_CRPT01490060___7"/>
@@ -12489,8 +13415,15 @@
                 <w:rFonts w:ascii="Arial" w:hAnsi="Arial" w:cs="Arial"/>
               </w:rPr>
               <w:br/>
+            </w:r>
+            <w:proofErr w:type="spellStart"/>
+            <w:r>
+              <w:rPr>
+                <w:rFonts w:ascii="Arial" w:hAnsi="Arial" w:cs="Arial"/>
+              </w:rPr>
               <w:t>00A7</w:t>
             </w:r>
+            <w:proofErr w:type="spellEnd"/>
           </w:p>
         </w:tc>
         <w:tc>
@@ -12511,22 +13444,36 @@
               <w:jc w:val="center"/>
               <w:rPr>
                 <w:rFonts w:ascii="Courier" w:hAnsi="Courier"/>
-                <w:sz w:val="24"/>
-              </w:rPr>
-            </w:pPr>
-            <w:r>
-              <w:rPr>
-                <w:rFonts w:ascii="Arial" w:hAnsi="Arial" w:cs="Arial"/>
+                <w:sz w:val="18"/>
+                <w:szCs w:val="18"/>
+              </w:rPr>
+            </w:pPr>
+            <w:r>
+              <w:rPr>
+                <w:rFonts w:ascii="Arial" w:hAnsi="Arial" w:cs="Arial"/>
+                <w:sz w:val="18"/>
+                <w:szCs w:val="18"/>
               </w:rPr>
               <w:t>^</w:t>
             </w:r>
             <w:r>
               <w:rPr>
                 <w:rFonts w:ascii="Arial" w:hAnsi="Arial" w:cs="Arial"/>
-              </w:rPr>
-              <w:br/>
+                <w:sz w:val="18"/>
+                <w:szCs w:val="18"/>
+              </w:rPr>
+              <w:br/>
+            </w:r>
+            <w:proofErr w:type="spellStart"/>
+            <w:r>
+              <w:rPr>
+                <w:rFonts w:ascii="Arial" w:hAnsi="Arial" w:cs="Arial"/>
+                <w:sz w:val="18"/>
+                <w:szCs w:val="18"/>
+              </w:rPr>
               <w:t>005E</w:t>
             </w:r>
+            <w:proofErr w:type="spellEnd"/>
           </w:p>
         </w:tc>
         <w:tc>
@@ -12561,8 +13508,15 @@
                 <w:rFonts w:ascii="Arial" w:hAnsi="Arial" w:cs="Arial"/>
               </w:rPr>
               <w:br/>
+            </w:r>
+            <w:proofErr w:type="spellStart"/>
+            <w:r>
+              <w:rPr>
+                <w:rFonts w:ascii="Arial" w:hAnsi="Arial" w:cs="Arial"/>
+              </w:rPr>
               <w:t>0D6E</w:t>
             </w:r>
+            <w:proofErr w:type="spellEnd"/>
           </w:p>
         </w:tc>
         <w:tc>
@@ -12699,8 +13653,15 @@
                 <w:rFonts w:ascii="Arial" w:hAnsi="Arial" w:cs="Arial"/>
               </w:rPr>
               <w:br/>
+            </w:r>
+            <w:proofErr w:type="spellStart"/>
+            <w:r>
+              <w:rPr>
+                <w:rFonts w:ascii="Arial" w:hAnsi="Arial" w:cs="Arial"/>
+              </w:rPr>
               <w:t>201D</w:t>
             </w:r>
+            <w:proofErr w:type="spellEnd"/>
           </w:p>
         </w:tc>
         <w:tc>
@@ -12735,8 +13696,15 @@
                 <w:rFonts w:ascii="Arial" w:hAnsi="Arial" w:cs="Arial"/>
               </w:rPr>
               <w:br/>
+            </w:r>
+            <w:proofErr w:type="spellStart"/>
+            <w:r>
+              <w:rPr>
+                <w:rFonts w:ascii="Arial" w:hAnsi="Arial" w:cs="Arial"/>
+              </w:rPr>
               <w:t>0D3D</w:t>
             </w:r>
+            <w:proofErr w:type="spellEnd"/>
           </w:p>
         </w:tc>
         <w:bookmarkStart w:id="60" w:name="_MCCTEMPBM_CRPT01490062___7"/>
@@ -13006,8 +13974,15 @@
                 <w:rFonts w:ascii="Arial" w:hAnsi="Arial" w:cs="Arial"/>
               </w:rPr>
               <w:br/>
+            </w:r>
+            <w:proofErr w:type="spellStart"/>
+            <w:r>
+              <w:rPr>
+                <w:rFonts w:ascii="Arial" w:hAnsi="Arial" w:cs="Arial"/>
+              </w:rPr>
               <w:t>0D6F</w:t>
             </w:r>
+            <w:proofErr w:type="spellEnd"/>
           </w:p>
         </w:tc>
         <w:tc>
@@ -13144,8 +14119,15 @@
                 <w:rFonts w:ascii="Arial" w:hAnsi="Arial" w:cs="Arial"/>
               </w:rPr>
               <w:br/>
+            </w:r>
+            <w:proofErr w:type="spellStart"/>
+            <w:r>
+              <w:rPr>
+                <w:rFonts w:ascii="Arial" w:hAnsi="Arial" w:cs="Arial"/>
+              </w:rPr>
               <w:t>00A4</w:t>
             </w:r>
+            <w:proofErr w:type="spellEnd"/>
           </w:p>
         </w:tc>
         <w:tc>
@@ -13180,8 +14162,15 @@
                 <w:rFonts w:ascii="Arial" w:hAnsi="Arial" w:cs="Arial"/>
               </w:rPr>
               <w:br/>
+            </w:r>
+            <w:proofErr w:type="spellStart"/>
+            <w:r>
+              <w:rPr>
+                <w:rFonts w:ascii="Arial" w:hAnsi="Arial" w:cs="Arial"/>
+              </w:rPr>
               <w:t>0D7F</w:t>
             </w:r>
+            <w:proofErr w:type="spellEnd"/>
           </w:p>
         </w:tc>
         <w:bookmarkStart w:id="62" w:name="_MCCTEMPBM_CRPT01490064___7"/>
@@ -13385,8 +14374,15 @@
                 <w:rFonts w:ascii="Arial" w:hAnsi="Arial" w:cs="Arial"/>
               </w:rPr>
               <w:br/>
+            </w:r>
+            <w:proofErr w:type="spellStart"/>
+            <w:r>
+              <w:rPr>
+                <w:rFonts w:ascii="Arial" w:hAnsi="Arial" w:cs="Arial"/>
+              </w:rPr>
               <w:t>20AC</w:t>
             </w:r>
+            <w:proofErr w:type="spellEnd"/>
           </w:p>
         </w:tc>
         <w:tc>
@@ -13583,20 +14579,26 @@
                 <w:rFonts w:ascii="Arial" w:hAnsi="Arial" w:cs="Arial"/>
               </w:rPr>
               <w:br/>
+            </w:r>
+            <w:proofErr w:type="spellStart"/>
+            <w:r>
+              <w:rPr>
+                <w:rFonts w:ascii="Arial" w:hAnsi="Arial" w:cs="Arial"/>
+              </w:rPr>
               <w:t>03A9</w:t>
             </w:r>
-          </w:p>
-        </w:tc>
-        <w:tc>
-          <w:tcPr>
-            <w:tcW w:w="0" w:type="auto"/>
-            <w:tcBorders>
-              <w:top w:val="single" w:sz="12" w:space="0" w:color="000000"/>
-              <w:left w:val="single" w:sz="12" w:space="0" w:color="000000"/>
-              <w:bottom w:val="single" w:sz="12" w:space="0" w:color="000000"/>
-              <w:right w:val="single" w:sz="12" w:space="0" w:color="000000"/>
-            </w:tcBorders>
-            <w:shd w:val="clear" w:color="auto" w:fill="DDA0DD"/>
+            <w:proofErr w:type="spellEnd"/>
+          </w:p>
+        </w:tc>
+        <w:tc>
+          <w:tcPr>
+            <w:tcW w:w="0" w:type="auto"/>
+            <w:tcBorders>
+              <w:top w:val="single" w:sz="12" w:space="0" w:color="000000"/>
+              <w:left w:val="single" w:sz="12" w:space="0" w:color="000000"/>
+              <w:bottom w:val="single" w:sz="12" w:space="0" w:color="000000"/>
+              <w:right w:val="single" w:sz="12" w:space="0" w:color="000000"/>
+            </w:tcBorders>
             <w:vAlign w:val="center"/>
           </w:tcPr>
           <w:p>
@@ -13611,10 +14613,24 @@
             </w:pPr>
             <w:r>
               <w:rPr>
-                <w:rFonts w:ascii="Arial" w:hAnsi="Arial" w:cs="Arial"/>
-              </w:rPr>
-              <w:t> </w:t>
-            </w:r>
+                <w:rFonts w:ascii="Nirmala UI" w:hAnsi="Nirmala UI" w:cs="Nirmala UI"/>
+              </w:rPr>
+              <w:t>ൻ</w:t>
+            </w:r>
+            <w:r>
+              <w:rPr>
+                <w:rFonts w:ascii="Arial" w:hAnsi="Arial" w:cs="Arial"/>
+              </w:rPr>
+              <w:br/>
+            </w:r>
+            <w:proofErr w:type="spellStart"/>
+            <w:r>
+              <w:rPr>
+                <w:rFonts w:ascii="Arial" w:hAnsi="Arial" w:cs="Arial"/>
+              </w:rPr>
+              <w:t>0D7B</w:t>
+            </w:r>
+            <w:proofErr w:type="spellEnd"/>
           </w:p>
         </w:tc>
         <w:bookmarkStart w:id="64" w:name="_MCCTEMPBM_CRPT01490066___7"/>
@@ -13835,18 +14851,23 @@
               <w:jc w:val="center"/>
               <w:rPr>
                 <w:rFonts w:ascii="Courier" w:hAnsi="Courier"/>
-                <w:sz w:val="24"/>
-              </w:rPr>
-            </w:pPr>
-            <w:r>
-              <w:rPr>
-                <w:rFonts w:ascii="Arial" w:hAnsi="Arial" w:cs="Arial"/>
+                <w:sz w:val="18"/>
+                <w:szCs w:val="18"/>
+              </w:rPr>
+            </w:pPr>
+            <w:r>
+              <w:rPr>
+                <w:rFonts w:ascii="Arial" w:hAnsi="Arial" w:cs="Arial"/>
+                <w:sz w:val="18"/>
+                <w:szCs w:val="18"/>
               </w:rPr>
               <w:t>(</w:t>
             </w:r>
             <w:r>
               <w:rPr>
                 <w:rFonts w:ascii="Arial" w:hAnsi="Arial" w:cs="Arial"/>
+                <w:sz w:val="18"/>
+                <w:szCs w:val="18"/>
               </w:rPr>
               <w:br/>
               <w:t>0028</w:t>
@@ -13892,7 +14913,7 @@
               <w:bottom w:val="single" w:sz="12" w:space="0" w:color="000000"/>
               <w:right w:val="single" w:sz="12" w:space="0" w:color="000000"/>
             </w:tcBorders>
-            <w:shd w:val="clear" w:color="auto" w:fill="DDA0DD"/>
+            <w:shd w:val="clear" w:color="auto" w:fill="FFFACD"/>
             <w:vAlign w:val="center"/>
           </w:tcPr>
           <w:p>
@@ -13902,15 +14923,44 @@
               <w:jc w:val="center"/>
               <w:rPr>
                 <w:rFonts w:ascii="Courier" w:hAnsi="Courier"/>
-                <w:sz w:val="24"/>
-              </w:rPr>
-            </w:pPr>
-            <w:r>
-              <w:rPr>
-                <w:rFonts w:ascii="Arial" w:hAnsi="Arial" w:cs="Arial"/>
-              </w:rPr>
-              <w:t> </w:t>
-            </w:r>
+                <w:sz w:val="18"/>
+                <w:szCs w:val="18"/>
+              </w:rPr>
+            </w:pPr>
+            <w:r>
+              <w:rPr>
+                <w:rFonts w:ascii="Arial" w:hAnsi="Arial" w:cs="Arial"/>
+                <w:sz w:val="18"/>
+                <w:szCs w:val="18"/>
+              </w:rPr>
+              <w:t>‌</w:t>
+            </w:r>
+            <w:r>
+              <w:rPr>
+                <w:rFonts w:ascii="Nirmala UI" w:hAnsi="Nirmala UI" w:cs="Nirmala UI"/>
+                <w:sz w:val="18"/>
+                <w:szCs w:val="18"/>
+              </w:rPr>
+              <w:t>്</w:t>
+            </w:r>
+            <w:r>
+              <w:rPr>
+                <w:rFonts w:ascii="Arial" w:hAnsi="Arial" w:cs="Arial"/>
+                <w:sz w:val="18"/>
+                <w:szCs w:val="18"/>
+              </w:rPr>
+              <w:br/>
+            </w:r>
+            <w:proofErr w:type="spellStart"/>
+            <w:r>
+              <w:rPr>
+                <w:rFonts w:ascii="Arial" w:hAnsi="Arial" w:cs="Arial"/>
+                <w:sz w:val="18"/>
+                <w:szCs w:val="18"/>
+              </w:rPr>
+              <w:t>200C,0D4D</w:t>
+            </w:r>
+            <w:proofErr w:type="spellEnd"/>
           </w:p>
         </w:tc>
         <w:tc>
@@ -14017,20 +15067,26 @@
                 <w:rFonts w:ascii="Arial" w:hAnsi="Arial" w:cs="Arial"/>
               </w:rPr>
               <w:br/>
+            </w:r>
+            <w:proofErr w:type="spellStart"/>
+            <w:r>
+              <w:rPr>
+                <w:rFonts w:ascii="Arial" w:hAnsi="Arial" w:cs="Arial"/>
+              </w:rPr>
               <w:t>03BC</w:t>
             </w:r>
-          </w:p>
-        </w:tc>
-        <w:tc>
-          <w:tcPr>
-            <w:tcW w:w="0" w:type="auto"/>
-            <w:tcBorders>
-              <w:top w:val="single" w:sz="12" w:space="0" w:color="000000"/>
-              <w:left w:val="single" w:sz="12" w:space="0" w:color="000000"/>
-              <w:bottom w:val="single" w:sz="12" w:space="0" w:color="000000"/>
-              <w:right w:val="single" w:sz="12" w:space="0" w:color="000000"/>
-            </w:tcBorders>
-            <w:shd w:val="clear" w:color="auto" w:fill="DDA0DD"/>
+            <w:proofErr w:type="spellEnd"/>
+          </w:p>
+        </w:tc>
+        <w:tc>
+          <w:tcPr>
+            <w:tcW w:w="0" w:type="auto"/>
+            <w:tcBorders>
+              <w:top w:val="single" w:sz="12" w:space="0" w:color="000000"/>
+              <w:left w:val="single" w:sz="12" w:space="0" w:color="000000"/>
+              <w:bottom w:val="single" w:sz="12" w:space="0" w:color="000000"/>
+              <w:right w:val="single" w:sz="12" w:space="0" w:color="000000"/>
+            </w:tcBorders>
             <w:vAlign w:val="center"/>
           </w:tcPr>
           <w:p>
@@ -14045,10 +15101,24 @@
             </w:pPr>
             <w:r>
               <w:rPr>
-                <w:rFonts w:ascii="Arial" w:hAnsi="Arial" w:cs="Arial"/>
-              </w:rPr>
-              <w:t> </w:t>
-            </w:r>
+                <w:rFonts w:ascii="Nirmala UI" w:hAnsi="Nirmala UI" w:cs="Nirmala UI"/>
+              </w:rPr>
+              <w:t>ൺ</w:t>
+            </w:r>
+            <w:r>
+              <w:rPr>
+                <w:rFonts w:ascii="Arial" w:hAnsi="Arial" w:cs="Arial"/>
+              </w:rPr>
+              <w:br/>
+            </w:r>
+            <w:proofErr w:type="spellStart"/>
+            <w:r>
+              <w:rPr>
+                <w:rFonts w:ascii="Arial" w:hAnsi="Arial" w:cs="Arial"/>
+              </w:rPr>
+              <w:t>0D7A</w:t>
+            </w:r>
+            <w:proofErr w:type="spellEnd"/>
           </w:p>
         </w:tc>
         <w:bookmarkStart w:id="66" w:name="_MCCTEMPBM_CRPT01490068___7"/>
@@ -14269,18 +15339,23 @@
               <w:jc w:val="center"/>
               <w:rPr>
                 <w:rFonts w:ascii="Courier" w:hAnsi="Courier"/>
-                <w:sz w:val="24"/>
-              </w:rPr>
-            </w:pPr>
-            <w:r>
-              <w:rPr>
-                <w:rFonts w:ascii="Arial" w:hAnsi="Arial" w:cs="Arial"/>
+                <w:sz w:val="18"/>
+                <w:szCs w:val="18"/>
+              </w:rPr>
+            </w:pPr>
+            <w:r>
+              <w:rPr>
+                <w:rFonts w:ascii="Arial" w:hAnsi="Arial" w:cs="Arial"/>
+                <w:sz w:val="18"/>
+                <w:szCs w:val="18"/>
               </w:rPr>
               <w:t>)</w:t>
             </w:r>
             <w:r>
               <w:rPr>
                 <w:rFonts w:ascii="Arial" w:hAnsi="Arial" w:cs="Arial"/>
+                <w:sz w:val="18"/>
+                <w:szCs w:val="18"/>
               </w:rPr>
               <w:br/>
               <w:t>0029</w:t>
@@ -14319,20 +15394,27 @@
                 <w:rFonts w:ascii="Arial" w:hAnsi="Arial" w:cs="Arial"/>
               </w:rPr>
               <w:br/>
+            </w:r>
+            <w:proofErr w:type="spellStart"/>
+            <w:r>
+              <w:rPr>
+                <w:rFonts w:ascii="Arial" w:hAnsi="Arial" w:cs="Arial"/>
+              </w:rPr>
               <w:t>007B</w:t>
             </w:r>
-          </w:p>
-        </w:tc>
-        <w:tc>
-          <w:tcPr>
-            <w:tcW w:w="0" w:type="auto"/>
-            <w:tcBorders>
-              <w:top w:val="single" w:sz="12" w:space="0" w:color="000000"/>
-              <w:left w:val="single" w:sz="12" w:space="0" w:color="000000"/>
-              <w:bottom w:val="single" w:sz="12" w:space="0" w:color="000000"/>
-              <w:right w:val="single" w:sz="12" w:space="0" w:color="000000"/>
-            </w:tcBorders>
-            <w:shd w:val="clear" w:color="auto" w:fill="DDA0DD"/>
+            <w:proofErr w:type="spellEnd"/>
+          </w:p>
+        </w:tc>
+        <w:tc>
+          <w:tcPr>
+            <w:tcW w:w="0" w:type="auto"/>
+            <w:tcBorders>
+              <w:top w:val="single" w:sz="12" w:space="0" w:color="000000"/>
+              <w:left w:val="single" w:sz="12" w:space="0" w:color="000000"/>
+              <w:bottom w:val="single" w:sz="12" w:space="0" w:color="000000"/>
+              <w:right w:val="single" w:sz="12" w:space="0" w:color="000000"/>
+            </w:tcBorders>
+            <w:shd w:val="clear" w:color="auto" w:fill="FFFACD"/>
             <w:vAlign w:val="center"/>
           </w:tcPr>
           <w:p>
@@ -14342,15 +15424,44 @@
               <w:jc w:val="center"/>
               <w:rPr>
                 <w:rFonts w:ascii="Courier" w:hAnsi="Courier"/>
-                <w:sz w:val="24"/>
-              </w:rPr>
-            </w:pPr>
-            <w:r>
-              <w:rPr>
-                <w:rFonts w:ascii="Arial" w:hAnsi="Arial" w:cs="Arial"/>
-              </w:rPr>
-              <w:t> </w:t>
-            </w:r>
+                <w:sz w:val="18"/>
+                <w:szCs w:val="18"/>
+              </w:rPr>
+            </w:pPr>
+            <w:r>
+              <w:rPr>
+                <w:rFonts w:ascii="Arial" w:hAnsi="Arial" w:cs="Arial"/>
+                <w:sz w:val="18"/>
+                <w:szCs w:val="18"/>
+              </w:rPr>
+              <w:t>‍</w:t>
+            </w:r>
+            <w:r>
+              <w:rPr>
+                <w:rFonts w:ascii="Nirmala UI" w:hAnsi="Nirmala UI" w:cs="Nirmala UI"/>
+                <w:sz w:val="18"/>
+                <w:szCs w:val="18"/>
+              </w:rPr>
+              <w:t>്</w:t>
+            </w:r>
+            <w:r>
+              <w:rPr>
+                <w:rFonts w:ascii="Arial" w:hAnsi="Arial" w:cs="Arial"/>
+                <w:sz w:val="18"/>
+                <w:szCs w:val="18"/>
+              </w:rPr>
+              <w:br/>
+            </w:r>
+            <w:proofErr w:type="spellStart"/>
+            <w:r>
+              <w:rPr>
+                <w:rFonts w:ascii="Arial" w:hAnsi="Arial" w:cs="Arial"/>
+                <w:sz w:val="18"/>
+                <w:szCs w:val="18"/>
+              </w:rPr>
+              <w:t>200D,0D4D</w:t>
+            </w:r>
+            <w:proofErr w:type="spellEnd"/>
           </w:p>
         </w:tc>
         <w:tc>
@@ -14457,8 +15568,15 @@
                 <w:rFonts w:ascii="Arial" w:hAnsi="Arial" w:cs="Arial"/>
               </w:rPr>
               <w:br/>
+            </w:r>
+            <w:proofErr w:type="spellStart"/>
+            <w:r>
+              <w:rPr>
+                <w:rFonts w:ascii="Arial" w:hAnsi="Arial" w:cs="Arial"/>
+              </w:rPr>
               <w:t>00B0</w:t>
             </w:r>
+            <w:proofErr w:type="spellEnd"/>
           </w:p>
         </w:tc>
         <w:tc>
@@ -14486,15 +15604,22 @@
               <w:rPr>
                 <w:rFonts w:ascii="Nirmala UI" w:hAnsi="Nirmala UI" w:cs="Nirmala UI"/>
               </w:rPr>
-              <w:t>ൻ</w:t>
-            </w:r>
-            <w:r>
-              <w:rPr>
-                <w:rFonts w:ascii="Arial" w:hAnsi="Arial" w:cs="Arial"/>
-              </w:rPr>
-              <w:br/>
-              <w:t>0D7B</w:t>
-            </w:r>
+              <w:t>ൔ</w:t>
+            </w:r>
+            <w:r>
+              <w:rPr>
+                <w:rFonts w:ascii="Arial" w:hAnsi="Arial" w:cs="Arial"/>
+              </w:rPr>
+              <w:br/>
+            </w:r>
+            <w:proofErr w:type="spellStart"/>
+            <w:r>
+              <w:rPr>
+                <w:rFonts w:ascii="Arial" w:hAnsi="Arial" w:cs="Arial"/>
+              </w:rPr>
+              <w:t>0D54</w:t>
+            </w:r>
+            <w:proofErr w:type="spellEnd"/>
           </w:p>
         </w:tc>
         <w:bookmarkStart w:id="68" w:name="_MCCTEMPBM_CRPT01490070___7"/>
@@ -14715,18 +15840,23 @@
               <w:jc w:val="center"/>
               <w:rPr>
                 <w:rFonts w:ascii="Courier" w:hAnsi="Courier"/>
-                <w:sz w:val="24"/>
+                <w:sz w:val="18"/>
+                <w:szCs w:val="18"/>
               </w:rPr>
             </w:pPr>
             <w:r>
               <w:rPr>
                 <w:rFonts w:ascii="Nirmala UI" w:hAnsi="Nirmala UI" w:cs="Nirmala UI"/>
+                <w:sz w:val="18"/>
+                <w:szCs w:val="18"/>
               </w:rPr>
               <w:t>।</w:t>
             </w:r>
             <w:r>
               <w:rPr>
                 <w:rFonts w:ascii="Arial" w:hAnsi="Arial" w:cs="Arial"/>
+                <w:sz w:val="18"/>
+                <w:szCs w:val="18"/>
               </w:rPr>
               <w:br/>
               <w:t>0964</w:t>
@@ -14765,8 +15895,15 @@
                 <w:rFonts w:ascii="Arial" w:hAnsi="Arial" w:cs="Arial"/>
               </w:rPr>
               <w:br/>
+            </w:r>
+            <w:proofErr w:type="spellStart"/>
+            <w:r>
+              <w:rPr>
+                <w:rFonts w:ascii="Arial" w:hAnsi="Arial" w:cs="Arial"/>
+              </w:rPr>
               <w:t>007D</w:t>
             </w:r>
+            <w:proofErr w:type="spellEnd"/>
           </w:p>
         </w:tc>
         <w:tc>
@@ -14801,8 +15938,15 @@
                 <w:rFonts w:ascii="Arial" w:hAnsi="Arial" w:cs="Arial"/>
               </w:rPr>
               <w:br/>
+            </w:r>
+            <w:proofErr w:type="spellStart"/>
+            <w:r>
+              <w:rPr>
+                <w:rFonts w:ascii="Arial" w:hAnsi="Arial" w:cs="Arial"/>
+              </w:rPr>
               <w:t>0D79</w:t>
             </w:r>
+            <w:proofErr w:type="spellEnd"/>
           </w:p>
         </w:tc>
         <w:tc>
@@ -14909,8 +16053,15 @@
                 <w:rFonts w:ascii="Arial" w:hAnsi="Arial" w:cs="Arial"/>
               </w:rPr>
               <w:br/>
+            </w:r>
+            <w:proofErr w:type="spellStart"/>
+            <w:r>
+              <w:rPr>
+                <w:rFonts w:ascii="Arial" w:hAnsi="Arial" w:cs="Arial"/>
+              </w:rPr>
               <w:t>00D7</w:t>
             </w:r>
+            <w:proofErr w:type="spellEnd"/>
           </w:p>
         </w:tc>
         <w:tc>
@@ -14938,15 +16089,22 @@
               <w:rPr>
                 <w:rFonts w:ascii="Nirmala UI" w:hAnsi="Nirmala UI" w:cs="Nirmala UI"/>
               </w:rPr>
-              <w:t>ൺ</w:t>
-            </w:r>
-            <w:r>
-              <w:rPr>
-                <w:rFonts w:ascii="Arial" w:hAnsi="Arial" w:cs="Arial"/>
-              </w:rPr>
-              <w:br/>
-              <w:t>0D7A</w:t>
-            </w:r>
+              <w:t>ൕ</w:t>
+            </w:r>
+            <w:r>
+              <w:rPr>
+                <w:rFonts w:ascii="Arial" w:hAnsi="Arial" w:cs="Arial"/>
+              </w:rPr>
+              <w:br/>
+            </w:r>
+            <w:proofErr w:type="spellStart"/>
+            <w:r>
+              <w:rPr>
+                <w:rFonts w:ascii="Arial" w:hAnsi="Arial" w:cs="Arial"/>
+              </w:rPr>
+              <w:t>0D55</w:t>
+            </w:r>
+            <w:proofErr w:type="spellEnd"/>
           </w:p>
         </w:tc>
         <w:bookmarkStart w:id="70" w:name="_MCCTEMPBM_CRPT01490072___7"/>
@@ -15148,8 +16306,15 @@
                 <w:rFonts w:ascii="Arial" w:hAnsi="Arial" w:cs="Arial"/>
               </w:rPr>
               <w:br/>
+            </w:r>
+            <w:proofErr w:type="spellStart"/>
+            <w:r>
+              <w:rPr>
+                <w:rFonts w:ascii="Arial" w:hAnsi="Arial" w:cs="Arial"/>
+              </w:rPr>
               <w:t>000C</w:t>
             </w:r>
+            <w:proofErr w:type="spellEnd"/>
           </w:p>
         </w:tc>
         <w:tc>
@@ -15170,18 +16335,23 @@
               <w:jc w:val="center"/>
               <w:rPr>
                 <w:rFonts w:ascii="Courier" w:hAnsi="Courier"/>
-                <w:sz w:val="24"/>
+                <w:sz w:val="18"/>
+                <w:szCs w:val="18"/>
               </w:rPr>
             </w:pPr>
             <w:r>
               <w:rPr>
                 <w:rFonts w:ascii="Nirmala UI" w:hAnsi="Nirmala UI" w:cs="Nirmala UI"/>
+                <w:sz w:val="18"/>
+                <w:szCs w:val="18"/>
               </w:rPr>
               <w:t>॥</w:t>
             </w:r>
             <w:r>
               <w:rPr>
                 <w:rFonts w:ascii="Arial" w:hAnsi="Arial" w:cs="Arial"/>
+                <w:sz w:val="18"/>
+                <w:szCs w:val="18"/>
               </w:rPr>
               <w:br/>
               <w:t>0965</w:t>
@@ -15207,34 +16377,52 @@
               <w:jc w:val="center"/>
               <w:rPr>
                 <w:rFonts w:ascii="Courier" w:hAnsi="Courier"/>
-                <w:sz w:val="24"/>
+                <w:sz w:val="18"/>
+                <w:szCs w:val="18"/>
               </w:rPr>
             </w:pPr>
             <w:r>
               <w:rPr>
                 <w:rFonts w:ascii="Nirmala UI" w:hAnsi="Nirmala UI" w:cs="Nirmala UI"/>
+                <w:sz w:val="18"/>
+                <w:szCs w:val="18"/>
               </w:rPr>
               <w:t>൧</w:t>
             </w:r>
             <w:r>
               <w:rPr>
                 <w:rFonts w:ascii="Arial" w:hAnsi="Arial" w:cs="Arial"/>
+                <w:sz w:val="18"/>
+                <w:szCs w:val="18"/>
               </w:rPr>
               <w:t>⁄</w:t>
             </w:r>
             <w:r>
               <w:rPr>
                 <w:rFonts w:ascii="Nirmala UI" w:hAnsi="Nirmala UI" w:cs="Nirmala UI"/>
+                <w:sz w:val="18"/>
+                <w:szCs w:val="18"/>
               </w:rPr>
               <w:t>൪</w:t>
             </w:r>
             <w:r>
               <w:rPr>
                 <w:rFonts w:ascii="Arial" w:hAnsi="Arial" w:cs="Arial"/>
-              </w:rPr>
-              <w:br/>
+                <w:sz w:val="18"/>
+                <w:szCs w:val="18"/>
+              </w:rPr>
+              <w:br/>
+            </w:r>
+            <w:proofErr w:type="spellStart"/>
+            <w:r>
+              <w:rPr>
+                <w:rFonts w:ascii="Arial" w:hAnsi="Arial" w:cs="Arial"/>
+                <w:sz w:val="18"/>
+                <w:szCs w:val="18"/>
+              </w:rPr>
               <w:t>0D67,2044,0D6A</w:t>
             </w:r>
+            <w:proofErr w:type="spellEnd"/>
           </w:p>
         </w:tc>
         <w:tc>
@@ -15291,22 +16479,36 @@
               <w:jc w:val="center"/>
               <w:rPr>
                 <w:rFonts w:ascii="Courier" w:hAnsi="Courier"/>
-                <w:sz w:val="24"/>
-              </w:rPr>
-            </w:pPr>
-            <w:r>
-              <w:rPr>
-                <w:rFonts w:ascii="Arial" w:hAnsi="Arial" w:cs="Arial"/>
+                <w:sz w:val="18"/>
+                <w:szCs w:val="18"/>
+              </w:rPr>
+            </w:pPr>
+            <w:r>
+              <w:rPr>
+                <w:rFonts w:ascii="Arial" w:hAnsi="Arial" w:cs="Arial"/>
+                <w:sz w:val="18"/>
+                <w:szCs w:val="18"/>
               </w:rPr>
               <w:t>J</w:t>
             </w:r>
             <w:r>
               <w:rPr>
                 <w:rFonts w:ascii="Arial" w:hAnsi="Arial" w:cs="Arial"/>
-              </w:rPr>
-              <w:br/>
+                <w:sz w:val="18"/>
+                <w:szCs w:val="18"/>
+              </w:rPr>
+              <w:br/>
+            </w:r>
+            <w:proofErr w:type="spellStart"/>
+            <w:r>
+              <w:rPr>
+                <w:rFonts w:ascii="Arial" w:hAnsi="Arial" w:cs="Arial"/>
+                <w:sz w:val="18"/>
+                <w:szCs w:val="18"/>
+              </w:rPr>
               <w:t>004A</w:t>
             </w:r>
+            <w:proofErr w:type="spellEnd"/>
           </w:p>
         </w:tc>
         <w:tc>
@@ -15341,8 +16543,15 @@
                 <w:rFonts w:ascii="Arial" w:hAnsi="Arial" w:cs="Arial"/>
               </w:rPr>
               <w:br/>
+            </w:r>
+            <w:proofErr w:type="spellStart"/>
+            <w:r>
+              <w:rPr>
+                <w:rFonts w:ascii="Arial" w:hAnsi="Arial" w:cs="Arial"/>
+              </w:rPr>
               <w:t>005A</w:t>
             </w:r>
+            <w:proofErr w:type="spellEnd"/>
           </w:p>
         </w:tc>
         <w:tc>
@@ -15377,8 +16586,15 @@
                 <w:rFonts w:ascii="Arial" w:hAnsi="Arial" w:cs="Arial"/>
               </w:rPr>
               <w:br/>
+            </w:r>
+            <w:proofErr w:type="spellStart"/>
+            <w:r>
+              <w:rPr>
+                <w:rFonts w:ascii="Arial" w:hAnsi="Arial" w:cs="Arial"/>
+              </w:rPr>
               <w:t>00F7</w:t>
             </w:r>
+            <w:proofErr w:type="spellEnd"/>
           </w:p>
         </w:tc>
         <w:tc>
@@ -15399,22 +16615,36 @@
               <w:jc w:val="center"/>
               <w:rPr>
                 <w:rFonts w:ascii="Courier" w:hAnsi="Courier"/>
-                <w:sz w:val="24"/>
+                <w:sz w:val="18"/>
+                <w:szCs w:val="18"/>
               </w:rPr>
             </w:pPr>
             <w:r>
               <w:rPr>
                 <w:rFonts w:ascii="Nirmala UI" w:hAnsi="Nirmala UI" w:cs="Nirmala UI"/>
-              </w:rPr>
-              <w:t>ർ</w:t>
-            </w:r>
-            <w:r>
-              <w:rPr>
-                <w:rFonts w:ascii="Arial" w:hAnsi="Arial" w:cs="Arial"/>
-              </w:rPr>
-              <w:br/>
-              <w:t>0D7C</w:t>
-            </w:r>
+                <w:sz w:val="18"/>
+                <w:szCs w:val="18"/>
+              </w:rPr>
+              <w:t>ൎ</w:t>
+            </w:r>
+            <w:r>
+              <w:rPr>
+                <w:rFonts w:ascii="Arial" w:hAnsi="Arial" w:cs="Arial"/>
+                <w:sz w:val="18"/>
+                <w:szCs w:val="18"/>
+              </w:rPr>
+              <w:br/>
+            </w:r>
+            <w:proofErr w:type="spellStart"/>
+            <w:r>
+              <w:rPr>
+                <w:rFonts w:ascii="Arial" w:hAnsi="Arial" w:cs="Arial"/>
+                <w:sz w:val="18"/>
+                <w:szCs w:val="18"/>
+              </w:rPr>
+              <w:t>0D4E</w:t>
+            </w:r>
+            <w:proofErr w:type="spellEnd"/>
           </w:p>
         </w:tc>
         <w:bookmarkStart w:id="72" w:name="_MCCTEMPBM_CRPT01490074___7"/>
@@ -15644,6 +16874,7 @@
                 <w:sz w:val="24"/>
               </w:rPr>
             </w:pPr>
+            <w:proofErr w:type="spellStart"/>
             <w:r>
               <w:rPr>
                 <w:rFonts w:ascii="Arial" w:hAnsi="Arial" w:cs="Arial"/>
@@ -15652,6 +16883,7 @@
               </w:rPr>
               <w:t>SS3</w:t>
             </w:r>
+            <w:proofErr w:type="spellEnd"/>
             <w:r>
               <w:rPr>
                 <w:rFonts w:ascii="Arial" w:hAnsi="Arial" w:cs="Arial"/>
@@ -15680,34 +16912,52 @@
               <w:jc w:val="center"/>
               <w:rPr>
                 <w:rFonts w:ascii="Courier" w:hAnsi="Courier"/>
-                <w:sz w:val="24"/>
+                <w:sz w:val="18"/>
+                <w:szCs w:val="18"/>
               </w:rPr>
             </w:pPr>
             <w:r>
               <w:rPr>
                 <w:rFonts w:ascii="Nirmala UI" w:hAnsi="Nirmala UI" w:cs="Nirmala UI"/>
+                <w:sz w:val="18"/>
+                <w:szCs w:val="18"/>
               </w:rPr>
               <w:t>൧</w:t>
             </w:r>
             <w:r>
               <w:rPr>
                 <w:rFonts w:ascii="Arial" w:hAnsi="Arial" w:cs="Arial"/>
+                <w:sz w:val="18"/>
+                <w:szCs w:val="18"/>
               </w:rPr>
               <w:t>⁄</w:t>
             </w:r>
             <w:r>
               <w:rPr>
                 <w:rFonts w:ascii="Nirmala UI" w:hAnsi="Nirmala UI" w:cs="Nirmala UI"/>
+                <w:sz w:val="18"/>
+                <w:szCs w:val="18"/>
               </w:rPr>
               <w:t>൨</w:t>
             </w:r>
             <w:r>
               <w:rPr>
                 <w:rFonts w:ascii="Arial" w:hAnsi="Arial" w:cs="Arial"/>
-              </w:rPr>
-              <w:br/>
+                <w:sz w:val="18"/>
+                <w:szCs w:val="18"/>
+              </w:rPr>
+              <w:br/>
+            </w:r>
+            <w:proofErr w:type="spellStart"/>
+            <w:r>
+              <w:rPr>
+                <w:rFonts w:ascii="Arial" w:hAnsi="Arial" w:cs="Arial"/>
+                <w:sz w:val="18"/>
+                <w:szCs w:val="18"/>
+              </w:rPr>
               <w:t>0D67,2044,0D68</w:t>
             </w:r>
+            <w:proofErr w:type="spellEnd"/>
           </w:p>
         </w:tc>
         <w:tc>
@@ -15764,34 +17014,47 @@
               <w:jc w:val="center"/>
               <w:rPr>
                 <w:rFonts w:ascii="Courier" w:hAnsi="Courier"/>
-                <w:sz w:val="24"/>
-              </w:rPr>
-            </w:pPr>
-            <w:r>
-              <w:rPr>
-                <w:rFonts w:ascii="Arial" w:hAnsi="Arial" w:cs="Arial"/>
+                <w:sz w:val="18"/>
+                <w:szCs w:val="18"/>
+              </w:rPr>
+            </w:pPr>
+            <w:r>
+              <w:rPr>
+                <w:rFonts w:ascii="Arial" w:hAnsi="Arial" w:cs="Arial"/>
+                <w:sz w:val="18"/>
+                <w:szCs w:val="18"/>
               </w:rPr>
               <w:t>K</w:t>
             </w:r>
             <w:r>
               <w:rPr>
                 <w:rFonts w:ascii="Arial" w:hAnsi="Arial" w:cs="Arial"/>
-              </w:rPr>
-              <w:br/>
+                <w:sz w:val="18"/>
+                <w:szCs w:val="18"/>
+              </w:rPr>
+              <w:br/>
+            </w:r>
+            <w:proofErr w:type="spellStart"/>
+            <w:r>
+              <w:rPr>
+                <w:rFonts w:ascii="Arial" w:hAnsi="Arial" w:cs="Arial"/>
+                <w:sz w:val="18"/>
+                <w:szCs w:val="18"/>
+              </w:rPr>
               <w:t>004B</w:t>
             </w:r>
-          </w:p>
-        </w:tc>
-        <w:tc>
-          <w:tcPr>
-            <w:tcW w:w="0" w:type="auto"/>
-            <w:tcBorders>
-              <w:top w:val="single" w:sz="12" w:space="0" w:color="000000"/>
-              <w:left w:val="single" w:sz="12" w:space="0" w:color="000000"/>
-              <w:bottom w:val="single" w:sz="12" w:space="0" w:color="000000"/>
-              <w:right w:val="single" w:sz="12" w:space="0" w:color="000000"/>
-            </w:tcBorders>
-            <w:shd w:val="clear" w:color="auto" w:fill="DDA0DD"/>
+            <w:proofErr w:type="spellEnd"/>
+          </w:p>
+        </w:tc>
+        <w:tc>
+          <w:tcPr>
+            <w:tcW w:w="0" w:type="auto"/>
+            <w:tcBorders>
+              <w:top w:val="single" w:sz="12" w:space="0" w:color="000000"/>
+              <w:left w:val="single" w:sz="12" w:space="0" w:color="000000"/>
+              <w:bottom w:val="single" w:sz="12" w:space="0" w:color="000000"/>
+              <w:right w:val="single" w:sz="12" w:space="0" w:color="000000"/>
+            </w:tcBorders>
             <w:vAlign w:val="center"/>
           </w:tcPr>
           <w:p>
@@ -15806,10 +17069,26 @@
             </w:pPr>
             <w:r>
               <w:rPr>
-                <w:rFonts w:ascii="Arial" w:hAnsi="Arial" w:cs="Arial"/>
-              </w:rPr>
-              <w:t> </w:t>
-            </w:r>
+                <w:rFonts w:ascii="Nirmala UI" w:hAnsi="Nirmala UI" w:cs="Nirmala UI"/>
+              </w:rPr>
+              <w:t>ഺ</w:t>
+            </w:r>
+            <w:r>
+              <w:rPr>
+                <w:rFonts w:ascii="Arial" w:hAnsi="Arial" w:cs="Arial"/>
+              </w:rPr>
+              <w:br/>
+            </w:r>
+            <w:proofErr w:type="spellStart"/>
+            <w:r>
+              <w:rPr>
+                <w:rFonts w:ascii="Arial" w:hAnsi="Arial" w:cs="Arial"/>
+                <w:sz w:val="18"/>
+                <w:szCs w:val="18"/>
+              </w:rPr>
+              <w:t>0D3A</w:t>
+            </w:r>
+            <w:proofErr w:type="spellEnd"/>
           </w:p>
         </w:tc>
         <w:tc>
@@ -15844,8 +17123,15 @@
                 <w:rFonts w:ascii="Arial" w:hAnsi="Arial" w:cs="Arial"/>
               </w:rPr>
               <w:br/>
+            </w:r>
+            <w:proofErr w:type="spellStart"/>
+            <w:r>
+              <w:rPr>
+                <w:rFonts w:ascii="Arial" w:hAnsi="Arial" w:cs="Arial"/>
+              </w:rPr>
               <w:t>00B1</w:t>
             </w:r>
+            <w:proofErr w:type="spellEnd"/>
           </w:p>
         </w:tc>
         <w:tc>
@@ -15866,22 +17152,36 @@
               <w:jc w:val="center"/>
               <w:rPr>
                 <w:rFonts w:ascii="Courier" w:hAnsi="Courier"/>
-                <w:sz w:val="24"/>
+                <w:sz w:val="18"/>
+                <w:szCs w:val="18"/>
               </w:rPr>
             </w:pPr>
             <w:r>
               <w:rPr>
                 <w:rFonts w:ascii="Nirmala UI" w:hAnsi="Nirmala UI" w:cs="Nirmala UI"/>
-              </w:rPr>
-              <w:t>ൽ</w:t>
-            </w:r>
-            <w:r>
-              <w:rPr>
-                <w:rFonts w:ascii="Arial" w:hAnsi="Arial" w:cs="Arial"/>
-              </w:rPr>
-              <w:br/>
-              <w:t>0D7D</w:t>
-            </w:r>
+                <w:sz w:val="18"/>
+                <w:szCs w:val="18"/>
+              </w:rPr>
+              <w:t>ർ</w:t>
+            </w:r>
+            <w:r>
+              <w:rPr>
+                <w:rFonts w:ascii="Arial" w:hAnsi="Arial" w:cs="Arial"/>
+                <w:sz w:val="18"/>
+                <w:szCs w:val="18"/>
+              </w:rPr>
+              <w:br/>
+            </w:r>
+            <w:proofErr w:type="spellStart"/>
+            <w:r>
+              <w:rPr>
+                <w:rFonts w:ascii="Arial" w:hAnsi="Arial" w:cs="Arial"/>
+                <w:sz w:val="18"/>
+                <w:szCs w:val="18"/>
+              </w:rPr>
+              <w:t>0D7C</w:t>
+            </w:r>
+            <w:proofErr w:type="spellEnd"/>
           </w:p>
         </w:tc>
         <w:bookmarkStart w:id="74" w:name="_MCCTEMPBM_CRPT01490076___7"/>
@@ -16102,22 +17402,36 @@
               <w:jc w:val="center"/>
               <w:rPr>
                 <w:rFonts w:ascii="Courier" w:hAnsi="Courier"/>
-                <w:sz w:val="24"/>
+                <w:sz w:val="18"/>
+                <w:szCs w:val="18"/>
               </w:rPr>
             </w:pPr>
             <w:r>
               <w:rPr>
                 <w:rFonts w:ascii="Nirmala UI" w:hAnsi="Nirmala UI" w:cs="Nirmala UI"/>
+                <w:sz w:val="18"/>
+                <w:szCs w:val="18"/>
               </w:rPr>
               <w:t>൦</w:t>
             </w:r>
             <w:r>
               <w:rPr>
                 <w:rFonts w:ascii="Arial" w:hAnsi="Arial" w:cs="Arial"/>
-              </w:rPr>
-              <w:br/>
+                <w:sz w:val="18"/>
+                <w:szCs w:val="18"/>
+              </w:rPr>
+              <w:br/>
+            </w:r>
+            <w:proofErr w:type="spellStart"/>
+            <w:r>
+              <w:rPr>
+                <w:rFonts w:ascii="Arial" w:hAnsi="Arial" w:cs="Arial"/>
+                <w:sz w:val="18"/>
+                <w:szCs w:val="18"/>
+              </w:rPr>
               <w:t>0D66</w:t>
             </w:r>
+            <w:proofErr w:type="spellEnd"/>
           </w:p>
         </w:tc>
         <w:tc>
@@ -16139,34 +17453,52 @@
               <w:jc w:val="center"/>
               <w:rPr>
                 <w:rFonts w:ascii="Courier" w:hAnsi="Courier"/>
-                <w:sz w:val="24"/>
+                <w:sz w:val="18"/>
+                <w:szCs w:val="18"/>
               </w:rPr>
             </w:pPr>
             <w:r>
               <w:rPr>
                 <w:rFonts w:ascii="Nirmala UI" w:hAnsi="Nirmala UI" w:cs="Nirmala UI"/>
+                <w:sz w:val="18"/>
+                <w:szCs w:val="18"/>
               </w:rPr>
               <w:t>൩</w:t>
             </w:r>
             <w:r>
               <w:rPr>
                 <w:rFonts w:ascii="Arial" w:hAnsi="Arial" w:cs="Arial"/>
+                <w:sz w:val="18"/>
+                <w:szCs w:val="18"/>
               </w:rPr>
               <w:t>⁄</w:t>
             </w:r>
             <w:r>
               <w:rPr>
                 <w:rFonts w:ascii="Nirmala UI" w:hAnsi="Nirmala UI" w:cs="Nirmala UI"/>
+                <w:sz w:val="18"/>
+                <w:szCs w:val="18"/>
               </w:rPr>
               <w:t>൪</w:t>
             </w:r>
             <w:r>
               <w:rPr>
                 <w:rFonts w:ascii="Arial" w:hAnsi="Arial" w:cs="Arial"/>
-              </w:rPr>
-              <w:br/>
+                <w:sz w:val="18"/>
+                <w:szCs w:val="18"/>
+              </w:rPr>
+              <w:br/>
+            </w:r>
+            <w:proofErr w:type="spellStart"/>
+            <w:r>
+              <w:rPr>
+                <w:rFonts w:ascii="Arial" w:hAnsi="Arial" w:cs="Arial"/>
+                <w:sz w:val="18"/>
+                <w:szCs w:val="18"/>
+              </w:rPr>
               <w:t>0D69,2044,0D6A</w:t>
             </w:r>
+            <w:proofErr w:type="spellEnd"/>
           </w:p>
         </w:tc>
         <w:tc>
@@ -16201,8 +17533,15 @@
                 <w:rFonts w:ascii="Arial" w:hAnsi="Arial" w:cs="Arial"/>
               </w:rPr>
               <w:br/>
+            </w:r>
+            <w:proofErr w:type="spellStart"/>
+            <w:r>
+              <w:rPr>
+                <w:rFonts w:ascii="Arial" w:hAnsi="Arial" w:cs="Arial"/>
+              </w:rPr>
               <w:t>005B</w:t>
             </w:r>
+            <w:proofErr w:type="spellEnd"/>
           </w:p>
         </w:tc>
         <w:tc>
@@ -16223,34 +17562,47 @@
               <w:jc w:val="center"/>
               <w:rPr>
                 <w:rFonts w:ascii="Courier" w:hAnsi="Courier"/>
-                <w:sz w:val="24"/>
-              </w:rPr>
-            </w:pPr>
-            <w:r>
-              <w:rPr>
-                <w:rFonts w:ascii="Arial" w:hAnsi="Arial" w:cs="Arial"/>
+                <w:sz w:val="18"/>
+                <w:szCs w:val="18"/>
+              </w:rPr>
+            </w:pPr>
+            <w:r>
+              <w:rPr>
+                <w:rFonts w:ascii="Arial" w:hAnsi="Arial" w:cs="Arial"/>
+                <w:sz w:val="18"/>
+                <w:szCs w:val="18"/>
               </w:rPr>
               <w:t>L</w:t>
             </w:r>
             <w:r>
               <w:rPr>
                 <w:rFonts w:ascii="Arial" w:hAnsi="Arial" w:cs="Arial"/>
-              </w:rPr>
-              <w:br/>
+                <w:sz w:val="18"/>
+                <w:szCs w:val="18"/>
+              </w:rPr>
+              <w:br/>
+            </w:r>
+            <w:proofErr w:type="spellStart"/>
+            <w:r>
+              <w:rPr>
+                <w:rFonts w:ascii="Arial" w:hAnsi="Arial" w:cs="Arial"/>
+                <w:sz w:val="18"/>
+                <w:szCs w:val="18"/>
+              </w:rPr>
               <w:t>004C</w:t>
             </w:r>
-          </w:p>
-        </w:tc>
-        <w:tc>
-          <w:tcPr>
-            <w:tcW w:w="0" w:type="auto"/>
-            <w:tcBorders>
-              <w:top w:val="single" w:sz="12" w:space="0" w:color="000000"/>
-              <w:left w:val="single" w:sz="12" w:space="0" w:color="000000"/>
-              <w:bottom w:val="single" w:sz="12" w:space="0" w:color="000000"/>
-              <w:right w:val="single" w:sz="12" w:space="0" w:color="000000"/>
-            </w:tcBorders>
-            <w:shd w:val="clear" w:color="auto" w:fill="DDA0DD"/>
+            <w:proofErr w:type="spellEnd"/>
+          </w:p>
+        </w:tc>
+        <w:tc>
+          <w:tcPr>
+            <w:tcW w:w="0" w:type="auto"/>
+            <w:tcBorders>
+              <w:top w:val="single" w:sz="12" w:space="0" w:color="000000"/>
+              <w:left w:val="single" w:sz="12" w:space="0" w:color="000000"/>
+              <w:bottom w:val="single" w:sz="12" w:space="0" w:color="000000"/>
+              <w:right w:val="single" w:sz="12" w:space="0" w:color="000000"/>
+            </w:tcBorders>
             <w:vAlign w:val="center"/>
           </w:tcPr>
           <w:p>
@@ -16265,10 +17617,24 @@
             </w:pPr>
             <w:r>
               <w:rPr>
-                <w:rFonts w:ascii="Arial" w:hAnsi="Arial" w:cs="Arial"/>
-              </w:rPr>
-              <w:t> </w:t>
-            </w:r>
+                <w:rFonts w:ascii="Nirmala UI" w:hAnsi="Nirmala UI" w:cs="Nirmala UI"/>
+              </w:rPr>
+              <w:t>൰</w:t>
+            </w:r>
+            <w:r>
+              <w:rPr>
+                <w:rFonts w:ascii="Arial" w:hAnsi="Arial" w:cs="Arial"/>
+              </w:rPr>
+              <w:br/>
+            </w:r>
+            <w:proofErr w:type="spellStart"/>
+            <w:r>
+              <w:rPr>
+                <w:rFonts w:ascii="Arial" w:hAnsi="Arial" w:cs="Arial"/>
+              </w:rPr>
+              <w:t>0D70</w:t>
+            </w:r>
+            <w:proofErr w:type="spellEnd"/>
           </w:p>
         </w:tc>
         <w:tc>
@@ -16325,22 +17691,36 @@
               <w:jc w:val="center"/>
               <w:rPr>
                 <w:rFonts w:ascii="Courier" w:hAnsi="Courier"/>
-                <w:sz w:val="24"/>
+                <w:sz w:val="18"/>
+                <w:szCs w:val="18"/>
               </w:rPr>
             </w:pPr>
             <w:r>
               <w:rPr>
                 <w:rFonts w:ascii="Nirmala UI" w:hAnsi="Nirmala UI" w:cs="Nirmala UI"/>
-              </w:rPr>
-              <w:t>ൾ</w:t>
-            </w:r>
-            <w:r>
-              <w:rPr>
-                <w:rFonts w:ascii="Arial" w:hAnsi="Arial" w:cs="Arial"/>
-              </w:rPr>
-              <w:br/>
-              <w:t>0D7E</w:t>
-            </w:r>
+                <w:sz w:val="18"/>
+                <w:szCs w:val="18"/>
+              </w:rPr>
+              <w:t>ൽ</w:t>
+            </w:r>
+            <w:r>
+              <w:rPr>
+                <w:rFonts w:ascii="Arial" w:hAnsi="Arial" w:cs="Arial"/>
+                <w:sz w:val="18"/>
+                <w:szCs w:val="18"/>
+              </w:rPr>
+              <w:br/>
+            </w:r>
+            <w:proofErr w:type="spellStart"/>
+            <w:r>
+              <w:rPr>
+                <w:rFonts w:ascii="Arial" w:hAnsi="Arial" w:cs="Arial"/>
+                <w:sz w:val="18"/>
+                <w:szCs w:val="18"/>
+              </w:rPr>
+              <w:t>0D7D</w:t>
+            </w:r>
+            <w:proofErr w:type="spellEnd"/>
           </w:p>
         </w:tc>
         <w:bookmarkStart w:id="76" w:name="_MCCTEMPBM_CRPT01490078___7"/>
@@ -16542,8 +17922,15 @@
                 <w:rFonts w:ascii="Arial" w:hAnsi="Arial" w:cs="Arial"/>
               </w:rPr>
               <w:br/>
+            </w:r>
+            <w:proofErr w:type="spellStart"/>
+            <w:r>
+              <w:rPr>
+                <w:rFonts w:ascii="Arial" w:hAnsi="Arial" w:cs="Arial"/>
+              </w:rPr>
               <w:t>009B</w:t>
             </w:r>
+            <w:proofErr w:type="spellEnd"/>
           </w:p>
         </w:tc>
         <w:tc>
@@ -16564,22 +17951,36 @@
               <w:jc w:val="center"/>
               <w:rPr>
                 <w:rFonts w:ascii="Courier" w:hAnsi="Courier"/>
-                <w:sz w:val="24"/>
+                <w:sz w:val="18"/>
+                <w:szCs w:val="18"/>
               </w:rPr>
             </w:pPr>
             <w:r>
               <w:rPr>
                 <w:rFonts w:ascii="Nirmala UI" w:hAnsi="Nirmala UI" w:cs="Nirmala UI"/>
+                <w:sz w:val="18"/>
+                <w:szCs w:val="18"/>
               </w:rPr>
               <w:t>൧</w:t>
             </w:r>
             <w:r>
               <w:rPr>
                 <w:rFonts w:ascii="Arial" w:hAnsi="Arial" w:cs="Arial"/>
-              </w:rPr>
-              <w:br/>
+                <w:sz w:val="18"/>
+                <w:szCs w:val="18"/>
+              </w:rPr>
+              <w:br/>
+            </w:r>
+            <w:proofErr w:type="spellStart"/>
+            <w:r>
+              <w:rPr>
+                <w:rFonts w:ascii="Arial" w:hAnsi="Arial" w:cs="Arial"/>
+                <w:sz w:val="18"/>
+                <w:szCs w:val="18"/>
+              </w:rPr>
               <w:t>0D67</w:t>
             </w:r>
+            <w:proofErr w:type="spellEnd"/>
           </w:p>
         </w:tc>
         <w:tc>
@@ -16614,8 +18015,15 @@
                 <w:rFonts w:ascii="Arial" w:hAnsi="Arial" w:cs="Arial"/>
               </w:rPr>
               <w:br/>
+            </w:r>
+            <w:proofErr w:type="spellStart"/>
+            <w:r>
+              <w:rPr>
+                <w:rFonts w:ascii="Arial" w:hAnsi="Arial" w:cs="Arial"/>
+              </w:rPr>
               <w:t>2A7D</w:t>
             </w:r>
+            <w:proofErr w:type="spellEnd"/>
           </w:p>
         </w:tc>
         <w:tc>
@@ -16672,22 +18080,36 @@
               <w:jc w:val="center"/>
               <w:rPr>
                 <w:rFonts w:ascii="Courier" w:hAnsi="Courier"/>
-                <w:sz w:val="24"/>
-              </w:rPr>
-            </w:pPr>
-            <w:r>
-              <w:rPr>
-                <w:rFonts w:ascii="Arial" w:hAnsi="Arial" w:cs="Arial"/>
+                <w:sz w:val="18"/>
+                <w:szCs w:val="18"/>
+              </w:rPr>
+            </w:pPr>
+            <w:r>
+              <w:rPr>
+                <w:rFonts w:ascii="Arial" w:hAnsi="Arial" w:cs="Arial"/>
+                <w:sz w:val="18"/>
+                <w:szCs w:val="18"/>
               </w:rPr>
               <w:t>M</w:t>
             </w:r>
             <w:r>
               <w:rPr>
                 <w:rFonts w:ascii="Arial" w:hAnsi="Arial" w:cs="Arial"/>
-              </w:rPr>
-              <w:br/>
+                <w:sz w:val="18"/>
+                <w:szCs w:val="18"/>
+              </w:rPr>
+              <w:br/>
+            </w:r>
+            <w:proofErr w:type="spellStart"/>
+            <w:r>
+              <w:rPr>
+                <w:rFonts w:ascii="Arial" w:hAnsi="Arial" w:cs="Arial"/>
+                <w:sz w:val="18"/>
+                <w:szCs w:val="18"/>
+              </w:rPr>
               <w:t>004D</w:t>
             </w:r>
+            <w:proofErr w:type="spellEnd"/>
           </w:p>
         </w:tc>
         <w:tc>
@@ -16715,15 +18137,22 @@
               <w:rPr>
                 <w:rFonts w:ascii="Nirmala UI" w:hAnsi="Nirmala UI" w:cs="Nirmala UI"/>
               </w:rPr>
-              <w:t>൰</w:t>
-            </w:r>
-            <w:r>
-              <w:rPr>
-                <w:rFonts w:ascii="Arial" w:hAnsi="Arial" w:cs="Arial"/>
-              </w:rPr>
-              <w:br/>
-              <w:t>0D70</w:t>
-            </w:r>
+              <w:t>൱</w:t>
+            </w:r>
+            <w:r>
+              <w:rPr>
+                <w:rFonts w:ascii="Arial" w:hAnsi="Arial" w:cs="Arial"/>
+              </w:rPr>
+              <w:br/>
+            </w:r>
+            <w:proofErr w:type="spellStart"/>
+            <w:r>
+              <w:rPr>
+                <w:rFonts w:ascii="Arial" w:hAnsi="Arial" w:cs="Arial"/>
+              </w:rPr>
+              <w:t>0D71</w:t>
+            </w:r>
+            <w:proofErr w:type="spellEnd"/>
           </w:p>
         </w:tc>
         <w:tc>
@@ -16744,22 +18173,36 @@
               <w:jc w:val="center"/>
               <w:rPr>
                 <w:rFonts w:ascii="Courier" w:hAnsi="Courier"/>
-                <w:sz w:val="24"/>
-              </w:rPr>
-            </w:pPr>
-            <w:r>
-              <w:rPr>
-                <w:rFonts w:ascii="Arial" w:hAnsi="Arial" w:cs="Arial"/>
+                <w:sz w:val="18"/>
+                <w:szCs w:val="18"/>
+              </w:rPr>
+            </w:pPr>
+            <w:r>
+              <w:rPr>
+                <w:rFonts w:ascii="Arial" w:hAnsi="Arial" w:cs="Arial"/>
+                <w:sz w:val="18"/>
+                <w:szCs w:val="18"/>
               </w:rPr>
               <w:t>«</w:t>
             </w:r>
             <w:r>
               <w:rPr>
                 <w:rFonts w:ascii="Arial" w:hAnsi="Arial" w:cs="Arial"/>
-              </w:rPr>
-              <w:br/>
+                <w:sz w:val="18"/>
+                <w:szCs w:val="18"/>
+              </w:rPr>
+              <w:br/>
+            </w:r>
+            <w:proofErr w:type="spellStart"/>
+            <w:r>
+              <w:rPr>
+                <w:rFonts w:ascii="Arial" w:hAnsi="Arial" w:cs="Arial"/>
+                <w:sz w:val="18"/>
+                <w:szCs w:val="18"/>
+              </w:rPr>
               <w:t>00AB</w:t>
             </w:r>
+            <w:proofErr w:type="spellEnd"/>
           </w:p>
         </w:tc>
         <w:tc>
@@ -16780,22 +18223,36 @@
               <w:jc w:val="center"/>
               <w:rPr>
                 <w:rFonts w:ascii="Courier" w:hAnsi="Courier"/>
-                <w:sz w:val="24"/>
+                <w:sz w:val="18"/>
+                <w:szCs w:val="18"/>
               </w:rPr>
             </w:pPr>
             <w:r>
               <w:rPr>
                 <w:rFonts w:ascii="Nirmala UI" w:hAnsi="Nirmala UI" w:cs="Nirmala UI"/>
-              </w:rPr>
-              <w:t>ൔ</w:t>
-            </w:r>
-            <w:r>
-              <w:rPr>
-                <w:rFonts w:ascii="Arial" w:hAnsi="Arial" w:cs="Arial"/>
-              </w:rPr>
-              <w:br/>
-              <w:t>0D54</w:t>
-            </w:r>
+                <w:sz w:val="18"/>
+                <w:szCs w:val="18"/>
+              </w:rPr>
+              <w:t>ൾ</w:t>
+            </w:r>
+            <w:r>
+              <w:rPr>
+                <w:rFonts w:ascii="Arial" w:hAnsi="Arial" w:cs="Arial"/>
+                <w:sz w:val="18"/>
+                <w:szCs w:val="18"/>
+              </w:rPr>
+              <w:br/>
+            </w:r>
+            <w:proofErr w:type="spellStart"/>
+            <w:r>
+              <w:rPr>
+                <w:rFonts w:ascii="Arial" w:hAnsi="Arial" w:cs="Arial"/>
+                <w:sz w:val="18"/>
+                <w:szCs w:val="18"/>
+              </w:rPr>
+              <w:t>0D7E</w:t>
+            </w:r>
+            <w:proofErr w:type="spellEnd"/>
           </w:p>
         </w:tc>
         <w:bookmarkStart w:id="78" w:name="_MCCTEMPBM_CRPT01490080___7"/>
@@ -16994,8 +18451,15 @@
                 <w:rFonts w:ascii="Arial" w:hAnsi="Arial" w:cs="Arial"/>
               </w:rPr>
               <w:br/>
+            </w:r>
+            <w:proofErr w:type="spellStart"/>
+            <w:r>
+              <w:rPr>
+                <w:rFonts w:ascii="Arial" w:hAnsi="Arial" w:cs="Arial"/>
+              </w:rPr>
               <w:t>002D</w:t>
             </w:r>
+            <w:proofErr w:type="spellEnd"/>
           </w:p>
         </w:tc>
         <w:tc>
@@ -17016,22 +18480,36 @@
               <w:jc w:val="center"/>
               <w:rPr>
                 <w:rFonts w:ascii="Courier" w:hAnsi="Courier"/>
-                <w:sz w:val="24"/>
+                <w:sz w:val="18"/>
+                <w:szCs w:val="18"/>
               </w:rPr>
             </w:pPr>
             <w:r>
               <w:rPr>
                 <w:rFonts w:ascii="Nirmala UI" w:hAnsi="Nirmala UI" w:cs="Nirmala UI"/>
+                <w:sz w:val="18"/>
+                <w:szCs w:val="18"/>
               </w:rPr>
               <w:t>൨</w:t>
             </w:r>
             <w:r>
               <w:rPr>
                 <w:rFonts w:ascii="Arial" w:hAnsi="Arial" w:cs="Arial"/>
-              </w:rPr>
-              <w:br/>
+                <w:sz w:val="18"/>
+                <w:szCs w:val="18"/>
+              </w:rPr>
+              <w:br/>
+            </w:r>
+            <w:proofErr w:type="spellStart"/>
+            <w:r>
+              <w:rPr>
+                <w:rFonts w:ascii="Arial" w:hAnsi="Arial" w:cs="Arial"/>
+                <w:sz w:val="18"/>
+                <w:szCs w:val="18"/>
+              </w:rPr>
               <w:t>0D68</w:t>
             </w:r>
+            <w:proofErr w:type="spellEnd"/>
           </w:p>
         </w:tc>
         <w:tc>
@@ -17066,8 +18544,15 @@
                 <w:rFonts w:ascii="Arial" w:hAnsi="Arial" w:cs="Arial"/>
               </w:rPr>
               <w:br/>
+            </w:r>
+            <w:proofErr w:type="spellStart"/>
+            <w:r>
+              <w:rPr>
+                <w:rFonts w:ascii="Arial" w:hAnsi="Arial" w:cs="Arial"/>
+              </w:rPr>
               <w:t>2A7E</w:t>
             </w:r>
+            <w:proofErr w:type="spellEnd"/>
           </w:p>
         </w:tc>
         <w:tc>
@@ -17102,8 +18587,15 @@
                 <w:rFonts w:ascii="Arial" w:hAnsi="Arial" w:cs="Arial"/>
               </w:rPr>
               <w:br/>
+            </w:r>
+            <w:proofErr w:type="spellStart"/>
+            <w:r>
+              <w:rPr>
+                <w:rFonts w:ascii="Arial" w:hAnsi="Arial" w:cs="Arial"/>
+              </w:rPr>
               <w:t>005D</w:t>
             </w:r>
+            <w:proofErr w:type="spellEnd"/>
           </w:p>
         </w:tc>
         <w:tc>
@@ -17124,22 +18616,36 @@
               <w:jc w:val="center"/>
               <w:rPr>
                 <w:rFonts w:ascii="Courier" w:hAnsi="Courier"/>
-                <w:sz w:val="24"/>
-              </w:rPr>
-            </w:pPr>
-            <w:r>
-              <w:rPr>
-                <w:rFonts w:ascii="Arial" w:hAnsi="Arial" w:cs="Arial"/>
+                <w:sz w:val="18"/>
+                <w:szCs w:val="18"/>
+              </w:rPr>
+            </w:pPr>
+            <w:r>
+              <w:rPr>
+                <w:rFonts w:ascii="Arial" w:hAnsi="Arial" w:cs="Arial"/>
+                <w:sz w:val="18"/>
+                <w:szCs w:val="18"/>
               </w:rPr>
               <w:t>N</w:t>
             </w:r>
             <w:r>
               <w:rPr>
                 <w:rFonts w:ascii="Arial" w:hAnsi="Arial" w:cs="Arial"/>
-              </w:rPr>
-              <w:br/>
+                <w:sz w:val="18"/>
+                <w:szCs w:val="18"/>
+              </w:rPr>
+              <w:br/>
+            </w:r>
+            <w:proofErr w:type="spellStart"/>
+            <w:r>
+              <w:rPr>
+                <w:rFonts w:ascii="Arial" w:hAnsi="Arial" w:cs="Arial"/>
+                <w:sz w:val="18"/>
+                <w:szCs w:val="18"/>
+              </w:rPr>
               <w:t>004E</w:t>
             </w:r>
+            <w:proofErr w:type="spellEnd"/>
           </w:p>
         </w:tc>
         <w:tc>
@@ -17167,15 +18673,22 @@
               <w:rPr>
                 <w:rFonts w:ascii="Nirmala UI" w:hAnsi="Nirmala UI" w:cs="Nirmala UI"/>
               </w:rPr>
-              <w:t>൱</w:t>
-            </w:r>
-            <w:r>
-              <w:rPr>
-                <w:rFonts w:ascii="Arial" w:hAnsi="Arial" w:cs="Arial"/>
-              </w:rPr>
-              <w:br/>
-              <w:t>0D71</w:t>
-            </w:r>
+              <w:t>൲</w:t>
+            </w:r>
+            <w:r>
+              <w:rPr>
+                <w:rFonts w:ascii="Arial" w:hAnsi="Arial" w:cs="Arial"/>
+              </w:rPr>
+              <w:br/>
+            </w:r>
+            <w:proofErr w:type="spellStart"/>
+            <w:r>
+              <w:rPr>
+                <w:rFonts w:ascii="Arial" w:hAnsi="Arial" w:cs="Arial"/>
+              </w:rPr>
+              <w:t>0D72</w:t>
+            </w:r>
+            <w:proofErr w:type="spellEnd"/>
           </w:p>
         </w:tc>
         <w:tc>
@@ -17196,22 +18709,36 @@
               <w:jc w:val="center"/>
               <w:rPr>
                 <w:rFonts w:ascii="Courier" w:hAnsi="Courier"/>
-                <w:sz w:val="24"/>
-              </w:rPr>
-            </w:pPr>
-            <w:r>
-              <w:rPr>
-                <w:rFonts w:ascii="Arial" w:hAnsi="Arial" w:cs="Arial"/>
+                <w:sz w:val="18"/>
+                <w:szCs w:val="18"/>
+              </w:rPr>
+            </w:pPr>
+            <w:r>
+              <w:rPr>
+                <w:rFonts w:ascii="Arial" w:hAnsi="Arial" w:cs="Arial"/>
+                <w:sz w:val="18"/>
+                <w:szCs w:val="18"/>
               </w:rPr>
               <w:t>»</w:t>
             </w:r>
             <w:r>
               <w:rPr>
                 <w:rFonts w:ascii="Arial" w:hAnsi="Arial" w:cs="Arial"/>
-              </w:rPr>
-              <w:br/>
+                <w:sz w:val="18"/>
+                <w:szCs w:val="18"/>
+              </w:rPr>
+              <w:br/>
+            </w:r>
+            <w:proofErr w:type="spellStart"/>
+            <w:r>
+              <w:rPr>
+                <w:rFonts w:ascii="Arial" w:hAnsi="Arial" w:cs="Arial"/>
+                <w:sz w:val="18"/>
+                <w:szCs w:val="18"/>
+              </w:rPr>
               <w:t>00BB</w:t>
             </w:r>
+            <w:proofErr w:type="spellEnd"/>
           </w:p>
         </w:tc>
         <w:tc>
@@ -17239,15 +18766,22 @@
               <w:rPr>
                 <w:rFonts w:ascii="Nirmala UI" w:hAnsi="Nirmala UI" w:cs="Nirmala UI"/>
               </w:rPr>
-              <w:t>ൕ</w:t>
-            </w:r>
-            <w:r>
-              <w:rPr>
-                <w:rFonts w:ascii="Arial" w:hAnsi="Arial" w:cs="Arial"/>
-              </w:rPr>
-              <w:br/>
-              <w:t>0D55</w:t>
-            </w:r>
+              <w:t>ൖ</w:t>
+            </w:r>
+            <w:r>
+              <w:rPr>
+                <w:rFonts w:ascii="Arial" w:hAnsi="Arial" w:cs="Arial"/>
+              </w:rPr>
+              <w:br/>
+            </w:r>
+            <w:proofErr w:type="spellStart"/>
+            <w:r>
+              <w:rPr>
+                <w:rFonts w:ascii="Arial" w:hAnsi="Arial" w:cs="Arial"/>
+              </w:rPr>
+              <w:t>0D56</w:t>
+            </w:r>
+            <w:proofErr w:type="spellEnd"/>
           </w:p>
         </w:tc>
         <w:bookmarkStart w:id="80" w:name="_MCCTEMPBM_CRPT01490082___7"/>
@@ -17446,8 +18980,15 @@
                 <w:rFonts w:ascii="Arial" w:hAnsi="Arial" w:cs="Arial"/>
               </w:rPr>
               <w:br/>
+            </w:r>
+            <w:proofErr w:type="spellStart"/>
+            <w:r>
+              <w:rPr>
+                <w:rFonts w:ascii="Arial" w:hAnsi="Arial" w:cs="Arial"/>
+              </w:rPr>
               <w:t>0D29</w:t>
             </w:r>
+            <w:proofErr w:type="spellEnd"/>
           </w:p>
         </w:tc>
         <w:tc>
@@ -17468,22 +19009,36 @@
               <w:jc w:val="center"/>
               <w:rPr>
                 <w:rFonts w:ascii="Courier" w:hAnsi="Courier"/>
-                <w:sz w:val="24"/>
+                <w:sz w:val="18"/>
+                <w:szCs w:val="18"/>
               </w:rPr>
             </w:pPr>
             <w:r>
               <w:rPr>
                 <w:rFonts w:ascii="Nirmala UI" w:hAnsi="Nirmala UI" w:cs="Nirmala UI"/>
+                <w:sz w:val="18"/>
+                <w:szCs w:val="18"/>
               </w:rPr>
               <w:t>൩</w:t>
             </w:r>
             <w:r>
               <w:rPr>
                 <w:rFonts w:ascii="Arial" w:hAnsi="Arial" w:cs="Arial"/>
-              </w:rPr>
-              <w:br/>
+                <w:sz w:val="18"/>
+                <w:szCs w:val="18"/>
+              </w:rPr>
+              <w:br/>
+            </w:r>
+            <w:proofErr w:type="spellStart"/>
+            <w:r>
+              <w:rPr>
+                <w:rFonts w:ascii="Arial" w:hAnsi="Arial" w:cs="Arial"/>
+                <w:sz w:val="18"/>
+                <w:szCs w:val="18"/>
+              </w:rPr>
               <w:t>0D69</w:t>
             </w:r>
+            <w:proofErr w:type="spellEnd"/>
           </w:p>
         </w:tc>
         <w:tc>
@@ -17518,8 +19073,15 @@
                 <w:rFonts w:ascii="Arial" w:hAnsi="Arial" w:cs="Arial"/>
               </w:rPr>
               <w:br/>
+            </w:r>
+            <w:proofErr w:type="spellStart"/>
+            <w:r>
+              <w:rPr>
+                <w:rFonts w:ascii="Arial" w:hAnsi="Arial" w:cs="Arial"/>
+              </w:rPr>
               <w:t>005C</w:t>
             </w:r>
+            <w:proofErr w:type="spellEnd"/>
           </w:p>
         </w:tc>
         <w:tc>
@@ -17554,8 +19116,15 @@
                 <w:rFonts w:ascii="Arial" w:hAnsi="Arial" w:cs="Arial"/>
               </w:rPr>
               <w:br/>
+            </w:r>
+            <w:proofErr w:type="spellStart"/>
+            <w:r>
+              <w:rPr>
+                <w:rFonts w:ascii="Arial" w:hAnsi="Arial" w:cs="Arial"/>
+              </w:rPr>
               <w:t>00B7</w:t>
             </w:r>
+            <w:proofErr w:type="spellEnd"/>
           </w:p>
         </w:tc>
         <w:tc>
@@ -17590,19 +19159,27 @@
                 <w:rFonts w:ascii="Arial" w:hAnsi="Arial" w:cs="Arial"/>
               </w:rPr>
               <w:br/>
+            </w:r>
+            <w:proofErr w:type="spellStart"/>
+            <w:r>
+              <w:rPr>
+                <w:rFonts w:ascii="Arial" w:hAnsi="Arial" w:cs="Arial"/>
+              </w:rPr>
               <w:t>004F</w:t>
             </w:r>
-          </w:p>
-        </w:tc>
-        <w:tc>
-          <w:tcPr>
-            <w:tcW w:w="0" w:type="auto"/>
-            <w:tcBorders>
-              <w:top w:val="single" w:sz="12" w:space="0" w:color="000000"/>
-              <w:left w:val="single" w:sz="12" w:space="0" w:color="000000"/>
-              <w:bottom w:val="single" w:sz="12" w:space="0" w:color="000000"/>
-              <w:right w:val="single" w:sz="12" w:space="0" w:color="000000"/>
-            </w:tcBorders>
+            <w:proofErr w:type="spellEnd"/>
+          </w:p>
+        </w:tc>
+        <w:tc>
+          <w:tcPr>
+            <w:tcW w:w="0" w:type="auto"/>
+            <w:tcBorders>
+              <w:top w:val="single" w:sz="12" w:space="0" w:color="000000"/>
+              <w:left w:val="single" w:sz="12" w:space="0" w:color="000000"/>
+              <w:bottom w:val="single" w:sz="12" w:space="0" w:color="000000"/>
+              <w:right w:val="single" w:sz="12" w:space="0" w:color="000000"/>
+            </w:tcBorders>
+            <w:shd w:val="clear" w:color="auto" w:fill="FFFACD"/>
             <w:vAlign w:val="center"/>
           </w:tcPr>
           <w:p>
@@ -17619,15 +19196,24 @@
               <w:rPr>
                 <w:rFonts w:ascii="Nirmala UI" w:hAnsi="Nirmala UI" w:cs="Nirmala UI"/>
               </w:rPr>
-              <w:t>൲</w:t>
-            </w:r>
-            <w:r>
-              <w:rPr>
-                <w:rFonts w:ascii="Arial" w:hAnsi="Arial" w:cs="Arial"/>
-              </w:rPr>
-              <w:br/>
-              <w:t>0D72</w:t>
-            </w:r>
+              <w:t>഼</w:t>
+            </w:r>
+            <w:r>
+              <w:rPr>
+                <w:rFonts w:ascii="Arial" w:hAnsi="Arial" w:cs="Arial"/>
+              </w:rPr>
+              <w:br/>
+            </w:r>
+            <w:proofErr w:type="spellStart"/>
+            <w:r>
+              <w:rPr>
+                <w:rFonts w:ascii="Arial" w:hAnsi="Arial" w:cs="Arial"/>
+                <w:sz w:val="18"/>
+                <w:szCs w:val="18"/>
+              </w:rPr>
+              <w:t>0D3C</w:t>
+            </w:r>
+            <w:proofErr w:type="spellEnd"/>
           </w:p>
         </w:tc>
         <w:tc>
@@ -17675,6 +19261,7 @@
               <w:bottom w:val="single" w:sz="12" w:space="0" w:color="000000"/>
               <w:right w:val="single" w:sz="12" w:space="0" w:color="000000"/>
             </w:tcBorders>
+            <w:shd w:val="clear" w:color="auto" w:fill="FFFACD"/>
             <w:vAlign w:val="center"/>
           </w:tcPr>
           <w:p>
@@ -17691,15 +19278,22 @@
               <w:rPr>
                 <w:rFonts w:ascii="Nirmala UI" w:hAnsi="Nirmala UI" w:cs="Nirmala UI"/>
               </w:rPr>
-              <w:t>ൖ</w:t>
-            </w:r>
-            <w:r>
-              <w:rPr>
-                <w:rFonts w:ascii="Arial" w:hAnsi="Arial" w:cs="Arial"/>
-              </w:rPr>
-              <w:br/>
-              <w:t>0D56</w:t>
-            </w:r>
+              <w:t>഻</w:t>
+            </w:r>
+            <w:r>
+              <w:rPr>
+                <w:rFonts w:ascii="Arial" w:hAnsi="Arial" w:cs="Arial"/>
+              </w:rPr>
+              <w:br/>
+            </w:r>
+            <w:proofErr w:type="spellStart"/>
+            <w:r>
+              <w:rPr>
+                <w:rFonts w:ascii="Arial" w:hAnsi="Arial" w:cs="Arial"/>
+              </w:rPr>
+              <w:t>0D3B</w:t>
+            </w:r>
+            <w:proofErr w:type="spellEnd"/>
           </w:p>
         </w:tc>
         <w:bookmarkStart w:id="82" w:name="_MCCTEMPBM_CRPT01490084___7"/>
@@ -17725,8 +19319,21 @@
             <w:pPr>
               <w:pStyle w:val="TAL"/>
             </w:pPr>
-            <w:r>
-              <w:t>In the event that an MS receives a code where a symbol is not represented in the above table then the MS shall display the REPLACEMENT CHARACTER (U+FFFD).</w:t>
+            <w:proofErr w:type="gramStart"/>
+            <w:r>
+              <w:t>In the event that</w:t>
+            </w:r>
+            <w:proofErr w:type="gramEnd"/>
+            <w:r>
+              <w:t xml:space="preserve"> an MS receives a code where a symbol is not represented in the above table then the MS shall display the REPLACEMENT CHARACTER (</w:t>
+            </w:r>
+            <w:proofErr w:type="spellStart"/>
+            <w:r>
+              <w:t>U+FFFD</w:t>
+            </w:r>
+            <w:proofErr w:type="spellEnd"/>
+            <w:r>
+              <w:t>).</w:t>
             </w:r>
           </w:p>
           <w:p>
@@ -17775,15 +19382,36 @@
             <w:pPr>
               <w:pStyle w:val="TAN"/>
             </w:pPr>
-            <w:r>
-              <w:t>SS3:</w:t>
+            <w:proofErr w:type="spellStart"/>
+            <w:r>
+              <w:t>SS3</w:t>
+            </w:r>
+            <w:proofErr w:type="spellEnd"/>
+            <w:r>
+              <w:t>:</w:t>
             </w:r>
             <w:r>
               <w:tab/>
               <w:t xml:space="preserve">SINGLE SHIFT THREE; This code is reserved for the extension to another extension table. </w:t>
             </w:r>
             <w:r>
-              <w:t>When splitting a message text into submessages, there must be no cut right after an SS3.</w:t>
+              <w:t xml:space="preserve">When splitting a message text into </w:t>
+            </w:r>
+            <w:proofErr w:type="spellStart"/>
+            <w:r>
+              <w:t>submessages</w:t>
+            </w:r>
+            <w:proofErr w:type="spellEnd"/>
+            <w:r>
+              <w:t xml:space="preserve">, there must be no cut right after an </w:t>
+            </w:r>
+            <w:proofErr w:type="spellStart"/>
+            <w:r>
+              <w:t>SS3</w:t>
+            </w:r>
+            <w:proofErr w:type="spellEnd"/>
+            <w:r>
+              <w:t>.</w:t>
             </w:r>
           </w:p>
           <w:p>
@@ -17794,6 +19422,7 @@
                 <w:szCs w:val="18"/>
               </w:rPr>
             </w:pPr>
+            <w:proofErr w:type="spellStart"/>
             <w:r>
               <w:t>U+</w:t>
             </w:r>
@@ -17804,6 +19433,7 @@
               </w:rPr>
               <w:t>2044</w:t>
             </w:r>
+            <w:proofErr w:type="spellEnd"/>
             <w:r>
               <w:tab/>
             </w:r>

--- a/A.4.18.docx
+++ b/A.4.18.docx
@@ -8795,7 +8795,6 @@
               <w:bottom w:val="single" w:sz="12" w:space="0" w:color="000000"/>
               <w:right w:val="single" w:sz="12" w:space="0" w:color="000000"/>
             </w:tcBorders>
-            <w:shd w:val="clear" w:color="auto" w:fill="DDA0DD"/>
             <w:vAlign w:val="center"/>
           </w:tcPr>
           <w:p>
@@ -8810,10 +8809,24 @@
             </w:pPr>
             <w:r>
               <w:rPr>
-                <w:rFonts w:ascii="Arial" w:hAnsi="Arial" w:cs="Arial"/>
-              </w:rPr>
-              <w:t> </w:t>
-            </w:r>
+                <w:rFonts w:ascii="Nirmala UI" w:hAnsi="Nirmala UI" w:cs="Nirmala UI"/>
+              </w:rPr>
+              <w:t>ഺ</w:t>
+            </w:r>
+            <w:r>
+              <w:rPr>
+                <w:rFonts w:ascii="Arial" w:hAnsi="Arial" w:cs="Arial"/>
+              </w:rPr>
+              <w:br/>
+            </w:r>
+            <w:proofErr w:type="spellStart"/>
+            <w:r>
+              <w:rPr>
+                <w:rFonts w:ascii="Arial" w:hAnsi="Arial" w:cs="Arial"/>
+              </w:rPr>
+              <w:t>0D3A</w:t>
+            </w:r>
+            <w:proofErr w:type="spellEnd"/>
           </w:p>
         </w:tc>
         <w:tc>
@@ -9716,19 +9729,19 @@
         <w:tblLook w:val="0000" w:firstRow="0" w:lastRow="0" w:firstColumn="0" w:lastColumn="0" w:noHBand="0" w:noVBand="0"/>
       </w:tblPr>
       <w:tblGrid>
-        <w:gridCol w:w="510"/>
-        <w:gridCol w:w="510"/>
-        <w:gridCol w:w="509"/>
-        <w:gridCol w:w="509"/>
-        <w:gridCol w:w="509"/>
-        <w:gridCol w:w="723"/>
-        <w:gridCol w:w="652"/>
-        <w:gridCol w:w="1611"/>
-        <w:gridCol w:w="1167"/>
-        <w:gridCol w:w="701"/>
-        <w:gridCol w:w="701"/>
-        <w:gridCol w:w="723"/>
-        <w:gridCol w:w="734"/>
+        <w:gridCol w:w="515"/>
+        <w:gridCol w:w="516"/>
+        <w:gridCol w:w="516"/>
+        <w:gridCol w:w="516"/>
+        <w:gridCol w:w="516"/>
+        <w:gridCol w:w="732"/>
+        <w:gridCol w:w="710"/>
+        <w:gridCol w:w="1474"/>
+        <w:gridCol w:w="1181"/>
+        <w:gridCol w:w="710"/>
+        <w:gridCol w:w="698"/>
+        <w:gridCol w:w="732"/>
+        <w:gridCol w:w="743"/>
       </w:tblGrid>
       <w:tr>
         <w:trPr>
@@ -13451,16 +13464,12 @@
             <w:r>
               <w:rPr>
                 <w:rFonts w:ascii="Arial" w:hAnsi="Arial" w:cs="Arial"/>
-                <w:sz w:val="18"/>
-                <w:szCs w:val="18"/>
               </w:rPr>
               <w:t>^</w:t>
             </w:r>
             <w:r>
               <w:rPr>
                 <w:rFonts w:ascii="Arial" w:hAnsi="Arial" w:cs="Arial"/>
-                <w:sz w:val="18"/>
-                <w:szCs w:val="18"/>
               </w:rPr>
               <w:br/>
             </w:r>
@@ -13468,8 +13477,6 @@
             <w:r>
               <w:rPr>
                 <w:rFonts w:ascii="Arial" w:hAnsi="Arial" w:cs="Arial"/>
-                <w:sz w:val="18"/>
-                <w:szCs w:val="18"/>
               </w:rPr>
               <w:t>005E</w:t>
             </w:r>
@@ -13528,7 +13535,6 @@
               <w:bottom w:val="single" w:sz="12" w:space="0" w:color="000000"/>
               <w:right w:val="single" w:sz="12" w:space="0" w:color="000000"/>
             </w:tcBorders>
-            <w:shd w:val="clear" w:color="auto" w:fill="DDA0DD"/>
             <w:vAlign w:val="center"/>
           </w:tcPr>
           <w:p>
@@ -13543,10 +13549,24 @@
             </w:pPr>
             <w:r>
               <w:rPr>
-                <w:rFonts w:ascii="Arial" w:hAnsi="Arial" w:cs="Arial"/>
-              </w:rPr>
-              <w:t> </w:t>
-            </w:r>
+                <w:rFonts w:ascii="Nirmala UI" w:hAnsi="Nirmala UI" w:cs="Nirmala UI"/>
+              </w:rPr>
+              <w:t>൰</w:t>
+            </w:r>
+            <w:r>
+              <w:rPr>
+                <w:rFonts w:ascii="Arial" w:hAnsi="Arial" w:cs="Arial"/>
+              </w:rPr>
+              <w:br/>
+            </w:r>
+            <w:proofErr w:type="spellStart"/>
+            <w:r>
+              <w:rPr>
+                <w:rFonts w:ascii="Arial" w:hAnsi="Arial" w:cs="Arial"/>
+              </w:rPr>
+              <w:t>0D70</w:t>
+            </w:r>
+            <w:proofErr w:type="spellEnd"/>
           </w:p>
         </w:tc>
         <w:tc>
@@ -13994,7 +14014,6 @@
               <w:bottom w:val="single" w:sz="12" w:space="0" w:color="000000"/>
               <w:right w:val="single" w:sz="12" w:space="0" w:color="000000"/>
             </w:tcBorders>
-            <w:shd w:val="clear" w:color="auto" w:fill="DDA0DD"/>
             <w:vAlign w:val="center"/>
           </w:tcPr>
           <w:p>
@@ -14009,10 +14028,24 @@
             </w:pPr>
             <w:r>
               <w:rPr>
-                <w:rFonts w:ascii="Arial" w:hAnsi="Arial" w:cs="Arial"/>
-              </w:rPr>
-              <w:t> </w:t>
-            </w:r>
+                <w:rFonts w:ascii="Nirmala UI" w:hAnsi="Nirmala UI" w:cs="Nirmala UI"/>
+              </w:rPr>
+              <w:t>൱</w:t>
+            </w:r>
+            <w:r>
+              <w:rPr>
+                <w:rFonts w:ascii="Arial" w:hAnsi="Arial" w:cs="Arial"/>
+              </w:rPr>
+              <w:br/>
+            </w:r>
+            <w:proofErr w:type="spellStart"/>
+            <w:r>
+              <w:rPr>
+                <w:rFonts w:ascii="Arial" w:hAnsi="Arial" w:cs="Arial"/>
+              </w:rPr>
+              <w:t>0D71</w:t>
+            </w:r>
+            <w:proofErr w:type="spellEnd"/>
           </w:p>
         </w:tc>
         <w:tc>
@@ -14454,7 +14487,6 @@
               <w:bottom w:val="single" w:sz="12" w:space="0" w:color="000000"/>
               <w:right w:val="single" w:sz="12" w:space="0" w:color="000000"/>
             </w:tcBorders>
-            <w:shd w:val="clear" w:color="auto" w:fill="DDA0DD"/>
             <w:vAlign w:val="center"/>
           </w:tcPr>
           <w:p>
@@ -14469,10 +14501,24 @@
             </w:pPr>
             <w:r>
               <w:rPr>
-                <w:rFonts w:ascii="Arial" w:hAnsi="Arial" w:cs="Arial"/>
-              </w:rPr>
-              <w:t> </w:t>
-            </w:r>
+                <w:rFonts w:ascii="Nirmala UI" w:hAnsi="Nirmala UI" w:cs="Nirmala UI"/>
+              </w:rPr>
+              <w:t>൲</w:t>
+            </w:r>
+            <w:r>
+              <w:rPr>
+                <w:rFonts w:ascii="Arial" w:hAnsi="Arial" w:cs="Arial"/>
+              </w:rPr>
+              <w:br/>
+            </w:r>
+            <w:proofErr w:type="spellStart"/>
+            <w:r>
+              <w:rPr>
+                <w:rFonts w:ascii="Arial" w:hAnsi="Arial" w:cs="Arial"/>
+              </w:rPr>
+              <w:t>0D72</w:t>
+            </w:r>
+            <w:proofErr w:type="spellEnd"/>
           </w:p>
         </w:tc>
         <w:tc>
@@ -16377,39 +16423,39 @@
               <w:jc w:val="center"/>
               <w:rPr>
                 <w:rFonts w:ascii="Courier" w:hAnsi="Courier"/>
-                <w:sz w:val="18"/>
-                <w:szCs w:val="18"/>
+                <w:sz w:val="16"/>
+                <w:szCs w:val="16"/>
               </w:rPr>
             </w:pPr>
             <w:r>
               <w:rPr>
                 <w:rFonts w:ascii="Nirmala UI" w:hAnsi="Nirmala UI" w:cs="Nirmala UI"/>
-                <w:sz w:val="18"/>
-                <w:szCs w:val="18"/>
+                <w:sz w:val="16"/>
+                <w:szCs w:val="16"/>
               </w:rPr>
               <w:t>൧</w:t>
             </w:r>
             <w:r>
               <w:rPr>
                 <w:rFonts w:ascii="Arial" w:hAnsi="Arial" w:cs="Arial"/>
-                <w:sz w:val="18"/>
-                <w:szCs w:val="18"/>
+                <w:sz w:val="16"/>
+                <w:szCs w:val="16"/>
               </w:rPr>
               <w:t>⁄</w:t>
             </w:r>
             <w:r>
               <w:rPr>
                 <w:rFonts w:ascii="Nirmala UI" w:hAnsi="Nirmala UI" w:cs="Nirmala UI"/>
-                <w:sz w:val="18"/>
-                <w:szCs w:val="18"/>
+                <w:sz w:val="16"/>
+                <w:szCs w:val="16"/>
               </w:rPr>
               <w:t>൪</w:t>
             </w:r>
             <w:r>
               <w:rPr>
                 <w:rFonts w:ascii="Arial" w:hAnsi="Arial" w:cs="Arial"/>
-                <w:sz w:val="18"/>
-                <w:szCs w:val="18"/>
+                <w:sz w:val="16"/>
+                <w:szCs w:val="16"/>
               </w:rPr>
               <w:br/>
             </w:r>
@@ -16417,8 +16463,8 @@
             <w:r>
               <w:rPr>
                 <w:rFonts w:ascii="Arial" w:hAnsi="Arial" w:cs="Arial"/>
-                <w:sz w:val="18"/>
-                <w:szCs w:val="18"/>
+                <w:sz w:val="16"/>
+                <w:szCs w:val="16"/>
               </w:rPr>
               <w:t>0D67,2044,0D6A</w:t>
             </w:r>
@@ -16912,39 +16958,238 @@
               <w:jc w:val="center"/>
               <w:rPr>
                 <w:rFonts w:ascii="Courier" w:hAnsi="Courier"/>
+                <w:sz w:val="16"/>
+                <w:szCs w:val="16"/>
+              </w:rPr>
+            </w:pPr>
+            <w:r>
+              <w:rPr>
+                <w:rFonts w:ascii="Nirmala UI" w:hAnsi="Nirmala UI" w:cs="Nirmala UI"/>
+                <w:sz w:val="16"/>
+                <w:szCs w:val="16"/>
+              </w:rPr>
+              <w:t>൧</w:t>
+            </w:r>
+            <w:r>
+              <w:rPr>
+                <w:rFonts w:ascii="Arial" w:hAnsi="Arial" w:cs="Arial"/>
+                <w:sz w:val="16"/>
+                <w:szCs w:val="16"/>
+              </w:rPr>
+              <w:t>⁄</w:t>
+            </w:r>
+            <w:r>
+              <w:rPr>
+                <w:rFonts w:ascii="Nirmala UI" w:hAnsi="Nirmala UI" w:cs="Nirmala UI"/>
+                <w:sz w:val="16"/>
+                <w:szCs w:val="16"/>
+              </w:rPr>
+              <w:t>൨</w:t>
+            </w:r>
+            <w:r>
+              <w:rPr>
+                <w:rFonts w:ascii="Arial" w:hAnsi="Arial" w:cs="Arial"/>
+                <w:sz w:val="16"/>
+                <w:szCs w:val="16"/>
+              </w:rPr>
+              <w:br/>
+            </w:r>
+            <w:proofErr w:type="spellStart"/>
+            <w:r>
+              <w:rPr>
+                <w:rFonts w:ascii="Arial" w:hAnsi="Arial" w:cs="Arial"/>
+                <w:sz w:val="16"/>
+                <w:szCs w:val="16"/>
+              </w:rPr>
+              <w:t>0D67,2044,0D68</w:t>
+            </w:r>
+            <w:proofErr w:type="spellEnd"/>
+          </w:p>
+        </w:tc>
+        <w:tc>
+          <w:tcPr>
+            <w:tcW w:w="0" w:type="auto"/>
+            <w:tcBorders>
+              <w:top w:val="single" w:sz="12" w:space="0" w:color="000000"/>
+              <w:left w:val="single" w:sz="12" w:space="0" w:color="000000"/>
+              <w:bottom w:val="single" w:sz="12" w:space="0" w:color="000000"/>
+              <w:right w:val="single" w:sz="12" w:space="0" w:color="000000"/>
+            </w:tcBorders>
+            <w:vAlign w:val="center"/>
+          </w:tcPr>
+          <w:p>
+            <w:pPr>
+              <w:keepNext/>
+              <w:spacing w:after="0" w:line="240" w:lineRule="exact"/>
+              <w:jc w:val="center"/>
+              <w:rPr>
+                <w:rFonts w:ascii="Courier" w:hAnsi="Courier"/>
+                <w:sz w:val="24"/>
+              </w:rPr>
+            </w:pPr>
+            <w:r>
+              <w:rPr>
+                <w:rFonts w:ascii="Arial" w:hAnsi="Arial" w:cs="Arial"/>
+              </w:rPr>
+              <w:t>≠</w:t>
+            </w:r>
+            <w:r>
+              <w:rPr>
+                <w:rFonts w:ascii="Arial" w:hAnsi="Arial" w:cs="Arial"/>
+              </w:rPr>
+              <w:br/>
+              <w:t>2260</w:t>
+            </w:r>
+          </w:p>
+        </w:tc>
+        <w:tc>
+          <w:tcPr>
+            <w:tcW w:w="0" w:type="auto"/>
+            <w:tcBorders>
+              <w:top w:val="single" w:sz="12" w:space="0" w:color="000000"/>
+              <w:left w:val="single" w:sz="12" w:space="0" w:color="000000"/>
+              <w:bottom w:val="single" w:sz="12" w:space="0" w:color="000000"/>
+              <w:right w:val="single" w:sz="12" w:space="0" w:color="000000"/>
+            </w:tcBorders>
+            <w:vAlign w:val="center"/>
+          </w:tcPr>
+          <w:p>
+            <w:pPr>
+              <w:keepNext/>
+              <w:spacing w:after="0" w:line="240" w:lineRule="exact"/>
+              <w:jc w:val="center"/>
+              <w:rPr>
+                <w:rFonts w:ascii="Courier" w:hAnsi="Courier"/>
                 <w:sz w:val="18"/>
                 <w:szCs w:val="18"/>
               </w:rPr>
             </w:pPr>
             <w:r>
               <w:rPr>
-                <w:rFonts w:ascii="Nirmala UI" w:hAnsi="Nirmala UI" w:cs="Nirmala UI"/>
+                <w:rFonts w:ascii="Arial" w:hAnsi="Arial" w:cs="Arial"/>
+              </w:rPr>
+              <w:t>K</w:t>
+            </w:r>
+            <w:r>
+              <w:rPr>
+                <w:rFonts w:ascii="Arial" w:hAnsi="Arial" w:cs="Arial"/>
+              </w:rPr>
+              <w:br/>
+            </w:r>
+            <w:proofErr w:type="spellStart"/>
+            <w:r>
+              <w:rPr>
+                <w:rFonts w:ascii="Arial" w:hAnsi="Arial" w:cs="Arial"/>
+              </w:rPr>
+              <w:t>004B</w:t>
+            </w:r>
+            <w:proofErr w:type="spellEnd"/>
+          </w:p>
+        </w:tc>
+        <w:tc>
+          <w:tcPr>
+            <w:tcW w:w="0" w:type="auto"/>
+            <w:tcBorders>
+              <w:top w:val="single" w:sz="12" w:space="0" w:color="000000"/>
+              <w:left w:val="single" w:sz="12" w:space="0" w:color="000000"/>
+              <w:bottom w:val="single" w:sz="12" w:space="0" w:color="000000"/>
+              <w:right w:val="single" w:sz="12" w:space="0" w:color="000000"/>
+            </w:tcBorders>
+            <w:shd w:val="clear" w:color="auto" w:fill="DDA0DD"/>
+            <w:vAlign w:val="center"/>
+          </w:tcPr>
+          <w:p>
+            <w:pPr>
+              <w:keepNext/>
+              <w:spacing w:after="0" w:line="240" w:lineRule="exact"/>
+              <w:jc w:val="center"/>
+              <w:rPr>
+                <w:rFonts w:ascii="Courier" w:hAnsi="Courier"/>
+                <w:sz w:val="24"/>
+              </w:rPr>
+            </w:pPr>
+            <w:r>
+              <w:rPr>
+                <w:rFonts w:ascii="Arial" w:hAnsi="Arial" w:cs="Arial"/>
+              </w:rPr>
+              <w:t> </w:t>
+            </w:r>
+          </w:p>
+        </w:tc>
+        <w:tc>
+          <w:tcPr>
+            <w:tcW w:w="0" w:type="auto"/>
+            <w:tcBorders>
+              <w:top w:val="single" w:sz="12" w:space="0" w:color="000000"/>
+              <w:left w:val="single" w:sz="12" w:space="0" w:color="000000"/>
+              <w:bottom w:val="single" w:sz="12" w:space="0" w:color="000000"/>
+              <w:right w:val="single" w:sz="12" w:space="0" w:color="000000"/>
+            </w:tcBorders>
+            <w:vAlign w:val="center"/>
+          </w:tcPr>
+          <w:p>
+            <w:pPr>
+              <w:keepNext/>
+              <w:spacing w:after="0" w:line="240" w:lineRule="exact"/>
+              <w:jc w:val="center"/>
+              <w:rPr>
+                <w:rFonts w:ascii="Courier" w:hAnsi="Courier"/>
+                <w:sz w:val="24"/>
+              </w:rPr>
+            </w:pPr>
+            <w:r>
+              <w:rPr>
+                <w:rFonts w:ascii="Arial" w:hAnsi="Arial" w:cs="Arial"/>
+              </w:rPr>
+              <w:t>±</w:t>
+            </w:r>
+            <w:r>
+              <w:rPr>
+                <w:rFonts w:ascii="Arial" w:hAnsi="Arial" w:cs="Arial"/>
+              </w:rPr>
+              <w:br/>
+            </w:r>
+            <w:proofErr w:type="spellStart"/>
+            <w:r>
+              <w:rPr>
+                <w:rFonts w:ascii="Arial" w:hAnsi="Arial" w:cs="Arial"/>
+              </w:rPr>
+              <w:t>00B1</w:t>
+            </w:r>
+            <w:proofErr w:type="spellEnd"/>
+          </w:p>
+        </w:tc>
+        <w:tc>
+          <w:tcPr>
+            <w:tcW w:w="0" w:type="auto"/>
+            <w:tcBorders>
+              <w:top w:val="single" w:sz="12" w:space="0" w:color="000000"/>
+              <w:left w:val="single" w:sz="12" w:space="0" w:color="000000"/>
+              <w:bottom w:val="single" w:sz="12" w:space="0" w:color="000000"/>
+              <w:right w:val="single" w:sz="12" w:space="0" w:color="000000"/>
+            </w:tcBorders>
+            <w:vAlign w:val="center"/>
+          </w:tcPr>
+          <w:p>
+            <w:pPr>
+              <w:keepNext/>
+              <w:spacing w:after="0" w:line="240" w:lineRule="exact"/>
+              <w:jc w:val="center"/>
+              <w:rPr>
+                <w:rFonts w:ascii="Courier" w:hAnsi="Courier"/>
                 <w:sz w:val="18"/>
                 <w:szCs w:val="18"/>
               </w:rPr>
-              <w:t>൧</w:t>
-            </w:r>
-            <w:r>
-              <w:rPr>
-                <w:rFonts w:ascii="Arial" w:hAnsi="Arial" w:cs="Arial"/>
-                <w:sz w:val="18"/>
-                <w:szCs w:val="18"/>
-              </w:rPr>
-              <w:t>⁄</w:t>
-            </w:r>
+            </w:pPr>
             <w:r>
               <w:rPr>
                 <w:rFonts w:ascii="Nirmala UI" w:hAnsi="Nirmala UI" w:cs="Nirmala UI"/>
-                <w:sz w:val="18"/>
-                <w:szCs w:val="18"/>
-              </w:rPr>
-              <w:t>൨</w:t>
-            </w:r>
-            <w:r>
-              <w:rPr>
-                <w:rFonts w:ascii="Arial" w:hAnsi="Arial" w:cs="Arial"/>
-                <w:sz w:val="18"/>
-                <w:szCs w:val="18"/>
+              </w:rPr>
+              <w:t>ർ</w:t>
+            </w:r>
+            <w:r>
+              <w:rPr>
+                <w:rFonts w:ascii="Arial" w:hAnsi="Arial" w:cs="Arial"/>
               </w:rPr>
               <w:br/>
             </w:r>
@@ -16952,232 +17197,6 @@
             <w:r>
               <w:rPr>
                 <w:rFonts w:ascii="Arial" w:hAnsi="Arial" w:cs="Arial"/>
-                <w:sz w:val="18"/>
-                <w:szCs w:val="18"/>
-              </w:rPr>
-              <w:t>0D67,2044,0D68</w:t>
-            </w:r>
-            <w:proofErr w:type="spellEnd"/>
-          </w:p>
-        </w:tc>
-        <w:tc>
-          <w:tcPr>
-            <w:tcW w:w="0" w:type="auto"/>
-            <w:tcBorders>
-              <w:top w:val="single" w:sz="12" w:space="0" w:color="000000"/>
-              <w:left w:val="single" w:sz="12" w:space="0" w:color="000000"/>
-              <w:bottom w:val="single" w:sz="12" w:space="0" w:color="000000"/>
-              <w:right w:val="single" w:sz="12" w:space="0" w:color="000000"/>
-            </w:tcBorders>
-            <w:vAlign w:val="center"/>
-          </w:tcPr>
-          <w:p>
-            <w:pPr>
-              <w:keepNext/>
-              <w:spacing w:after="0" w:line="240" w:lineRule="exact"/>
-              <w:jc w:val="center"/>
-              <w:rPr>
-                <w:rFonts w:ascii="Courier" w:hAnsi="Courier"/>
-                <w:sz w:val="24"/>
-              </w:rPr>
-            </w:pPr>
-            <w:r>
-              <w:rPr>
-                <w:rFonts w:ascii="Arial" w:hAnsi="Arial" w:cs="Arial"/>
-              </w:rPr>
-              <w:t>≠</w:t>
-            </w:r>
-            <w:r>
-              <w:rPr>
-                <w:rFonts w:ascii="Arial" w:hAnsi="Arial" w:cs="Arial"/>
-              </w:rPr>
-              <w:br/>
-              <w:t>2260</w:t>
-            </w:r>
-          </w:p>
-        </w:tc>
-        <w:tc>
-          <w:tcPr>
-            <w:tcW w:w="0" w:type="auto"/>
-            <w:tcBorders>
-              <w:top w:val="single" w:sz="12" w:space="0" w:color="000000"/>
-              <w:left w:val="single" w:sz="12" w:space="0" w:color="000000"/>
-              <w:bottom w:val="single" w:sz="12" w:space="0" w:color="000000"/>
-              <w:right w:val="single" w:sz="12" w:space="0" w:color="000000"/>
-            </w:tcBorders>
-            <w:vAlign w:val="center"/>
-          </w:tcPr>
-          <w:p>
-            <w:pPr>
-              <w:keepNext/>
-              <w:spacing w:after="0" w:line="240" w:lineRule="exact"/>
-              <w:jc w:val="center"/>
-              <w:rPr>
-                <w:rFonts w:ascii="Courier" w:hAnsi="Courier"/>
-                <w:sz w:val="18"/>
-                <w:szCs w:val="18"/>
-              </w:rPr>
-            </w:pPr>
-            <w:r>
-              <w:rPr>
-                <w:rFonts w:ascii="Arial" w:hAnsi="Arial" w:cs="Arial"/>
-                <w:sz w:val="18"/>
-                <w:szCs w:val="18"/>
-              </w:rPr>
-              <w:t>K</w:t>
-            </w:r>
-            <w:r>
-              <w:rPr>
-                <w:rFonts w:ascii="Arial" w:hAnsi="Arial" w:cs="Arial"/>
-                <w:sz w:val="18"/>
-                <w:szCs w:val="18"/>
-              </w:rPr>
-              <w:br/>
-            </w:r>
-            <w:proofErr w:type="spellStart"/>
-            <w:r>
-              <w:rPr>
-                <w:rFonts w:ascii="Arial" w:hAnsi="Arial" w:cs="Arial"/>
-                <w:sz w:val="18"/>
-                <w:szCs w:val="18"/>
-              </w:rPr>
-              <w:t>004B</w:t>
-            </w:r>
-            <w:proofErr w:type="spellEnd"/>
-          </w:p>
-        </w:tc>
-        <w:tc>
-          <w:tcPr>
-            <w:tcW w:w="0" w:type="auto"/>
-            <w:tcBorders>
-              <w:top w:val="single" w:sz="12" w:space="0" w:color="000000"/>
-              <w:left w:val="single" w:sz="12" w:space="0" w:color="000000"/>
-              <w:bottom w:val="single" w:sz="12" w:space="0" w:color="000000"/>
-              <w:right w:val="single" w:sz="12" w:space="0" w:color="000000"/>
-            </w:tcBorders>
-            <w:vAlign w:val="center"/>
-          </w:tcPr>
-          <w:p>
-            <w:pPr>
-              <w:keepNext/>
-              <w:spacing w:after="0" w:line="240" w:lineRule="exact"/>
-              <w:jc w:val="center"/>
-              <w:rPr>
-                <w:rFonts w:ascii="Courier" w:hAnsi="Courier"/>
-                <w:sz w:val="24"/>
-              </w:rPr>
-            </w:pPr>
-            <w:r>
-              <w:rPr>
-                <w:rFonts w:ascii="Nirmala UI" w:hAnsi="Nirmala UI" w:cs="Nirmala UI"/>
-              </w:rPr>
-              <w:t>ഺ</w:t>
-            </w:r>
-            <w:r>
-              <w:rPr>
-                <w:rFonts w:ascii="Arial" w:hAnsi="Arial" w:cs="Arial"/>
-              </w:rPr>
-              <w:br/>
-            </w:r>
-            <w:proofErr w:type="spellStart"/>
-            <w:r>
-              <w:rPr>
-                <w:rFonts w:ascii="Arial" w:hAnsi="Arial" w:cs="Arial"/>
-                <w:sz w:val="18"/>
-                <w:szCs w:val="18"/>
-              </w:rPr>
-              <w:t>0D3A</w:t>
-            </w:r>
-            <w:proofErr w:type="spellEnd"/>
-          </w:p>
-        </w:tc>
-        <w:tc>
-          <w:tcPr>
-            <w:tcW w:w="0" w:type="auto"/>
-            <w:tcBorders>
-              <w:top w:val="single" w:sz="12" w:space="0" w:color="000000"/>
-              <w:left w:val="single" w:sz="12" w:space="0" w:color="000000"/>
-              <w:bottom w:val="single" w:sz="12" w:space="0" w:color="000000"/>
-              <w:right w:val="single" w:sz="12" w:space="0" w:color="000000"/>
-            </w:tcBorders>
-            <w:vAlign w:val="center"/>
-          </w:tcPr>
-          <w:p>
-            <w:pPr>
-              <w:keepNext/>
-              <w:spacing w:after="0" w:line="240" w:lineRule="exact"/>
-              <w:jc w:val="center"/>
-              <w:rPr>
-                <w:rFonts w:ascii="Courier" w:hAnsi="Courier"/>
-                <w:sz w:val="24"/>
-              </w:rPr>
-            </w:pPr>
-            <w:r>
-              <w:rPr>
-                <w:rFonts w:ascii="Arial" w:hAnsi="Arial" w:cs="Arial"/>
-              </w:rPr>
-              <w:t>±</w:t>
-            </w:r>
-            <w:r>
-              <w:rPr>
-                <w:rFonts w:ascii="Arial" w:hAnsi="Arial" w:cs="Arial"/>
-              </w:rPr>
-              <w:br/>
-            </w:r>
-            <w:proofErr w:type="spellStart"/>
-            <w:r>
-              <w:rPr>
-                <w:rFonts w:ascii="Arial" w:hAnsi="Arial" w:cs="Arial"/>
-              </w:rPr>
-              <w:t>00B1</w:t>
-            </w:r>
-            <w:proofErr w:type="spellEnd"/>
-          </w:p>
-        </w:tc>
-        <w:tc>
-          <w:tcPr>
-            <w:tcW w:w="0" w:type="auto"/>
-            <w:tcBorders>
-              <w:top w:val="single" w:sz="12" w:space="0" w:color="000000"/>
-              <w:left w:val="single" w:sz="12" w:space="0" w:color="000000"/>
-              <w:bottom w:val="single" w:sz="12" w:space="0" w:color="000000"/>
-              <w:right w:val="single" w:sz="12" w:space="0" w:color="000000"/>
-            </w:tcBorders>
-            <w:vAlign w:val="center"/>
-          </w:tcPr>
-          <w:p>
-            <w:pPr>
-              <w:keepNext/>
-              <w:spacing w:after="0" w:line="240" w:lineRule="exact"/>
-              <w:jc w:val="center"/>
-              <w:rPr>
-                <w:rFonts w:ascii="Courier" w:hAnsi="Courier"/>
-                <w:sz w:val="18"/>
-                <w:szCs w:val="18"/>
-              </w:rPr>
-            </w:pPr>
-            <w:r>
-              <w:rPr>
-                <w:rFonts w:ascii="Nirmala UI" w:hAnsi="Nirmala UI" w:cs="Nirmala UI"/>
-                <w:sz w:val="18"/>
-                <w:szCs w:val="18"/>
-              </w:rPr>
-              <w:t>ർ</w:t>
-            </w:r>
-            <w:r>
-              <w:rPr>
-                <w:rFonts w:ascii="Arial" w:hAnsi="Arial" w:cs="Arial"/>
-                <w:sz w:val="18"/>
-                <w:szCs w:val="18"/>
-              </w:rPr>
-              <w:br/>
-            </w:r>
-            <w:proofErr w:type="spellStart"/>
-            <w:r>
-              <w:rPr>
-                <w:rFonts w:ascii="Arial" w:hAnsi="Arial" w:cs="Arial"/>
-                <w:sz w:val="18"/>
-                <w:szCs w:val="18"/>
               </w:rPr>
               <w:t>0D7C</w:t>
             </w:r>
@@ -17409,314 +17428,283 @@
             <w:r>
               <w:rPr>
                 <w:rFonts w:ascii="Nirmala UI" w:hAnsi="Nirmala UI" w:cs="Nirmala UI"/>
+              </w:rPr>
+              <w:t>൦</w:t>
+            </w:r>
+            <w:r>
+              <w:rPr>
+                <w:rFonts w:ascii="Arial" w:hAnsi="Arial" w:cs="Arial"/>
+              </w:rPr>
+              <w:br/>
+            </w:r>
+            <w:proofErr w:type="spellStart"/>
+            <w:r>
+              <w:rPr>
+                <w:rFonts w:ascii="Arial" w:hAnsi="Arial" w:cs="Arial"/>
+              </w:rPr>
+              <w:t>0D66</w:t>
+            </w:r>
+            <w:proofErr w:type="spellEnd"/>
+          </w:p>
+        </w:tc>
+        <w:tc>
+          <w:tcPr>
+            <w:tcW w:w="0" w:type="auto"/>
+            <w:tcBorders>
+              <w:top w:val="single" w:sz="12" w:space="0" w:color="000000"/>
+              <w:left w:val="single" w:sz="12" w:space="0" w:color="000000"/>
+              <w:bottom w:val="single" w:sz="12" w:space="0" w:color="000000"/>
+              <w:right w:val="single" w:sz="12" w:space="0" w:color="000000"/>
+            </w:tcBorders>
+            <w:shd w:val="clear" w:color="auto" w:fill="CAEDFB" w:themeFill="accent4" w:themeFillTint="33"/>
+            <w:vAlign w:val="center"/>
+          </w:tcPr>
+          <w:p>
+            <w:pPr>
+              <w:keepNext/>
+              <w:spacing w:after="0" w:line="240" w:lineRule="exact"/>
+              <w:jc w:val="center"/>
+              <w:rPr>
+                <w:rFonts w:ascii="Courier" w:hAnsi="Courier"/>
+                <w:sz w:val="16"/>
+                <w:szCs w:val="16"/>
+              </w:rPr>
+            </w:pPr>
+            <w:r>
+              <w:rPr>
+                <w:rFonts w:ascii="Nirmala UI" w:hAnsi="Nirmala UI" w:cs="Nirmala UI"/>
+                <w:sz w:val="16"/>
+                <w:szCs w:val="16"/>
+              </w:rPr>
+              <w:t>൩</w:t>
+            </w:r>
+            <w:r>
+              <w:rPr>
+                <w:rFonts w:ascii="Arial" w:hAnsi="Arial" w:cs="Arial"/>
+                <w:sz w:val="16"/>
+                <w:szCs w:val="16"/>
+              </w:rPr>
+              <w:t>⁄</w:t>
+            </w:r>
+            <w:r>
+              <w:rPr>
+                <w:rFonts w:ascii="Nirmala UI" w:hAnsi="Nirmala UI" w:cs="Nirmala UI"/>
+                <w:sz w:val="16"/>
+                <w:szCs w:val="16"/>
+              </w:rPr>
+              <w:t>൪</w:t>
+            </w:r>
+            <w:r>
+              <w:rPr>
+                <w:rFonts w:ascii="Arial" w:hAnsi="Arial" w:cs="Arial"/>
+                <w:sz w:val="16"/>
+                <w:szCs w:val="16"/>
+              </w:rPr>
+              <w:br/>
+            </w:r>
+            <w:proofErr w:type="spellStart"/>
+            <w:r>
+              <w:rPr>
+                <w:rFonts w:ascii="Arial" w:hAnsi="Arial" w:cs="Arial"/>
+                <w:sz w:val="16"/>
+                <w:szCs w:val="16"/>
+              </w:rPr>
+              <w:t>0D69,2044,0D6A</w:t>
+            </w:r>
+            <w:proofErr w:type="spellEnd"/>
+          </w:p>
+        </w:tc>
+        <w:tc>
+          <w:tcPr>
+            <w:tcW w:w="0" w:type="auto"/>
+            <w:tcBorders>
+              <w:top w:val="single" w:sz="12" w:space="0" w:color="000000"/>
+              <w:left w:val="single" w:sz="12" w:space="0" w:color="000000"/>
+              <w:bottom w:val="single" w:sz="12" w:space="0" w:color="000000"/>
+              <w:right w:val="single" w:sz="12" w:space="0" w:color="000000"/>
+            </w:tcBorders>
+            <w:vAlign w:val="center"/>
+          </w:tcPr>
+          <w:p>
+            <w:pPr>
+              <w:keepNext/>
+              <w:spacing w:after="0" w:line="240" w:lineRule="exact"/>
+              <w:jc w:val="center"/>
+              <w:rPr>
+                <w:rFonts w:ascii="Courier" w:hAnsi="Courier"/>
+                <w:sz w:val="24"/>
+              </w:rPr>
+            </w:pPr>
+            <w:r>
+              <w:rPr>
+                <w:rFonts w:ascii="Arial" w:hAnsi="Arial" w:cs="Arial"/>
+              </w:rPr>
+              <w:t>[</w:t>
+            </w:r>
+            <w:r>
+              <w:rPr>
+                <w:rFonts w:ascii="Arial" w:hAnsi="Arial" w:cs="Arial"/>
+              </w:rPr>
+              <w:br/>
+            </w:r>
+            <w:proofErr w:type="spellStart"/>
+            <w:r>
+              <w:rPr>
+                <w:rFonts w:ascii="Arial" w:hAnsi="Arial" w:cs="Arial"/>
+              </w:rPr>
+              <w:t>005B</w:t>
+            </w:r>
+            <w:proofErr w:type="spellEnd"/>
+          </w:p>
+        </w:tc>
+        <w:tc>
+          <w:tcPr>
+            <w:tcW w:w="0" w:type="auto"/>
+            <w:tcBorders>
+              <w:top w:val="single" w:sz="12" w:space="0" w:color="000000"/>
+              <w:left w:val="single" w:sz="12" w:space="0" w:color="000000"/>
+              <w:bottom w:val="single" w:sz="12" w:space="0" w:color="000000"/>
+              <w:right w:val="single" w:sz="12" w:space="0" w:color="000000"/>
+            </w:tcBorders>
+            <w:vAlign w:val="center"/>
+          </w:tcPr>
+          <w:p>
+            <w:pPr>
+              <w:keepNext/>
+              <w:spacing w:after="0" w:line="240" w:lineRule="exact"/>
+              <w:jc w:val="center"/>
+              <w:rPr>
+                <w:rFonts w:ascii="Courier" w:hAnsi="Courier"/>
                 <w:sz w:val="18"/>
                 <w:szCs w:val="18"/>
               </w:rPr>
-              <w:t>൦</w:t>
-            </w:r>
-            <w:r>
-              <w:rPr>
-                <w:rFonts w:ascii="Arial" w:hAnsi="Arial" w:cs="Arial"/>
+            </w:pPr>
+            <w:r>
+              <w:rPr>
+                <w:rFonts w:ascii="Arial" w:hAnsi="Arial" w:cs="Arial"/>
+              </w:rPr>
+              <w:t>L</w:t>
+            </w:r>
+            <w:r>
+              <w:rPr>
+                <w:rFonts w:ascii="Arial" w:hAnsi="Arial" w:cs="Arial"/>
+              </w:rPr>
+              <w:br/>
+            </w:r>
+            <w:proofErr w:type="spellStart"/>
+            <w:r>
+              <w:rPr>
+                <w:rFonts w:ascii="Arial" w:hAnsi="Arial" w:cs="Arial"/>
+              </w:rPr>
+              <w:t>004C</w:t>
+            </w:r>
+            <w:proofErr w:type="spellEnd"/>
+          </w:p>
+        </w:tc>
+        <w:tc>
+          <w:tcPr>
+            <w:tcW w:w="0" w:type="auto"/>
+            <w:tcBorders>
+              <w:top w:val="single" w:sz="12" w:space="0" w:color="000000"/>
+              <w:left w:val="single" w:sz="12" w:space="0" w:color="000000"/>
+              <w:bottom w:val="single" w:sz="12" w:space="0" w:color="000000"/>
+              <w:right w:val="single" w:sz="12" w:space="0" w:color="000000"/>
+            </w:tcBorders>
+            <w:shd w:val="clear" w:color="auto" w:fill="DDA0DD"/>
+            <w:vAlign w:val="center"/>
+          </w:tcPr>
+          <w:p>
+            <w:pPr>
+              <w:keepNext/>
+              <w:spacing w:after="0" w:line="240" w:lineRule="exact"/>
+              <w:jc w:val="center"/>
+              <w:rPr>
+                <w:rFonts w:ascii="Courier" w:hAnsi="Courier"/>
+                <w:sz w:val="24"/>
+              </w:rPr>
+            </w:pPr>
+            <w:r>
+              <w:rPr>
+                <w:rFonts w:ascii="Arial" w:hAnsi="Arial" w:cs="Arial"/>
+              </w:rPr>
+              <w:t> </w:t>
+            </w:r>
+          </w:p>
+        </w:tc>
+        <w:tc>
+          <w:tcPr>
+            <w:tcW w:w="0" w:type="auto"/>
+            <w:tcBorders>
+              <w:top w:val="single" w:sz="12" w:space="0" w:color="000000"/>
+              <w:left w:val="single" w:sz="12" w:space="0" w:color="000000"/>
+              <w:bottom w:val="single" w:sz="12" w:space="0" w:color="000000"/>
+              <w:right w:val="single" w:sz="12" w:space="0" w:color="000000"/>
+            </w:tcBorders>
+            <w:vAlign w:val="center"/>
+          </w:tcPr>
+          <w:p>
+            <w:pPr>
+              <w:keepNext/>
+              <w:spacing w:after="0" w:line="240" w:lineRule="exact"/>
+              <w:jc w:val="center"/>
+              <w:rPr>
+                <w:rFonts w:ascii="Courier" w:hAnsi="Courier"/>
+                <w:sz w:val="24"/>
+              </w:rPr>
+            </w:pPr>
+            <w:r>
+              <w:rPr>
+                <w:rFonts w:ascii="Arial" w:hAnsi="Arial" w:cs="Arial"/>
+              </w:rPr>
+              <w:t>‰</w:t>
+            </w:r>
+            <w:r>
+              <w:rPr>
+                <w:rFonts w:ascii="Arial" w:hAnsi="Arial" w:cs="Arial"/>
+              </w:rPr>
+              <w:br/>
+              <w:t>2030</w:t>
+            </w:r>
+          </w:p>
+        </w:tc>
+        <w:tc>
+          <w:tcPr>
+            <w:tcW w:w="0" w:type="auto"/>
+            <w:tcBorders>
+              <w:top w:val="single" w:sz="12" w:space="0" w:color="000000"/>
+              <w:left w:val="single" w:sz="12" w:space="0" w:color="000000"/>
+              <w:bottom w:val="single" w:sz="12" w:space="0" w:color="000000"/>
+              <w:right w:val="single" w:sz="12" w:space="0" w:color="000000"/>
+            </w:tcBorders>
+            <w:vAlign w:val="center"/>
+          </w:tcPr>
+          <w:p>
+            <w:pPr>
+              <w:keepNext/>
+              <w:spacing w:after="0" w:line="240" w:lineRule="exact"/>
+              <w:jc w:val="center"/>
+              <w:rPr>
+                <w:rFonts w:ascii="Courier" w:hAnsi="Courier"/>
                 <w:sz w:val="18"/>
                 <w:szCs w:val="18"/>
               </w:rPr>
+            </w:pPr>
+            <w:r>
+              <w:rPr>
+                <w:rFonts w:ascii="Nirmala UI" w:hAnsi="Nirmala UI" w:cs="Nirmala UI"/>
+              </w:rPr>
+              <w:t>ൽ</w:t>
+            </w:r>
+            <w:r>
+              <w:rPr>
+                <w:rFonts w:ascii="Arial" w:hAnsi="Arial" w:cs="Arial"/>
+              </w:rPr>
               <w:br/>
             </w:r>
             <w:proofErr w:type="spellStart"/>
             <w:r>
               <w:rPr>
                 <w:rFonts w:ascii="Arial" w:hAnsi="Arial" w:cs="Arial"/>
-                <w:sz w:val="18"/>
-                <w:szCs w:val="18"/>
-              </w:rPr>
-              <w:t>0D66</w:t>
-            </w:r>
-            <w:proofErr w:type="spellEnd"/>
-          </w:p>
-        </w:tc>
-        <w:tc>
-          <w:tcPr>
-            <w:tcW w:w="0" w:type="auto"/>
-            <w:tcBorders>
-              <w:top w:val="single" w:sz="12" w:space="0" w:color="000000"/>
-              <w:left w:val="single" w:sz="12" w:space="0" w:color="000000"/>
-              <w:bottom w:val="single" w:sz="12" w:space="0" w:color="000000"/>
-              <w:right w:val="single" w:sz="12" w:space="0" w:color="000000"/>
-            </w:tcBorders>
-            <w:shd w:val="clear" w:color="auto" w:fill="CAEDFB" w:themeFill="accent4" w:themeFillTint="33"/>
-            <w:vAlign w:val="center"/>
-          </w:tcPr>
-          <w:p>
-            <w:pPr>
-              <w:keepNext/>
-              <w:spacing w:after="0" w:line="240" w:lineRule="exact"/>
-              <w:jc w:val="center"/>
-              <w:rPr>
-                <w:rFonts w:ascii="Courier" w:hAnsi="Courier"/>
-                <w:sz w:val="18"/>
-                <w:szCs w:val="18"/>
-              </w:rPr>
-            </w:pPr>
-            <w:r>
-              <w:rPr>
-                <w:rFonts w:ascii="Nirmala UI" w:hAnsi="Nirmala UI" w:cs="Nirmala UI"/>
-                <w:sz w:val="18"/>
-                <w:szCs w:val="18"/>
-              </w:rPr>
-              <w:t>൩</w:t>
-            </w:r>
-            <w:r>
-              <w:rPr>
-                <w:rFonts w:ascii="Arial" w:hAnsi="Arial" w:cs="Arial"/>
-                <w:sz w:val="18"/>
-                <w:szCs w:val="18"/>
-              </w:rPr>
-              <w:t>⁄</w:t>
-            </w:r>
-            <w:r>
-              <w:rPr>
-                <w:rFonts w:ascii="Nirmala UI" w:hAnsi="Nirmala UI" w:cs="Nirmala UI"/>
-                <w:sz w:val="18"/>
-                <w:szCs w:val="18"/>
-              </w:rPr>
-              <w:t>൪</w:t>
-            </w:r>
-            <w:r>
-              <w:rPr>
-                <w:rFonts w:ascii="Arial" w:hAnsi="Arial" w:cs="Arial"/>
-                <w:sz w:val="18"/>
-                <w:szCs w:val="18"/>
-              </w:rPr>
-              <w:br/>
-            </w:r>
-            <w:proofErr w:type="spellStart"/>
-            <w:r>
-              <w:rPr>
-                <w:rFonts w:ascii="Arial" w:hAnsi="Arial" w:cs="Arial"/>
-                <w:sz w:val="18"/>
-                <w:szCs w:val="18"/>
-              </w:rPr>
-              <w:t>0D69,2044,0D6A</w:t>
-            </w:r>
-            <w:proofErr w:type="spellEnd"/>
-          </w:p>
-        </w:tc>
-        <w:tc>
-          <w:tcPr>
-            <w:tcW w:w="0" w:type="auto"/>
-            <w:tcBorders>
-              <w:top w:val="single" w:sz="12" w:space="0" w:color="000000"/>
-              <w:left w:val="single" w:sz="12" w:space="0" w:color="000000"/>
-              <w:bottom w:val="single" w:sz="12" w:space="0" w:color="000000"/>
-              <w:right w:val="single" w:sz="12" w:space="0" w:color="000000"/>
-            </w:tcBorders>
-            <w:vAlign w:val="center"/>
-          </w:tcPr>
-          <w:p>
-            <w:pPr>
-              <w:keepNext/>
-              <w:spacing w:after="0" w:line="240" w:lineRule="exact"/>
-              <w:jc w:val="center"/>
-              <w:rPr>
-                <w:rFonts w:ascii="Courier" w:hAnsi="Courier"/>
-                <w:sz w:val="24"/>
-              </w:rPr>
-            </w:pPr>
-            <w:r>
-              <w:rPr>
-                <w:rFonts w:ascii="Arial" w:hAnsi="Arial" w:cs="Arial"/>
-              </w:rPr>
-              <w:t>[</w:t>
-            </w:r>
-            <w:r>
-              <w:rPr>
-                <w:rFonts w:ascii="Arial" w:hAnsi="Arial" w:cs="Arial"/>
-              </w:rPr>
-              <w:br/>
-            </w:r>
-            <w:proofErr w:type="spellStart"/>
-            <w:r>
-              <w:rPr>
-                <w:rFonts w:ascii="Arial" w:hAnsi="Arial" w:cs="Arial"/>
-              </w:rPr>
-              <w:t>005B</w:t>
-            </w:r>
-            <w:proofErr w:type="spellEnd"/>
-          </w:p>
-        </w:tc>
-        <w:tc>
-          <w:tcPr>
-            <w:tcW w:w="0" w:type="auto"/>
-            <w:tcBorders>
-              <w:top w:val="single" w:sz="12" w:space="0" w:color="000000"/>
-              <w:left w:val="single" w:sz="12" w:space="0" w:color="000000"/>
-              <w:bottom w:val="single" w:sz="12" w:space="0" w:color="000000"/>
-              <w:right w:val="single" w:sz="12" w:space="0" w:color="000000"/>
-            </w:tcBorders>
-            <w:vAlign w:val="center"/>
-          </w:tcPr>
-          <w:p>
-            <w:pPr>
-              <w:keepNext/>
-              <w:spacing w:after="0" w:line="240" w:lineRule="exact"/>
-              <w:jc w:val="center"/>
-              <w:rPr>
-                <w:rFonts w:ascii="Courier" w:hAnsi="Courier"/>
-                <w:sz w:val="18"/>
-                <w:szCs w:val="18"/>
-              </w:rPr>
-            </w:pPr>
-            <w:r>
-              <w:rPr>
-                <w:rFonts w:ascii="Arial" w:hAnsi="Arial" w:cs="Arial"/>
-                <w:sz w:val="18"/>
-                <w:szCs w:val="18"/>
-              </w:rPr>
-              <w:t>L</w:t>
-            </w:r>
-            <w:r>
-              <w:rPr>
-                <w:rFonts w:ascii="Arial" w:hAnsi="Arial" w:cs="Arial"/>
-                <w:sz w:val="18"/>
-                <w:szCs w:val="18"/>
-              </w:rPr>
-              <w:br/>
-            </w:r>
-            <w:proofErr w:type="spellStart"/>
-            <w:r>
-              <w:rPr>
-                <w:rFonts w:ascii="Arial" w:hAnsi="Arial" w:cs="Arial"/>
-                <w:sz w:val="18"/>
-                <w:szCs w:val="18"/>
-              </w:rPr>
-              <w:t>004C</w:t>
-            </w:r>
-            <w:proofErr w:type="spellEnd"/>
-          </w:p>
-        </w:tc>
-        <w:tc>
-          <w:tcPr>
-            <w:tcW w:w="0" w:type="auto"/>
-            <w:tcBorders>
-              <w:top w:val="single" w:sz="12" w:space="0" w:color="000000"/>
-              <w:left w:val="single" w:sz="12" w:space="0" w:color="000000"/>
-              <w:bottom w:val="single" w:sz="12" w:space="0" w:color="000000"/>
-              <w:right w:val="single" w:sz="12" w:space="0" w:color="000000"/>
-            </w:tcBorders>
-            <w:vAlign w:val="center"/>
-          </w:tcPr>
-          <w:p>
-            <w:pPr>
-              <w:keepNext/>
-              <w:spacing w:after="0" w:line="240" w:lineRule="exact"/>
-              <w:jc w:val="center"/>
-              <w:rPr>
-                <w:rFonts w:ascii="Courier" w:hAnsi="Courier"/>
-                <w:sz w:val="24"/>
-              </w:rPr>
-            </w:pPr>
-            <w:r>
-              <w:rPr>
-                <w:rFonts w:ascii="Nirmala UI" w:hAnsi="Nirmala UI" w:cs="Nirmala UI"/>
-              </w:rPr>
-              <w:t>൰</w:t>
-            </w:r>
-            <w:r>
-              <w:rPr>
-                <w:rFonts w:ascii="Arial" w:hAnsi="Arial" w:cs="Arial"/>
-              </w:rPr>
-              <w:br/>
-            </w:r>
-            <w:proofErr w:type="spellStart"/>
-            <w:r>
-              <w:rPr>
-                <w:rFonts w:ascii="Arial" w:hAnsi="Arial" w:cs="Arial"/>
-              </w:rPr>
-              <w:t>0D70</w:t>
-            </w:r>
-            <w:proofErr w:type="spellEnd"/>
-          </w:p>
-        </w:tc>
-        <w:tc>
-          <w:tcPr>
-            <w:tcW w:w="0" w:type="auto"/>
-            <w:tcBorders>
-              <w:top w:val="single" w:sz="12" w:space="0" w:color="000000"/>
-              <w:left w:val="single" w:sz="12" w:space="0" w:color="000000"/>
-              <w:bottom w:val="single" w:sz="12" w:space="0" w:color="000000"/>
-              <w:right w:val="single" w:sz="12" w:space="0" w:color="000000"/>
-            </w:tcBorders>
-            <w:vAlign w:val="center"/>
-          </w:tcPr>
-          <w:p>
-            <w:pPr>
-              <w:keepNext/>
-              <w:spacing w:after="0" w:line="240" w:lineRule="exact"/>
-              <w:jc w:val="center"/>
-              <w:rPr>
-                <w:rFonts w:ascii="Courier" w:hAnsi="Courier"/>
-                <w:sz w:val="24"/>
-              </w:rPr>
-            </w:pPr>
-            <w:r>
-              <w:rPr>
-                <w:rFonts w:ascii="Arial" w:hAnsi="Arial" w:cs="Arial"/>
-              </w:rPr>
-              <w:t>‰</w:t>
-            </w:r>
-            <w:r>
-              <w:rPr>
-                <w:rFonts w:ascii="Arial" w:hAnsi="Arial" w:cs="Arial"/>
-              </w:rPr>
-              <w:br/>
-              <w:t>2030</w:t>
-            </w:r>
-          </w:p>
-        </w:tc>
-        <w:tc>
-          <w:tcPr>
-            <w:tcW w:w="0" w:type="auto"/>
-            <w:tcBorders>
-              <w:top w:val="single" w:sz="12" w:space="0" w:color="000000"/>
-              <w:left w:val="single" w:sz="12" w:space="0" w:color="000000"/>
-              <w:bottom w:val="single" w:sz="12" w:space="0" w:color="000000"/>
-              <w:right w:val="single" w:sz="12" w:space="0" w:color="000000"/>
-            </w:tcBorders>
-            <w:vAlign w:val="center"/>
-          </w:tcPr>
-          <w:p>
-            <w:pPr>
-              <w:keepNext/>
-              <w:spacing w:after="0" w:line="240" w:lineRule="exact"/>
-              <w:jc w:val="center"/>
-              <w:rPr>
-                <w:rFonts w:ascii="Courier" w:hAnsi="Courier"/>
-                <w:sz w:val="18"/>
-                <w:szCs w:val="18"/>
-              </w:rPr>
-            </w:pPr>
-            <w:r>
-              <w:rPr>
-                <w:rFonts w:ascii="Nirmala UI" w:hAnsi="Nirmala UI" w:cs="Nirmala UI"/>
-                <w:sz w:val="18"/>
-                <w:szCs w:val="18"/>
-              </w:rPr>
-              <w:t>ൽ</w:t>
-            </w:r>
-            <w:r>
-              <w:rPr>
-                <w:rFonts w:ascii="Arial" w:hAnsi="Arial" w:cs="Arial"/>
-                <w:sz w:val="18"/>
-                <w:szCs w:val="18"/>
-              </w:rPr>
-              <w:br/>
-            </w:r>
-            <w:proofErr w:type="spellStart"/>
-            <w:r>
-              <w:rPr>
-                <w:rFonts w:ascii="Arial" w:hAnsi="Arial" w:cs="Arial"/>
-                <w:sz w:val="18"/>
-                <w:szCs w:val="18"/>
               </w:rPr>
               <w:t>0D7D</w:t>
             </w:r>
@@ -17958,57 +17946,249 @@
             <w:r>
               <w:rPr>
                 <w:rFonts w:ascii="Nirmala UI" w:hAnsi="Nirmala UI" w:cs="Nirmala UI"/>
+              </w:rPr>
+              <w:t>൧</w:t>
+            </w:r>
+            <w:r>
+              <w:rPr>
+                <w:rFonts w:ascii="Arial" w:hAnsi="Arial" w:cs="Arial"/>
+              </w:rPr>
+              <w:br/>
+            </w:r>
+            <w:proofErr w:type="spellStart"/>
+            <w:r>
+              <w:rPr>
+                <w:rFonts w:ascii="Arial" w:hAnsi="Arial" w:cs="Arial"/>
+              </w:rPr>
+              <w:t>0D67</w:t>
+            </w:r>
+            <w:proofErr w:type="spellEnd"/>
+          </w:p>
+        </w:tc>
+        <w:tc>
+          <w:tcPr>
+            <w:tcW w:w="0" w:type="auto"/>
+            <w:tcBorders>
+              <w:top w:val="single" w:sz="12" w:space="0" w:color="000000"/>
+              <w:left w:val="single" w:sz="12" w:space="0" w:color="000000"/>
+              <w:bottom w:val="single" w:sz="12" w:space="0" w:color="000000"/>
+              <w:right w:val="single" w:sz="12" w:space="0" w:color="000000"/>
+            </w:tcBorders>
+            <w:vAlign w:val="center"/>
+          </w:tcPr>
+          <w:p>
+            <w:pPr>
+              <w:keepNext/>
+              <w:spacing w:after="0" w:line="240" w:lineRule="exact"/>
+              <w:jc w:val="center"/>
+              <w:rPr>
+                <w:rFonts w:ascii="Courier" w:hAnsi="Courier"/>
+                <w:sz w:val="24"/>
+              </w:rPr>
+            </w:pPr>
+            <w:r>
+              <w:rPr>
+                <w:rFonts w:ascii="Cambria Math" w:hAnsi="Cambria Math" w:cs="Cambria Math"/>
+              </w:rPr>
+              <w:t>⩽</w:t>
+            </w:r>
+            <w:r>
+              <w:rPr>
+                <w:rFonts w:ascii="Arial" w:hAnsi="Arial" w:cs="Arial"/>
+              </w:rPr>
+              <w:br/>
+            </w:r>
+            <w:proofErr w:type="spellStart"/>
+            <w:r>
+              <w:rPr>
+                <w:rFonts w:ascii="Arial" w:hAnsi="Arial" w:cs="Arial"/>
+              </w:rPr>
+              <w:t>2A7D</w:t>
+            </w:r>
+            <w:proofErr w:type="spellEnd"/>
+          </w:p>
+        </w:tc>
+        <w:tc>
+          <w:tcPr>
+            <w:tcW w:w="0" w:type="auto"/>
+            <w:tcBorders>
+              <w:top w:val="single" w:sz="12" w:space="0" w:color="000000"/>
+              <w:left w:val="single" w:sz="12" w:space="0" w:color="000000"/>
+              <w:bottom w:val="single" w:sz="12" w:space="0" w:color="000000"/>
+              <w:right w:val="single" w:sz="12" w:space="0" w:color="000000"/>
+            </w:tcBorders>
+            <w:vAlign w:val="center"/>
+          </w:tcPr>
+          <w:p>
+            <w:pPr>
+              <w:keepNext/>
+              <w:spacing w:after="0" w:line="240" w:lineRule="exact"/>
+              <w:jc w:val="center"/>
+              <w:rPr>
+                <w:rFonts w:ascii="Courier" w:hAnsi="Courier"/>
+                <w:sz w:val="24"/>
+              </w:rPr>
+            </w:pPr>
+            <w:r>
+              <w:rPr>
+                <w:rFonts w:ascii="Arial" w:hAnsi="Arial" w:cs="Arial"/>
+              </w:rPr>
+              <w:t>~</w:t>
+            </w:r>
+            <w:r>
+              <w:rPr>
+                <w:rFonts w:ascii="Arial" w:hAnsi="Arial" w:cs="Arial"/>
+              </w:rPr>
+              <w:br/>
+              <w:t>007E</w:t>
+            </w:r>
+          </w:p>
+        </w:tc>
+        <w:tc>
+          <w:tcPr>
+            <w:tcW w:w="0" w:type="auto"/>
+            <w:tcBorders>
+              <w:top w:val="single" w:sz="12" w:space="0" w:color="000000"/>
+              <w:left w:val="single" w:sz="12" w:space="0" w:color="000000"/>
+              <w:bottom w:val="single" w:sz="12" w:space="0" w:color="000000"/>
+              <w:right w:val="single" w:sz="12" w:space="0" w:color="000000"/>
+            </w:tcBorders>
+            <w:vAlign w:val="center"/>
+          </w:tcPr>
+          <w:p>
+            <w:pPr>
+              <w:keepNext/>
+              <w:spacing w:after="0" w:line="240" w:lineRule="exact"/>
+              <w:jc w:val="center"/>
+              <w:rPr>
+                <w:rFonts w:ascii="Courier" w:hAnsi="Courier"/>
                 <w:sz w:val="18"/>
                 <w:szCs w:val="18"/>
               </w:rPr>
-              <w:t>൧</w:t>
-            </w:r>
-            <w:r>
-              <w:rPr>
-                <w:rFonts w:ascii="Arial" w:hAnsi="Arial" w:cs="Arial"/>
+            </w:pPr>
+            <w:r>
+              <w:rPr>
+                <w:rFonts w:ascii="Arial" w:hAnsi="Arial" w:cs="Arial"/>
+              </w:rPr>
+              <w:t>M</w:t>
+            </w:r>
+            <w:r>
+              <w:rPr>
+                <w:rFonts w:ascii="Arial" w:hAnsi="Arial" w:cs="Arial"/>
+              </w:rPr>
+              <w:br/>
+            </w:r>
+            <w:proofErr w:type="spellStart"/>
+            <w:r>
+              <w:rPr>
+                <w:rFonts w:ascii="Arial" w:hAnsi="Arial" w:cs="Arial"/>
+              </w:rPr>
+              <w:t>004D</w:t>
+            </w:r>
+            <w:proofErr w:type="spellEnd"/>
+          </w:p>
+        </w:tc>
+        <w:tc>
+          <w:tcPr>
+            <w:tcW w:w="0" w:type="auto"/>
+            <w:tcBorders>
+              <w:top w:val="single" w:sz="12" w:space="0" w:color="000000"/>
+              <w:left w:val="single" w:sz="12" w:space="0" w:color="000000"/>
+              <w:bottom w:val="single" w:sz="12" w:space="0" w:color="000000"/>
+              <w:right w:val="single" w:sz="12" w:space="0" w:color="000000"/>
+            </w:tcBorders>
+            <w:shd w:val="clear" w:color="auto" w:fill="DDA0DD"/>
+            <w:vAlign w:val="center"/>
+          </w:tcPr>
+          <w:p>
+            <w:pPr>
+              <w:keepNext/>
+              <w:spacing w:after="0" w:line="240" w:lineRule="exact"/>
+              <w:jc w:val="center"/>
+              <w:rPr>
+                <w:rFonts w:ascii="Courier" w:hAnsi="Courier"/>
+                <w:sz w:val="24"/>
+              </w:rPr>
+            </w:pPr>
+            <w:r>
+              <w:rPr>
+                <w:rFonts w:ascii="Arial" w:hAnsi="Arial" w:cs="Arial"/>
+              </w:rPr>
+              <w:t> </w:t>
+            </w:r>
+          </w:p>
+        </w:tc>
+        <w:tc>
+          <w:tcPr>
+            <w:tcW w:w="0" w:type="auto"/>
+            <w:tcBorders>
+              <w:top w:val="single" w:sz="12" w:space="0" w:color="000000"/>
+              <w:left w:val="single" w:sz="12" w:space="0" w:color="000000"/>
+              <w:bottom w:val="single" w:sz="12" w:space="0" w:color="000000"/>
+              <w:right w:val="single" w:sz="12" w:space="0" w:color="000000"/>
+            </w:tcBorders>
+            <w:vAlign w:val="center"/>
+          </w:tcPr>
+          <w:p>
+            <w:pPr>
+              <w:keepNext/>
+              <w:spacing w:after="0" w:line="240" w:lineRule="exact"/>
+              <w:jc w:val="center"/>
+              <w:rPr>
+                <w:rFonts w:ascii="Courier" w:hAnsi="Courier"/>
                 <w:sz w:val="18"/>
                 <w:szCs w:val="18"/>
               </w:rPr>
+            </w:pPr>
+            <w:r>
+              <w:rPr>
+                <w:rFonts w:ascii="Arial" w:hAnsi="Arial" w:cs="Arial"/>
+              </w:rPr>
+              <w:t>«</w:t>
+            </w:r>
+            <w:r>
+              <w:rPr>
+                <w:rFonts w:ascii="Arial" w:hAnsi="Arial" w:cs="Arial"/>
+              </w:rPr>
               <w:br/>
             </w:r>
             <w:proofErr w:type="spellStart"/>
             <w:r>
               <w:rPr>
                 <w:rFonts w:ascii="Arial" w:hAnsi="Arial" w:cs="Arial"/>
+              </w:rPr>
+              <w:t>00AB</w:t>
+            </w:r>
+            <w:proofErr w:type="spellEnd"/>
+          </w:p>
+        </w:tc>
+        <w:tc>
+          <w:tcPr>
+            <w:tcW w:w="0" w:type="auto"/>
+            <w:tcBorders>
+              <w:top w:val="single" w:sz="12" w:space="0" w:color="000000"/>
+              <w:left w:val="single" w:sz="12" w:space="0" w:color="000000"/>
+              <w:bottom w:val="single" w:sz="12" w:space="0" w:color="000000"/>
+              <w:right w:val="single" w:sz="12" w:space="0" w:color="000000"/>
+            </w:tcBorders>
+            <w:vAlign w:val="center"/>
+          </w:tcPr>
+          <w:p>
+            <w:pPr>
+              <w:keepNext/>
+              <w:spacing w:after="0" w:line="240" w:lineRule="exact"/>
+              <w:jc w:val="center"/>
+              <w:rPr>
+                <w:rFonts w:ascii="Courier" w:hAnsi="Courier"/>
                 <w:sz w:val="18"/>
                 <w:szCs w:val="18"/>
               </w:rPr>
-              <w:t>0D67</w:t>
-            </w:r>
-            <w:proofErr w:type="spellEnd"/>
-          </w:p>
-        </w:tc>
-        <w:tc>
-          <w:tcPr>
-            <w:tcW w:w="0" w:type="auto"/>
-            <w:tcBorders>
-              <w:top w:val="single" w:sz="12" w:space="0" w:color="000000"/>
-              <w:left w:val="single" w:sz="12" w:space="0" w:color="000000"/>
-              <w:bottom w:val="single" w:sz="12" w:space="0" w:color="000000"/>
-              <w:right w:val="single" w:sz="12" w:space="0" w:color="000000"/>
-            </w:tcBorders>
-            <w:vAlign w:val="center"/>
-          </w:tcPr>
-          <w:p>
-            <w:pPr>
-              <w:keepNext/>
-              <w:spacing w:after="0" w:line="240" w:lineRule="exact"/>
-              <w:jc w:val="center"/>
-              <w:rPr>
-                <w:rFonts w:ascii="Courier" w:hAnsi="Courier"/>
-                <w:sz w:val="24"/>
-              </w:rPr>
-            </w:pPr>
-            <w:r>
-              <w:rPr>
-                <w:rFonts w:ascii="Cambria Math" w:hAnsi="Cambria Math" w:cs="Cambria Math"/>
-              </w:rPr>
-              <w:t>⩽</w:t>
+            </w:pPr>
+            <w:r>
+              <w:rPr>
+                <w:rFonts w:ascii="Nirmala UI" w:hAnsi="Nirmala UI" w:cs="Nirmala UI"/>
+              </w:rPr>
+              <w:t>ൾ</w:t>
             </w:r>
             <w:r>
               <w:rPr>
@@ -18020,235 +18200,6 @@
             <w:r>
               <w:rPr>
                 <w:rFonts w:ascii="Arial" w:hAnsi="Arial" w:cs="Arial"/>
-              </w:rPr>
-              <w:t>2A7D</w:t>
-            </w:r>
-            <w:proofErr w:type="spellEnd"/>
-          </w:p>
-        </w:tc>
-        <w:tc>
-          <w:tcPr>
-            <w:tcW w:w="0" w:type="auto"/>
-            <w:tcBorders>
-              <w:top w:val="single" w:sz="12" w:space="0" w:color="000000"/>
-              <w:left w:val="single" w:sz="12" w:space="0" w:color="000000"/>
-              <w:bottom w:val="single" w:sz="12" w:space="0" w:color="000000"/>
-              <w:right w:val="single" w:sz="12" w:space="0" w:color="000000"/>
-            </w:tcBorders>
-            <w:vAlign w:val="center"/>
-          </w:tcPr>
-          <w:p>
-            <w:pPr>
-              <w:keepNext/>
-              <w:spacing w:after="0" w:line="240" w:lineRule="exact"/>
-              <w:jc w:val="center"/>
-              <w:rPr>
-                <w:rFonts w:ascii="Courier" w:hAnsi="Courier"/>
-                <w:sz w:val="24"/>
-              </w:rPr>
-            </w:pPr>
-            <w:r>
-              <w:rPr>
-                <w:rFonts w:ascii="Arial" w:hAnsi="Arial" w:cs="Arial"/>
-              </w:rPr>
-              <w:t>~</w:t>
-            </w:r>
-            <w:r>
-              <w:rPr>
-                <w:rFonts w:ascii="Arial" w:hAnsi="Arial" w:cs="Arial"/>
-              </w:rPr>
-              <w:br/>
-              <w:t>007E</w:t>
-            </w:r>
-          </w:p>
-        </w:tc>
-        <w:tc>
-          <w:tcPr>
-            <w:tcW w:w="0" w:type="auto"/>
-            <w:tcBorders>
-              <w:top w:val="single" w:sz="12" w:space="0" w:color="000000"/>
-              <w:left w:val="single" w:sz="12" w:space="0" w:color="000000"/>
-              <w:bottom w:val="single" w:sz="12" w:space="0" w:color="000000"/>
-              <w:right w:val="single" w:sz="12" w:space="0" w:color="000000"/>
-            </w:tcBorders>
-            <w:vAlign w:val="center"/>
-          </w:tcPr>
-          <w:p>
-            <w:pPr>
-              <w:keepNext/>
-              <w:spacing w:after="0" w:line="240" w:lineRule="exact"/>
-              <w:jc w:val="center"/>
-              <w:rPr>
-                <w:rFonts w:ascii="Courier" w:hAnsi="Courier"/>
-                <w:sz w:val="18"/>
-                <w:szCs w:val="18"/>
-              </w:rPr>
-            </w:pPr>
-            <w:r>
-              <w:rPr>
-                <w:rFonts w:ascii="Arial" w:hAnsi="Arial" w:cs="Arial"/>
-                <w:sz w:val="18"/>
-                <w:szCs w:val="18"/>
-              </w:rPr>
-              <w:t>M</w:t>
-            </w:r>
-            <w:r>
-              <w:rPr>
-                <w:rFonts w:ascii="Arial" w:hAnsi="Arial" w:cs="Arial"/>
-                <w:sz w:val="18"/>
-                <w:szCs w:val="18"/>
-              </w:rPr>
-              <w:br/>
-            </w:r>
-            <w:proofErr w:type="spellStart"/>
-            <w:r>
-              <w:rPr>
-                <w:rFonts w:ascii="Arial" w:hAnsi="Arial" w:cs="Arial"/>
-                <w:sz w:val="18"/>
-                <w:szCs w:val="18"/>
-              </w:rPr>
-              <w:t>004D</w:t>
-            </w:r>
-            <w:proofErr w:type="spellEnd"/>
-          </w:p>
-        </w:tc>
-        <w:tc>
-          <w:tcPr>
-            <w:tcW w:w="0" w:type="auto"/>
-            <w:tcBorders>
-              <w:top w:val="single" w:sz="12" w:space="0" w:color="000000"/>
-              <w:left w:val="single" w:sz="12" w:space="0" w:color="000000"/>
-              <w:bottom w:val="single" w:sz="12" w:space="0" w:color="000000"/>
-              <w:right w:val="single" w:sz="12" w:space="0" w:color="000000"/>
-            </w:tcBorders>
-            <w:vAlign w:val="center"/>
-          </w:tcPr>
-          <w:p>
-            <w:pPr>
-              <w:keepNext/>
-              <w:spacing w:after="0" w:line="240" w:lineRule="exact"/>
-              <w:jc w:val="center"/>
-              <w:rPr>
-                <w:rFonts w:ascii="Courier" w:hAnsi="Courier"/>
-                <w:sz w:val="24"/>
-              </w:rPr>
-            </w:pPr>
-            <w:r>
-              <w:rPr>
-                <w:rFonts w:ascii="Nirmala UI" w:hAnsi="Nirmala UI" w:cs="Nirmala UI"/>
-              </w:rPr>
-              <w:t>൱</w:t>
-            </w:r>
-            <w:r>
-              <w:rPr>
-                <w:rFonts w:ascii="Arial" w:hAnsi="Arial" w:cs="Arial"/>
-              </w:rPr>
-              <w:br/>
-            </w:r>
-            <w:proofErr w:type="spellStart"/>
-            <w:r>
-              <w:rPr>
-                <w:rFonts w:ascii="Arial" w:hAnsi="Arial" w:cs="Arial"/>
-              </w:rPr>
-              <w:t>0D71</w:t>
-            </w:r>
-            <w:proofErr w:type="spellEnd"/>
-          </w:p>
-        </w:tc>
-        <w:tc>
-          <w:tcPr>
-            <w:tcW w:w="0" w:type="auto"/>
-            <w:tcBorders>
-              <w:top w:val="single" w:sz="12" w:space="0" w:color="000000"/>
-              <w:left w:val="single" w:sz="12" w:space="0" w:color="000000"/>
-              <w:bottom w:val="single" w:sz="12" w:space="0" w:color="000000"/>
-              <w:right w:val="single" w:sz="12" w:space="0" w:color="000000"/>
-            </w:tcBorders>
-            <w:vAlign w:val="center"/>
-          </w:tcPr>
-          <w:p>
-            <w:pPr>
-              <w:keepNext/>
-              <w:spacing w:after="0" w:line="240" w:lineRule="exact"/>
-              <w:jc w:val="center"/>
-              <w:rPr>
-                <w:rFonts w:ascii="Courier" w:hAnsi="Courier"/>
-                <w:sz w:val="18"/>
-                <w:szCs w:val="18"/>
-              </w:rPr>
-            </w:pPr>
-            <w:r>
-              <w:rPr>
-                <w:rFonts w:ascii="Arial" w:hAnsi="Arial" w:cs="Arial"/>
-                <w:sz w:val="18"/>
-                <w:szCs w:val="18"/>
-              </w:rPr>
-              <w:t>«</w:t>
-            </w:r>
-            <w:r>
-              <w:rPr>
-                <w:rFonts w:ascii="Arial" w:hAnsi="Arial" w:cs="Arial"/>
-                <w:sz w:val="18"/>
-                <w:szCs w:val="18"/>
-              </w:rPr>
-              <w:br/>
-            </w:r>
-            <w:proofErr w:type="spellStart"/>
-            <w:r>
-              <w:rPr>
-                <w:rFonts w:ascii="Arial" w:hAnsi="Arial" w:cs="Arial"/>
-                <w:sz w:val="18"/>
-                <w:szCs w:val="18"/>
-              </w:rPr>
-              <w:t>00AB</w:t>
-            </w:r>
-            <w:proofErr w:type="spellEnd"/>
-          </w:p>
-        </w:tc>
-        <w:tc>
-          <w:tcPr>
-            <w:tcW w:w="0" w:type="auto"/>
-            <w:tcBorders>
-              <w:top w:val="single" w:sz="12" w:space="0" w:color="000000"/>
-              <w:left w:val="single" w:sz="12" w:space="0" w:color="000000"/>
-              <w:bottom w:val="single" w:sz="12" w:space="0" w:color="000000"/>
-              <w:right w:val="single" w:sz="12" w:space="0" w:color="000000"/>
-            </w:tcBorders>
-            <w:vAlign w:val="center"/>
-          </w:tcPr>
-          <w:p>
-            <w:pPr>
-              <w:keepNext/>
-              <w:spacing w:after="0" w:line="240" w:lineRule="exact"/>
-              <w:jc w:val="center"/>
-              <w:rPr>
-                <w:rFonts w:ascii="Courier" w:hAnsi="Courier"/>
-                <w:sz w:val="18"/>
-                <w:szCs w:val="18"/>
-              </w:rPr>
-            </w:pPr>
-            <w:r>
-              <w:rPr>
-                <w:rFonts w:ascii="Nirmala UI" w:hAnsi="Nirmala UI" w:cs="Nirmala UI"/>
-                <w:sz w:val="18"/>
-                <w:szCs w:val="18"/>
-              </w:rPr>
-              <w:t>ൾ</w:t>
-            </w:r>
-            <w:r>
-              <w:rPr>
-                <w:rFonts w:ascii="Arial" w:hAnsi="Arial" w:cs="Arial"/>
-                <w:sz w:val="18"/>
-                <w:szCs w:val="18"/>
-              </w:rPr>
-              <w:br/>
-            </w:r>
-            <w:proofErr w:type="spellStart"/>
-            <w:r>
-              <w:rPr>
-                <w:rFonts w:ascii="Arial" w:hAnsi="Arial" w:cs="Arial"/>
-                <w:sz w:val="18"/>
-                <w:szCs w:val="18"/>
               </w:rPr>
               <w:t>0D7E</w:t>
             </w:r>
@@ -18487,254 +18438,223 @@
             <w:r>
               <w:rPr>
                 <w:rFonts w:ascii="Nirmala UI" w:hAnsi="Nirmala UI" w:cs="Nirmala UI"/>
+              </w:rPr>
+              <w:t>൨</w:t>
+            </w:r>
+            <w:r>
+              <w:rPr>
+                <w:rFonts w:ascii="Arial" w:hAnsi="Arial" w:cs="Arial"/>
+              </w:rPr>
+              <w:br/>
+            </w:r>
+            <w:proofErr w:type="spellStart"/>
+            <w:r>
+              <w:rPr>
+                <w:rFonts w:ascii="Arial" w:hAnsi="Arial" w:cs="Arial"/>
+              </w:rPr>
+              <w:t>0D68</w:t>
+            </w:r>
+            <w:proofErr w:type="spellEnd"/>
+          </w:p>
+        </w:tc>
+        <w:tc>
+          <w:tcPr>
+            <w:tcW w:w="0" w:type="auto"/>
+            <w:tcBorders>
+              <w:top w:val="single" w:sz="12" w:space="0" w:color="000000"/>
+              <w:left w:val="single" w:sz="12" w:space="0" w:color="000000"/>
+              <w:bottom w:val="single" w:sz="12" w:space="0" w:color="000000"/>
+              <w:right w:val="single" w:sz="12" w:space="0" w:color="000000"/>
+            </w:tcBorders>
+            <w:vAlign w:val="center"/>
+          </w:tcPr>
+          <w:p>
+            <w:pPr>
+              <w:keepNext/>
+              <w:spacing w:after="0" w:line="240" w:lineRule="exact"/>
+              <w:jc w:val="center"/>
+              <w:rPr>
+                <w:rFonts w:ascii="Courier" w:hAnsi="Courier"/>
+                <w:sz w:val="24"/>
+              </w:rPr>
+            </w:pPr>
+            <w:r>
+              <w:rPr>
+                <w:rFonts w:ascii="Cambria Math" w:hAnsi="Cambria Math" w:cs="Cambria Math"/>
+              </w:rPr>
+              <w:t>⩾</w:t>
+            </w:r>
+            <w:r>
+              <w:rPr>
+                <w:rFonts w:ascii="Arial" w:hAnsi="Arial" w:cs="Arial"/>
+              </w:rPr>
+              <w:br/>
+            </w:r>
+            <w:proofErr w:type="spellStart"/>
+            <w:r>
+              <w:rPr>
+                <w:rFonts w:ascii="Arial" w:hAnsi="Arial" w:cs="Arial"/>
+              </w:rPr>
+              <w:t>2A7E</w:t>
+            </w:r>
+            <w:proofErr w:type="spellEnd"/>
+          </w:p>
+        </w:tc>
+        <w:tc>
+          <w:tcPr>
+            <w:tcW w:w="0" w:type="auto"/>
+            <w:tcBorders>
+              <w:top w:val="single" w:sz="12" w:space="0" w:color="000000"/>
+              <w:left w:val="single" w:sz="12" w:space="0" w:color="000000"/>
+              <w:bottom w:val="single" w:sz="12" w:space="0" w:color="000000"/>
+              <w:right w:val="single" w:sz="12" w:space="0" w:color="000000"/>
+            </w:tcBorders>
+            <w:vAlign w:val="center"/>
+          </w:tcPr>
+          <w:p>
+            <w:pPr>
+              <w:keepNext/>
+              <w:spacing w:after="0" w:line="240" w:lineRule="exact"/>
+              <w:jc w:val="center"/>
+              <w:rPr>
+                <w:rFonts w:ascii="Courier" w:hAnsi="Courier"/>
+                <w:sz w:val="24"/>
+              </w:rPr>
+            </w:pPr>
+            <w:r>
+              <w:rPr>
+                <w:rFonts w:ascii="Arial" w:hAnsi="Arial" w:cs="Arial"/>
+              </w:rPr>
+              <w:t>]</w:t>
+            </w:r>
+            <w:r>
+              <w:rPr>
+                <w:rFonts w:ascii="Arial" w:hAnsi="Arial" w:cs="Arial"/>
+              </w:rPr>
+              <w:br/>
+            </w:r>
+            <w:proofErr w:type="spellStart"/>
+            <w:r>
+              <w:rPr>
+                <w:rFonts w:ascii="Arial" w:hAnsi="Arial" w:cs="Arial"/>
+              </w:rPr>
+              <w:t>005D</w:t>
+            </w:r>
+            <w:proofErr w:type="spellEnd"/>
+          </w:p>
+        </w:tc>
+        <w:tc>
+          <w:tcPr>
+            <w:tcW w:w="0" w:type="auto"/>
+            <w:tcBorders>
+              <w:top w:val="single" w:sz="12" w:space="0" w:color="000000"/>
+              <w:left w:val="single" w:sz="12" w:space="0" w:color="000000"/>
+              <w:bottom w:val="single" w:sz="12" w:space="0" w:color="000000"/>
+              <w:right w:val="single" w:sz="12" w:space="0" w:color="000000"/>
+            </w:tcBorders>
+            <w:vAlign w:val="center"/>
+          </w:tcPr>
+          <w:p>
+            <w:pPr>
+              <w:keepNext/>
+              <w:spacing w:after="0" w:line="240" w:lineRule="exact"/>
+              <w:jc w:val="center"/>
+              <w:rPr>
+                <w:rFonts w:ascii="Courier" w:hAnsi="Courier"/>
                 <w:sz w:val="18"/>
                 <w:szCs w:val="18"/>
               </w:rPr>
-              <w:t>൨</w:t>
-            </w:r>
-            <w:r>
-              <w:rPr>
-                <w:rFonts w:ascii="Arial" w:hAnsi="Arial" w:cs="Arial"/>
+            </w:pPr>
+            <w:r>
+              <w:rPr>
+                <w:rFonts w:ascii="Arial" w:hAnsi="Arial" w:cs="Arial"/>
+              </w:rPr>
+              <w:t>N</w:t>
+            </w:r>
+            <w:r>
+              <w:rPr>
+                <w:rFonts w:ascii="Arial" w:hAnsi="Arial" w:cs="Arial"/>
+              </w:rPr>
+              <w:br/>
+            </w:r>
+            <w:proofErr w:type="spellStart"/>
+            <w:r>
+              <w:rPr>
+                <w:rFonts w:ascii="Arial" w:hAnsi="Arial" w:cs="Arial"/>
+              </w:rPr>
+              <w:t>004E</w:t>
+            </w:r>
+            <w:proofErr w:type="spellEnd"/>
+          </w:p>
+        </w:tc>
+        <w:tc>
+          <w:tcPr>
+            <w:tcW w:w="0" w:type="auto"/>
+            <w:tcBorders>
+              <w:top w:val="single" w:sz="12" w:space="0" w:color="000000"/>
+              <w:left w:val="single" w:sz="12" w:space="0" w:color="000000"/>
+              <w:bottom w:val="single" w:sz="12" w:space="0" w:color="000000"/>
+              <w:right w:val="single" w:sz="12" w:space="0" w:color="000000"/>
+            </w:tcBorders>
+            <w:shd w:val="clear" w:color="auto" w:fill="DDA0DD"/>
+            <w:vAlign w:val="center"/>
+          </w:tcPr>
+          <w:p>
+            <w:pPr>
+              <w:keepNext/>
+              <w:spacing w:after="0" w:line="240" w:lineRule="exact"/>
+              <w:jc w:val="center"/>
+              <w:rPr>
+                <w:rFonts w:ascii="Courier" w:hAnsi="Courier"/>
+                <w:sz w:val="24"/>
+              </w:rPr>
+            </w:pPr>
+            <w:r>
+              <w:rPr>
+                <w:rFonts w:ascii="Arial" w:hAnsi="Arial" w:cs="Arial"/>
+              </w:rPr>
+              <w:t> </w:t>
+            </w:r>
+          </w:p>
+        </w:tc>
+        <w:tc>
+          <w:tcPr>
+            <w:tcW w:w="0" w:type="auto"/>
+            <w:tcBorders>
+              <w:top w:val="single" w:sz="12" w:space="0" w:color="000000"/>
+              <w:left w:val="single" w:sz="12" w:space="0" w:color="000000"/>
+              <w:bottom w:val="single" w:sz="12" w:space="0" w:color="000000"/>
+              <w:right w:val="single" w:sz="12" w:space="0" w:color="000000"/>
+            </w:tcBorders>
+            <w:vAlign w:val="center"/>
+          </w:tcPr>
+          <w:p>
+            <w:pPr>
+              <w:keepNext/>
+              <w:spacing w:after="0" w:line="240" w:lineRule="exact"/>
+              <w:jc w:val="center"/>
+              <w:rPr>
+                <w:rFonts w:ascii="Courier" w:hAnsi="Courier"/>
                 <w:sz w:val="18"/>
                 <w:szCs w:val="18"/>
               </w:rPr>
+            </w:pPr>
+            <w:r>
+              <w:rPr>
+                <w:rFonts w:ascii="Arial" w:hAnsi="Arial" w:cs="Arial"/>
+              </w:rPr>
+              <w:t>»</w:t>
+            </w:r>
+            <w:r>
+              <w:rPr>
+                <w:rFonts w:ascii="Arial" w:hAnsi="Arial" w:cs="Arial"/>
+              </w:rPr>
               <w:br/>
             </w:r>
             <w:proofErr w:type="spellStart"/>
             <w:r>
               <w:rPr>
                 <w:rFonts w:ascii="Arial" w:hAnsi="Arial" w:cs="Arial"/>
-                <w:sz w:val="18"/>
-                <w:szCs w:val="18"/>
-              </w:rPr>
-              <w:t>0D68</w:t>
-            </w:r>
-            <w:proofErr w:type="spellEnd"/>
-          </w:p>
-        </w:tc>
-        <w:tc>
-          <w:tcPr>
-            <w:tcW w:w="0" w:type="auto"/>
-            <w:tcBorders>
-              <w:top w:val="single" w:sz="12" w:space="0" w:color="000000"/>
-              <w:left w:val="single" w:sz="12" w:space="0" w:color="000000"/>
-              <w:bottom w:val="single" w:sz="12" w:space="0" w:color="000000"/>
-              <w:right w:val="single" w:sz="12" w:space="0" w:color="000000"/>
-            </w:tcBorders>
-            <w:vAlign w:val="center"/>
-          </w:tcPr>
-          <w:p>
-            <w:pPr>
-              <w:keepNext/>
-              <w:spacing w:after="0" w:line="240" w:lineRule="exact"/>
-              <w:jc w:val="center"/>
-              <w:rPr>
-                <w:rFonts w:ascii="Courier" w:hAnsi="Courier"/>
-                <w:sz w:val="24"/>
-              </w:rPr>
-            </w:pPr>
-            <w:r>
-              <w:rPr>
-                <w:rFonts w:ascii="Cambria Math" w:hAnsi="Cambria Math" w:cs="Cambria Math"/>
-              </w:rPr>
-              <w:t>⩾</w:t>
-            </w:r>
-            <w:r>
-              <w:rPr>
-                <w:rFonts w:ascii="Arial" w:hAnsi="Arial" w:cs="Arial"/>
-              </w:rPr>
-              <w:br/>
-            </w:r>
-            <w:proofErr w:type="spellStart"/>
-            <w:r>
-              <w:rPr>
-                <w:rFonts w:ascii="Arial" w:hAnsi="Arial" w:cs="Arial"/>
-              </w:rPr>
-              <w:t>2A7E</w:t>
-            </w:r>
-            <w:proofErr w:type="spellEnd"/>
-          </w:p>
-        </w:tc>
-        <w:tc>
-          <w:tcPr>
-            <w:tcW w:w="0" w:type="auto"/>
-            <w:tcBorders>
-              <w:top w:val="single" w:sz="12" w:space="0" w:color="000000"/>
-              <w:left w:val="single" w:sz="12" w:space="0" w:color="000000"/>
-              <w:bottom w:val="single" w:sz="12" w:space="0" w:color="000000"/>
-              <w:right w:val="single" w:sz="12" w:space="0" w:color="000000"/>
-            </w:tcBorders>
-            <w:vAlign w:val="center"/>
-          </w:tcPr>
-          <w:p>
-            <w:pPr>
-              <w:keepNext/>
-              <w:spacing w:after="0" w:line="240" w:lineRule="exact"/>
-              <w:jc w:val="center"/>
-              <w:rPr>
-                <w:rFonts w:ascii="Courier" w:hAnsi="Courier"/>
-                <w:sz w:val="24"/>
-              </w:rPr>
-            </w:pPr>
-            <w:r>
-              <w:rPr>
-                <w:rFonts w:ascii="Arial" w:hAnsi="Arial" w:cs="Arial"/>
-              </w:rPr>
-              <w:t>]</w:t>
-            </w:r>
-            <w:r>
-              <w:rPr>
-                <w:rFonts w:ascii="Arial" w:hAnsi="Arial" w:cs="Arial"/>
-              </w:rPr>
-              <w:br/>
-            </w:r>
-            <w:proofErr w:type="spellStart"/>
-            <w:r>
-              <w:rPr>
-                <w:rFonts w:ascii="Arial" w:hAnsi="Arial" w:cs="Arial"/>
-              </w:rPr>
-              <w:t>005D</w:t>
-            </w:r>
-            <w:proofErr w:type="spellEnd"/>
-          </w:p>
-        </w:tc>
-        <w:tc>
-          <w:tcPr>
-            <w:tcW w:w="0" w:type="auto"/>
-            <w:tcBorders>
-              <w:top w:val="single" w:sz="12" w:space="0" w:color="000000"/>
-              <w:left w:val="single" w:sz="12" w:space="0" w:color="000000"/>
-              <w:bottom w:val="single" w:sz="12" w:space="0" w:color="000000"/>
-              <w:right w:val="single" w:sz="12" w:space="0" w:color="000000"/>
-            </w:tcBorders>
-            <w:vAlign w:val="center"/>
-          </w:tcPr>
-          <w:p>
-            <w:pPr>
-              <w:keepNext/>
-              <w:spacing w:after="0" w:line="240" w:lineRule="exact"/>
-              <w:jc w:val="center"/>
-              <w:rPr>
-                <w:rFonts w:ascii="Courier" w:hAnsi="Courier"/>
-                <w:sz w:val="18"/>
-                <w:szCs w:val="18"/>
-              </w:rPr>
-            </w:pPr>
-            <w:r>
-              <w:rPr>
-                <w:rFonts w:ascii="Arial" w:hAnsi="Arial" w:cs="Arial"/>
-                <w:sz w:val="18"/>
-                <w:szCs w:val="18"/>
-              </w:rPr>
-              <w:t>N</w:t>
-            </w:r>
-            <w:r>
-              <w:rPr>
-                <w:rFonts w:ascii="Arial" w:hAnsi="Arial" w:cs="Arial"/>
-                <w:sz w:val="18"/>
-                <w:szCs w:val="18"/>
-              </w:rPr>
-              <w:br/>
-            </w:r>
-            <w:proofErr w:type="spellStart"/>
-            <w:r>
-              <w:rPr>
-                <w:rFonts w:ascii="Arial" w:hAnsi="Arial" w:cs="Arial"/>
-                <w:sz w:val="18"/>
-                <w:szCs w:val="18"/>
-              </w:rPr>
-              <w:t>004E</w:t>
-            </w:r>
-            <w:proofErr w:type="spellEnd"/>
-          </w:p>
-        </w:tc>
-        <w:tc>
-          <w:tcPr>
-            <w:tcW w:w="0" w:type="auto"/>
-            <w:tcBorders>
-              <w:top w:val="single" w:sz="12" w:space="0" w:color="000000"/>
-              <w:left w:val="single" w:sz="12" w:space="0" w:color="000000"/>
-              <w:bottom w:val="single" w:sz="12" w:space="0" w:color="000000"/>
-              <w:right w:val="single" w:sz="12" w:space="0" w:color="000000"/>
-            </w:tcBorders>
-            <w:vAlign w:val="center"/>
-          </w:tcPr>
-          <w:p>
-            <w:pPr>
-              <w:keepNext/>
-              <w:spacing w:after="0" w:line="240" w:lineRule="exact"/>
-              <w:jc w:val="center"/>
-              <w:rPr>
-                <w:rFonts w:ascii="Courier" w:hAnsi="Courier"/>
-                <w:sz w:val="24"/>
-              </w:rPr>
-            </w:pPr>
-            <w:r>
-              <w:rPr>
-                <w:rFonts w:ascii="Nirmala UI" w:hAnsi="Nirmala UI" w:cs="Nirmala UI"/>
-              </w:rPr>
-              <w:t>൲</w:t>
-            </w:r>
-            <w:r>
-              <w:rPr>
-                <w:rFonts w:ascii="Arial" w:hAnsi="Arial" w:cs="Arial"/>
-              </w:rPr>
-              <w:br/>
-            </w:r>
-            <w:proofErr w:type="spellStart"/>
-            <w:r>
-              <w:rPr>
-                <w:rFonts w:ascii="Arial" w:hAnsi="Arial" w:cs="Arial"/>
-              </w:rPr>
-              <w:t>0D72</w:t>
-            </w:r>
-            <w:proofErr w:type="spellEnd"/>
-          </w:p>
-        </w:tc>
-        <w:tc>
-          <w:tcPr>
-            <w:tcW w:w="0" w:type="auto"/>
-            <w:tcBorders>
-              <w:top w:val="single" w:sz="12" w:space="0" w:color="000000"/>
-              <w:left w:val="single" w:sz="12" w:space="0" w:color="000000"/>
-              <w:bottom w:val="single" w:sz="12" w:space="0" w:color="000000"/>
-              <w:right w:val="single" w:sz="12" w:space="0" w:color="000000"/>
-            </w:tcBorders>
-            <w:vAlign w:val="center"/>
-          </w:tcPr>
-          <w:p>
-            <w:pPr>
-              <w:keepNext/>
-              <w:spacing w:after="0" w:line="240" w:lineRule="exact"/>
-              <w:jc w:val="center"/>
-              <w:rPr>
-                <w:rFonts w:ascii="Courier" w:hAnsi="Courier"/>
-                <w:sz w:val="18"/>
-                <w:szCs w:val="18"/>
-              </w:rPr>
-            </w:pPr>
-            <w:r>
-              <w:rPr>
-                <w:rFonts w:ascii="Arial" w:hAnsi="Arial" w:cs="Arial"/>
-                <w:sz w:val="18"/>
-                <w:szCs w:val="18"/>
-              </w:rPr>
-              <w:t>»</w:t>
-            </w:r>
-            <w:r>
-              <w:rPr>
-                <w:rFonts w:ascii="Arial" w:hAnsi="Arial" w:cs="Arial"/>
-                <w:sz w:val="18"/>
-                <w:szCs w:val="18"/>
-              </w:rPr>
-              <w:br/>
-            </w:r>
-            <w:proofErr w:type="spellStart"/>
-            <w:r>
-              <w:rPr>
-                <w:rFonts w:ascii="Arial" w:hAnsi="Arial" w:cs="Arial"/>
-                <w:sz w:val="18"/>
-                <w:szCs w:val="18"/>
               </w:rPr>
               <w:t>00BB</w:t>
             </w:r>
